--- a/eng/docx/64.content.docx
+++ b/eng/docx/64.content.docx
@@ -4,39 +4,66 @@
   <w:body>
     <w:p/>
     <w:p>
-      <w:r/>
+      <w:pPr/>
+      <w:r>
+        <w:rPr>
+          <w:lang w:val="en_US" w:bidi="en_US"/>
+        </w:rPr>
+      </w:r>
     </w:p>
     <w:p>
       <w:pPr>
         <w:pStyle w:val="Heading2"/>
       </w:pPr>
       <w:r>
-        <w:t>License Information</w:t>
-      </w:r>
-      <w:r/>
-    </w:p>
-    <w:p>
-      <w:r/>
+        <w:rPr>
+          <w:lang w:val="en_US" w:bidi="en_US"/>
+        </w:rPr>
+        <w:t>Resource: Open Translator's Notes</w:t>
+      </w:r>
+      <w:r>
+        <w:rPr>
+          <w:lang w:val="en_US" w:bidi="en_US"/>
+        </w:rPr>
+      </w:r>
+    </w:p>
+    <w:p>
+      <w:pPr/>
+      <w:r>
+        <w:rPr>
+          <w:lang w:val="en_US" w:bidi="en_US"/>
+        </w:rPr>
+      </w:r>
       <w:r>
         <w:rPr>
           <w:b/>
-        </w:rPr>
-        <w:t>Open Translator's Notes (SIL)</w:t>
-      </w:r>
-      <w:r>
-        <w:t xml:space="preserve"> is based on</w:t>
-      </w:r>
-      <w:r>
-        <w:t xml:space="preserve">: </w:t>
-      </w:r>
-      <w:r>
+          <w:lang w:val="en_US" w:bidi="en_US"/>
+        </w:rPr>
         <w:t>Open Translator's Notes</w:t>
       </w:r>
       <w:r>
+        <w:rPr>
+          <w:lang w:val="en_US" w:bidi="en_US"/>
+        </w:rPr>
+        <w:t xml:space="preserve"> is based on: </w:t>
+      </w:r>
+      <w:r>
+        <w:rPr>
+          <w:lang w:val="en_US" w:bidi="en_US"/>
+        </w:rPr>
+        <w:t>Open Translator's Notes</w:t>
+      </w:r>
+      <w:r>
+        <w:rPr>
+          <w:lang w:val="en_US" w:bidi="en_US"/>
+        </w:rPr>
         <w:t xml:space="preserve">, </w:t>
       </w:r>
       <w:hyperlink r:id="rId13">
         <w:r>
+          <w:rPr>
+            <w:lang w:val="en_US" w:bidi="en_US"/>
+          </w:rPr>
           <w:rPr>
             <w:color w:val="0000EE"/>
             <w:u w:val="single"/>
@@ -45,10 +72,16 @@
         </w:r>
       </w:hyperlink>
       <w:r>
+        <w:rPr>
+          <w:lang w:val="en_US" w:bidi="en_US"/>
+        </w:rPr>
         <w:t xml:space="preserve">, 2024, which is licensed under a </w:t>
       </w:r>
       <w:hyperlink r:id="rId14">
         <w:r>
+          <w:rPr>
+            <w:lang w:val="en_US" w:bidi="en_US"/>
+          </w:rPr>
           <w:rPr>
             <w:color w:val="0000EE"/>
             <w:u w:val="single"/>
@@ -57,24 +90,50 @@
         </w:r>
       </w:hyperlink>
       <w:r>
+        <w:rPr>
+          <w:lang w:val="en_US" w:bidi="en_US"/>
+        </w:rPr>
         <w:t>.</w:t>
       </w:r>
-      <w:r/>
-    </w:p>
-    <w:p>
-      <w:r/>
-      <w:r>
+      <w:r>
+        <w:rPr>
+          <w:lang w:val="en_US" w:bidi="en_US"/>
+        </w:rPr>
+      </w:r>
+    </w:p>
+    <w:p>
+      <w:pPr/>
+      <w:r>
+        <w:rPr>
+          <w:lang w:val="en_US" w:bidi="en_US"/>
+        </w:rPr>
+      </w:r>
+      <w:r>
+        <w:rPr>
+          <w:lang w:val="en_US" w:bidi="en_US"/>
+        </w:rPr>
         <w:t>This PDF version is provided under the same license.</w:t>
       </w:r>
-      <w:r/>
-      <w:r/>
+      <w:r>
+        <w:rPr>
+          <w:lang w:val="en_US" w:bidi="en_US"/>
+        </w:rPr>
+      </w:r>
+      <w:r>
+        <w:rPr>
+          <w:lang w:val="en_US" w:bidi="en_US"/>
+        </w:rPr>
+      </w:r>
     </w:p>
     <w:p>
       <w:pPr>
         <w:pStyle w:val="Heading1"/>
       </w:pPr>
       <w:r>
-        <w:t>Open Translator's Notes (SIL)</w:t>
+        <w:rPr>
+          <w:lang w:val="en_US" w:bidi="en_US"/>
+        </w:rPr>
+        <w:t>Open Translator's Notes</w:t>
       </w:r>
     </w:p>
     <w:p>
@@ -96,50 +155,153 @@
       </w:pPr>
     </w:p>
     <w:p>
-      <w:r/>
+      <w:pPr/>
+      <w:r>
+        <w:rPr>
+          <w:lang w:val="en_US" w:bidi="en_US"/>
+        </w:rPr>
+      </w:r>
     </w:p>
     <w:p>
       <w:pPr>
         <w:pStyle w:val="Heading2"/>
       </w:pPr>
       <w:r>
+        <w:rPr>
+          <w:lang w:val="en_US" w:bidi="en_US"/>
+        </w:rPr>
+        <w:t>3JN</w:t>
+      </w:r>
+      <w:r>
+        <w:rPr>
+          <w:lang w:val="en_US" w:bidi="en_US"/>
+        </w:rPr>
+      </w:r>
+    </w:p>
+    <w:p>
+      <w:pPr/>
+      <w:r>
+        <w:rPr>
+          <w:lang w:val="en_US" w:bidi="en_US"/>
+        </w:rPr>
+      </w:r>
+      <w:r>
+        <w:rPr>
+          <w:lang w:val="en_US" w:bidi="en_US"/>
+        </w:rPr>
+        <w:t xml:space="preserve"> </w:t>
+      </w:r>
+      <w:r>
+        <w:rPr>
+          <w:lang w:val="en_US" w:bidi="en_US"/>
+        </w:rPr>
+      </w:r>
+      <w:r>
+        <w:rPr>
+          <w:lang w:val="en_US" w:bidi="en_US"/>
+        </w:rPr>
+      </w:r>
+    </w:p>
+    <w:p>
+      <w:pPr>
+        <w:sectPr>
+          <w:footnotePr>
+            <w:numRestart w:val="eachSect"/>
+          </w:footnotePr>
+          <w:type w:val="continuous"/>
+          <w:pgSz w:w="12240" w:h="15840" w:code="1"/>
+          <w:pgMar w:top="1440" w:right="1440" w:bottom="1440" w:left="1440" w:header="504" w:footer="504" w:gutter="0"/>
+          <w:cols w:space="708"/>
+          <w:titlePg/>
+          <w:docGrid w:linePitch="360"/>
+        </w:sectPr>
+      </w:pPr>
+    </w:p>
+    <w:p>
+      <w:pPr/>
+      <w:r>
+        <w:rPr>
+          <w:lang w:val="en_US" w:bidi="en_US"/>
+        </w:rPr>
+      </w:r>
+    </w:p>
+    <w:p>
+      <w:pPr>
+        <w:pStyle w:val="Heading2"/>
+      </w:pPr>
+      <w:r>
+        <w:rPr>
+          <w:lang w:val="en_US" w:bidi="en_US"/>
+        </w:rPr>
         <w:t>3 John 1:1</w:t>
       </w:r>
-      <w:r/>
-    </w:p>
-    <w:p>
-      <w:pPr>
-        <w:pStyle w:val="Heading3"/>
-      </w:pPr>
-      <w:r>
+      <w:r>
+        <w:rPr>
+          <w:lang w:val="en_US" w:bidi="en_US"/>
+        </w:rPr>
+      </w:r>
+    </w:p>
+    <w:p>
+      <w:pPr>
+        <w:pStyle w:val="Heading4"/>
+      </w:pPr>
+      <w:r>
+        <w:rPr>
+          <w:lang w:val="en_US" w:bidi="en_US"/>
+        </w:rPr>
         <w:t>Section 1–4: Greetings</w:t>
       </w:r>
     </w:p>
     <w:p>
-      <w:r/>
-      <w:r>
+      <w:pPr/>
+      <w:r>
+        <w:rPr>
+          <w:lang w:val="en_US" w:bidi="en_US"/>
+        </w:rPr>
+      </w:r>
+      <w:r>
+        <w:rPr>
+          <w:lang w:val="en_US" w:bidi="en_US"/>
+        </w:rPr>
         <w:t>Read 1–4 carefully in both BSB and GNT. Compare the two versions.</w:t>
       </w:r>
     </w:p>
     <w:p>
-      <w:r/>
-      <w:r>
+      <w:pPr/>
+      <w:r>
+        <w:rPr>
+          <w:lang w:val="en_US" w:bidi="en_US"/>
+        </w:rPr>
+      </w:r>
+      <w:r>
+        <w:rPr>
+          <w:lang w:val="en_US" w:bidi="en_US"/>
+        </w:rPr>
         <w:t>Section Theme: As in 2 John 1–3, these verses contain the formal parts of the introduction to a Greek letter, that is, a description of the writer and the person he is writing to, and then a blessing (verse 2). John then goes on to encourage the person he is writing to (Gaius) by saying how pleased he was by the good reports he had heard about Gaius.</w:t>
       </w:r>
     </w:p>
     <w:p>
       <w:pPr>
-        <w:pStyle w:val="Heading4"/>
-      </w:pPr>
-      <w:r>
+        <w:pStyle w:val="Heading5"/>
+      </w:pPr>
+      <w:r>
+        <w:rPr>
+          <w:lang w:val="en_US" w:bidi="en_US"/>
+        </w:rPr>
         <w:t>1a</w:t>
       </w:r>
     </w:p>
     <w:p>
-      <w:r/>
+      <w:pPr/>
+      <w:r>
+        <w:rPr>
+          <w:lang w:val="en_US" w:bidi="en_US"/>
+        </w:rPr>
+      </w:r>
       <w:r>
         <w:rPr>
           <w:b/>
+          <w:lang w:val="en_US" w:bidi="en_US"/>
         </w:rPr>
         <w:t>The elder,</w:t>
       </w:r>
@@ -150,53 +312,85 @@
         <w:spacing w:line="240" w:lineRule="auto"/>
         <w:ind w:left="720"/>
       </w:pPr>
-      <w:r/>
-      <w:r>
+      <w:r>
+        <w:rPr>
+          <w:lang w:val="en_US" w:bidi="en_US"/>
+        </w:rPr>
+      </w:r>
+      <w:r>
+        <w:rPr>
+          <w:lang w:val="en_US" w:bidi="en_US"/>
+        </w:rPr>
         <w:t>¶ I, the church leader/elder, am writing this letter</w:t>
       </w:r>
     </w:p>
     <w:p>
       <w:pPr>
-        <w:pStyle w:val="Heading4"/>
-      </w:pPr>
-      <w:r>
+        <w:pStyle w:val="Heading5"/>
+      </w:pPr>
+      <w:r>
+        <w:rPr>
+          <w:lang w:val="en_US" w:bidi="en_US"/>
+        </w:rPr>
         <w:t>1a–b</w:t>
       </w:r>
     </w:p>
     <w:p>
-      <w:r/>
+      <w:pPr/>
+      <w:r>
+        <w:rPr>
+          <w:lang w:val="en_US" w:bidi="en_US"/>
+        </w:rPr>
+      </w:r>
       <w:r>
         <w:rPr>
           <w:b/>
+          <w:lang w:val="en_US" w:bidi="en_US"/>
         </w:rPr>
         <w:t>The elder, To:</w:t>
       </w:r>
       <w:r>
+        <w:rPr>
+          <w:lang w:val="en_US" w:bidi="en_US"/>
+        </w:rPr>
         <w:t xml:space="preserve"> </w:t>
       </w:r>
       <w:r>
         <w:rPr>
           <w:i/>
+          <w:lang w:val="en_US" w:bidi="en_US"/>
         </w:rPr>
         <w:t>(Discourse Feature)</w:t>
       </w:r>
       <w:r>
+        <w:rPr>
+          <w:lang w:val="en_US" w:bidi="en_US"/>
+        </w:rPr>
         <w:t xml:space="preserve"> As in 2 John 1, this is a typical beginning for a Greek letter of John’s time. However in many languages the writer of a letter introduces himself in the first person singular, “I, the elder, am writing to….” In translation the natural form for starting a letter should be used.</w:t>
       </w:r>
     </w:p>
     <w:p>
       <w:pPr>
-        <w:pStyle w:val="Heading4"/>
-      </w:pPr>
-      <w:r>
+        <w:pStyle w:val="Heading5"/>
+      </w:pPr>
+      <w:r>
+        <w:rPr>
+          <w:lang w:val="en_US" w:bidi="en_US"/>
+        </w:rPr>
         <w:t>1b</w:t>
       </w:r>
     </w:p>
     <w:p>
-      <w:r/>
+      <w:pPr/>
+      <w:r>
+        <w:rPr>
+          <w:lang w:val="en_US" w:bidi="en_US"/>
+        </w:rPr>
+      </w:r>
       <w:r>
         <w:rPr>
           <w:b/>
+          <w:lang w:val="en_US" w:bidi="en_US"/>
         </w:rPr>
         <w:t>To the beloved Gaius, whom I love in the truth:</w:t>
       </w:r>
@@ -207,72 +401,140 @@
         <w:spacing w:line="240" w:lineRule="auto"/>
         <w:ind w:left="720"/>
       </w:pPr>
-      <w:r/>
-      <w:r>
+      <w:r>
+        <w:rPr>
+          <w:lang w:val="en_US" w:bidi="en_US"/>
+        </w:rPr>
+      </w:r>
+      <w:r>
+        <w:rPr>
+          <w:lang w:val="en_US" w:bidi="en_US"/>
+        </w:rPr>
         <w:t>to you, dear Gaius. I truly love you.</w:t>
       </w:r>
     </w:p>
     <w:p>
-      <w:r/>
+      <w:pPr/>
+      <w:r>
+        <w:rPr>
+          <w:lang w:val="en_US" w:bidi="en_US"/>
+        </w:rPr>
+      </w:r>
       <w:r>
         <w:rPr>
           <w:b/>
+          <w:lang w:val="en_US" w:bidi="en_US"/>
         </w:rPr>
         <w:t>the beloved:</w:t>
       </w:r>
       <w:r>
+        <w:rPr>
+          <w:lang w:val="en_US" w:bidi="en_US"/>
+        </w:rPr>
         <w:t xml:space="preserve"> </w:t>
       </w:r>
       <w:r>
         <w:rPr>
           <w:i/>
+          <w:lang w:val="en_US" w:bidi="en_US"/>
         </w:rPr>
         <w:t>(Meaning)</w:t>
       </w:r>
       <w:r>
+        <w:rPr>
+          <w:lang w:val="en_US" w:bidi="en_US"/>
+        </w:rPr>
         <w:t xml:space="preserve"> This represents the Greek word which is translated by BSB as “beloved” in 1 John 2:7 and other places in 1 John. It is closely related to the Greek word for “love” and means “dear ones” or “you who I love.”</w:t>
       </w:r>
     </w:p>
     <w:p>
-      <w:r/>
+      <w:pPr/>
+      <w:r>
+        <w:rPr>
+          <w:lang w:val="en_US" w:bidi="en_US"/>
+        </w:rPr>
+      </w:r>
       <w:r>
         <w:rPr>
           <w:b/>
+          <w:lang w:val="en_US" w:bidi="en_US"/>
         </w:rPr>
         <w:t>Gaius:</w:t>
       </w:r>
       <w:r>
+        <w:rPr>
+          <w:lang w:val="en_US" w:bidi="en_US"/>
+        </w:rPr>
         <w:t xml:space="preserve"> </w:t>
       </w:r>
       <w:r>
         <w:rPr>
           <w:i/>
+          <w:lang w:val="en_US" w:bidi="en_US"/>
         </w:rPr>
         <w:t>(New Participant)</w:t>
       </w:r>
       <w:r>
+        <w:rPr>
+          <w:lang w:val="en_US" w:bidi="en_US"/>
+        </w:rPr>
         <w:t xml:space="preserve"> This is the same name as in Acts 19:29, 20:4, Romans 16:23 and 1 Corinthians 1:14, but probably a different person. Gaius was a very common name in the Roman Empire.</w:t>
       </w:r>
     </w:p>
     <w:p>
-      <w:r/>
+      <w:pPr/>
+      <w:r>
+        <w:rPr>
+          <w:lang w:val="en_US" w:bidi="en_US"/>
+        </w:rPr>
+      </w:r>
       <w:r>
         <w:rPr>
           <w:b/>
+          <w:lang w:val="en_US" w:bidi="en_US"/>
         </w:rPr>
         <w:t>in the truth:</w:t>
       </w:r>
       <w:r>
+        <w:rPr>
+          <w:lang w:val="en_US" w:bidi="en_US"/>
+        </w:rPr>
         <w:t xml:space="preserve"> </w:t>
       </w:r>
       <w:r>
         <w:rPr>
           <w:i/>
+          <w:lang w:val="en_US" w:bidi="en_US"/>
         </w:rPr>
         <w:t>(Alternative Interpretations)</w:t>
       </w:r>
       <w:r>
+        <w:rPr>
+          <w:lang w:val="en_US" w:bidi="en_US"/>
+        </w:rPr>
         <w:t xml:space="preserve"> This is the same phrase as in 2 John 1. As in that verse, there are two different interpretations of what it means:</w:t>
+      </w:r>
+    </w:p>
+    <w:p>
+      <w:pPr>
+        <w:pStyle w:val="ListNumber"/>
+        <w:numPr>
+          <w:ilvl w:val="0"/>
+          <w:numId w:val="14"/>
+        </w:numPr>
+        <w:spacing w:line="240" w:lineRule="auto"/>
+        <w:ind w:left="720"/>
+      </w:pPr>
+      <w:r>
+        <w:rPr>
+          <w:lang w:val="en_US" w:bidi="en_US"/>
+        </w:rPr>
+      </w:r>
+      <w:r>
+        <w:rPr>
+          <w:lang w:val="en_US" w:bidi="en_US"/>
+        </w:rPr>
+        <w:t>It probably means “truly/really.” (GNT, NEB, LB, JBP)</w:t>
       </w:r>
     </w:p>
     <w:p>
@@ -281,9 +543,751 @@
         <w:spacing w:line="240" w:lineRule="auto"/>
         <w:ind w:left="720"/>
       </w:pPr>
-      <w:r/>
-      <w:r>
-        <w:t>It probably means “truly/really.” (GNT, NEB, LB, JBP)</w:t>
+      <w:r>
+        <w:rPr>
+          <w:lang w:val="en_US" w:bidi="en_US"/>
+        </w:rPr>
+      </w:r>
+      <w:r>
+        <w:rPr>
+          <w:lang w:val="en_US" w:bidi="en_US"/>
+        </w:rPr>
+        <w:t>It may mean “because we all believe in God’s truth.”</w:t>
+      </w:r>
+      <w:r>
+        <w:rPr>
+          <w:lang w:val="en_US" w:bidi="en_US"/>
+        </w:rPr>
+      </w:r>
+      <w:r>
+        <w:rPr>
+          <w:lang w:val="en_US" w:bidi="en_US"/>
+        </w:rPr>
+      </w:r>
+    </w:p>
+    <w:p>
+      <w:pPr/>
+      <w:r>
+        <w:rPr>
+          <w:lang w:val="en_US" w:bidi="en_US"/>
+        </w:rPr>
+      </w:r>
+    </w:p>
+    <w:p>
+      <w:pPr>
+        <w:pStyle w:val="Heading2"/>
+      </w:pPr>
+      <w:r>
+        <w:rPr>
+          <w:lang w:val="en_US" w:bidi="en_US"/>
+        </w:rPr>
+        <w:t>3 John 1:2</w:t>
+      </w:r>
+      <w:r>
+        <w:rPr>
+          <w:lang w:val="en_US" w:bidi="en_US"/>
+        </w:rPr>
+      </w:r>
+    </w:p>
+    <w:p>
+      <w:pPr>
+        <w:pStyle w:val="Heading4"/>
+      </w:pPr>
+      <w:r>
+        <w:rPr>
+          <w:lang w:val="en_US" w:bidi="en_US"/>
+        </w:rPr>
+        <w:t>Section 1–4: Greetings</w:t>
+      </w:r>
+    </w:p>
+    <w:p>
+      <w:pPr/>
+      <w:r>
+        <w:rPr>
+          <w:lang w:val="en_US" w:bidi="en_US"/>
+        </w:rPr>
+      </w:r>
+      <w:r>
+        <w:rPr>
+          <w:lang w:val="en_US" w:bidi="en_US"/>
+        </w:rPr>
+        <w:t>Read 1–4 carefully in both BSB and GNT. Compare the two versions.</w:t>
+      </w:r>
+    </w:p>
+    <w:p>
+      <w:pPr/>
+      <w:r>
+        <w:rPr>
+          <w:lang w:val="en_US" w:bidi="en_US"/>
+        </w:rPr>
+      </w:r>
+      <w:r>
+        <w:rPr>
+          <w:lang w:val="en_US" w:bidi="en_US"/>
+        </w:rPr>
+        <w:t>Section Theme: As in 2 John 1–3, these verses contain the formal parts of the introduction to a Greek letter, that is, a description of the writer and the person he is writing to, and then a blessing (verse 2). John then goes on to encourage the person he is writing to (Gaius) by saying how pleased he was by the good reports he had heard about Gaius.</w:t>
+      </w:r>
+    </w:p>
+    <w:p>
+      <w:pPr>
+        <w:pStyle w:val="Heading5"/>
+      </w:pPr>
+      <w:r>
+        <w:rPr>
+          <w:lang w:val="en_US" w:bidi="en_US"/>
+        </w:rPr>
+        <w:t xml:space="preserve">2 </w:t>
+      </w:r>
+      <w:r>
+        <w:rPr>
+          <w:i/>
+          <w:lang w:val="en_US" w:bidi="en_US"/>
+        </w:rPr>
+        <w:t>(Focus)</w:t>
+      </w:r>
+    </w:p>
+    <w:p>
+      <w:pPr/>
+      <w:r>
+        <w:rPr>
+          <w:lang w:val="en_US" w:bidi="en_US"/>
+        </w:rPr>
+      </w:r>
+      <w:r>
+        <w:rPr>
+          <w:lang w:val="en_US" w:bidi="en_US"/>
+        </w:rPr>
+        <w:t>The focus of this verse is John’s wish that all may be well with Gaius in his physical health and in his daily business. He then says that he knows that Gaius’ spiritual life is going well.</w:t>
+      </w:r>
+    </w:p>
+    <w:p>
+      <w:pPr>
+        <w:pStyle w:val="Heading5"/>
+      </w:pPr>
+      <w:r>
+        <w:rPr>
+          <w:lang w:val="en_US" w:bidi="en_US"/>
+        </w:rPr>
+        <w:t>2a</w:t>
+      </w:r>
+    </w:p>
+    <w:p>
+      <w:pPr/>
+      <w:r>
+        <w:rPr>
+          <w:lang w:val="en_US" w:bidi="en_US"/>
+        </w:rPr>
+      </w:r>
+      <w:r>
+        <w:rPr>
+          <w:b/>
+          <w:lang w:val="en_US" w:bidi="en_US"/>
+        </w:rPr>
+        <w:t>Beloved, I pray that in every way you may prosper and enjoy good health,</w:t>
+      </w:r>
+    </w:p>
+    <w:p>
+      <w:pPr>
+        <w:pStyle w:val="ListBullet"/>
+        <w:spacing w:line="240" w:lineRule="auto"/>
+        <w:ind w:left="720"/>
+      </w:pPr>
+      <w:r>
+        <w:rPr>
+          <w:lang w:val="en_US" w:bidi="en_US"/>
+        </w:rPr>
+      </w:r>
+      <w:r>
+        <w:rPr>
+          <w:lang w:val="en_US" w:bidi="en_US"/>
+        </w:rPr>
+        <w:t>My dear friend, I hope that you may be well/strong in your body and that you may succeed/prosper in all your affairs/work,</w:t>
+      </w:r>
+    </w:p>
+    <w:p>
+      <w:pPr/>
+      <w:r>
+        <w:rPr>
+          <w:lang w:val="en_US" w:bidi="en_US"/>
+        </w:rPr>
+      </w:r>
+      <w:r>
+        <w:rPr>
+          <w:b/>
+          <w:lang w:val="en_US" w:bidi="en_US"/>
+        </w:rPr>
+        <w:t>I pray that:</w:t>
+      </w:r>
+      <w:r>
+        <w:rPr>
+          <w:lang w:val="en_US" w:bidi="en_US"/>
+        </w:rPr>
+        <w:t xml:space="preserve"> </w:t>
+      </w:r>
+      <w:r>
+        <w:rPr>
+          <w:i/>
+          <w:lang w:val="en_US" w:bidi="en_US"/>
+        </w:rPr>
+        <w:t>(Multiple Senses)</w:t>
+      </w:r>
+      <w:r>
+        <w:rPr>
+          <w:lang w:val="en_US" w:bidi="en_US"/>
+        </w:rPr>
+        <w:t xml:space="preserve"> This verb can be used both in the sense of praying to God and in the sense of wishing or hoping for something. It is probably being used in this second sense here. See JB.</w:t>
+      </w:r>
+    </w:p>
+    <w:p>
+      <w:pPr>
+        <w:pStyle w:val="Heading5"/>
+      </w:pPr>
+      <w:r>
+        <w:rPr>
+          <w:lang w:val="en_US" w:bidi="en_US"/>
+        </w:rPr>
+        <w:t>2b</w:t>
+      </w:r>
+    </w:p>
+    <w:p>
+      <w:pPr/>
+      <w:r>
+        <w:rPr>
+          <w:lang w:val="en_US" w:bidi="en_US"/>
+        </w:rPr>
+      </w:r>
+      <w:r>
+        <w:rPr>
+          <w:b/>
+          <w:lang w:val="en_US" w:bidi="en_US"/>
+        </w:rPr>
+        <w:t>as your soul also prospers.</w:t>
+      </w:r>
+    </w:p>
+    <w:p>
+      <w:pPr>
+        <w:pStyle w:val="ListBullet"/>
+        <w:spacing w:line="240" w:lineRule="auto"/>
+        <w:ind w:left="720"/>
+      </w:pPr>
+      <w:r>
+        <w:rPr>
+          <w:lang w:val="en_US" w:bidi="en_US"/>
+        </w:rPr>
+      </w:r>
+      <w:r>
+        <w:rPr>
+          <w:lang w:val="en_US" w:bidi="en_US"/>
+        </w:rPr>
+        <w:t xml:space="preserve">just as your spiritual life is doing well </w:t>
+      </w:r>
+      <w:r>
+        <w:rPr>
+          <w:lang w:val="en_US" w:bidi="en_US"/>
+        </w:rPr>
+        <w:t>in its relationship with God</w:t>
+      </w:r>
+      <w:r>
+        <w:rPr>
+          <w:lang w:val="en_US" w:bidi="en_US"/>
+        </w:rPr>
+        <w:t>.</w:t>
+      </w:r>
+    </w:p>
+    <w:p>
+      <w:pPr>
+        <w:pStyle w:val="ListBullet"/>
+        <w:spacing w:line="240" w:lineRule="auto"/>
+        <w:ind w:left="720"/>
+      </w:pPr>
+      <w:r>
+        <w:rPr>
+          <w:lang w:val="en_US" w:bidi="en_US"/>
+        </w:rPr>
+      </w:r>
+      <w:r>
+        <w:rPr>
+          <w:lang w:val="en_US" w:bidi="en_US"/>
+        </w:rPr>
+        <w:t>in the same way that you are succeeding at living more in union with God.</w:t>
+      </w:r>
+    </w:p>
+    <w:p>
+      <w:pPr/>
+      <w:r>
+        <w:rPr>
+          <w:lang w:val="en_US" w:bidi="en_US"/>
+        </w:rPr>
+      </w:r>
+      <w:r>
+        <w:rPr>
+          <w:b/>
+          <w:lang w:val="en_US" w:bidi="en_US"/>
+        </w:rPr>
+        <w:t>soul:</w:t>
+      </w:r>
+      <w:r>
+        <w:rPr>
+          <w:lang w:val="en_US" w:bidi="en_US"/>
+        </w:rPr>
+        <w:t xml:space="preserve"> </w:t>
+      </w:r>
+      <w:r>
+        <w:rPr>
+          <w:i/>
+          <w:lang w:val="en_US" w:bidi="en_US"/>
+        </w:rPr>
+        <w:t>(Figure of Speech)</w:t>
+      </w:r>
+      <w:r>
+        <w:rPr>
+          <w:lang w:val="en_US" w:bidi="en_US"/>
+        </w:rPr>
+        <w:t xml:space="preserve"> This word is used here as a figure of speech referring to Gaius’ spiritual life, his relationship with God.</w:t>
+      </w:r>
+      <w:r>
+        <w:rPr>
+          <w:lang w:val="en_US" w:bidi="en_US"/>
+        </w:rPr>
+      </w:r>
+      <w:r>
+        <w:rPr>
+          <w:lang w:val="en_US" w:bidi="en_US"/>
+        </w:rPr>
+      </w:r>
+    </w:p>
+    <w:p>
+      <w:pPr/>
+      <w:r>
+        <w:rPr>
+          <w:lang w:val="en_US" w:bidi="en_US"/>
+        </w:rPr>
+      </w:r>
+    </w:p>
+    <w:p>
+      <w:pPr>
+        <w:pStyle w:val="Heading2"/>
+      </w:pPr>
+      <w:r>
+        <w:rPr>
+          <w:lang w:val="en_US" w:bidi="en_US"/>
+        </w:rPr>
+        <w:t>3 John 1:3</w:t>
+      </w:r>
+      <w:r>
+        <w:rPr>
+          <w:lang w:val="en_US" w:bidi="en_US"/>
+        </w:rPr>
+      </w:r>
+    </w:p>
+    <w:p>
+      <w:pPr>
+        <w:pStyle w:val="Heading4"/>
+      </w:pPr>
+      <w:r>
+        <w:rPr>
+          <w:lang w:val="en_US" w:bidi="en_US"/>
+        </w:rPr>
+        <w:t>Section 1–4: Greetings</w:t>
+      </w:r>
+    </w:p>
+    <w:p>
+      <w:pPr/>
+      <w:r>
+        <w:rPr>
+          <w:lang w:val="en_US" w:bidi="en_US"/>
+        </w:rPr>
+      </w:r>
+      <w:r>
+        <w:rPr>
+          <w:lang w:val="en_US" w:bidi="en_US"/>
+        </w:rPr>
+        <w:t>Read 1–4 carefully in both BSB and GNT. Compare the two versions.</w:t>
+      </w:r>
+    </w:p>
+    <w:p>
+      <w:pPr/>
+      <w:r>
+        <w:rPr>
+          <w:lang w:val="en_US" w:bidi="en_US"/>
+        </w:rPr>
+      </w:r>
+      <w:r>
+        <w:rPr>
+          <w:lang w:val="en_US" w:bidi="en_US"/>
+        </w:rPr>
+        <w:t>Section Theme: As in 2 John 1–3, these verses contain the formal parts of the introduction to a Greek letter, that is, a description of the writer and the person he is writing to, and then a blessing (verse 2). John then goes on to encourage the person he is writing to (Gaius) by saying how pleased he was by the good reports he had heard about Gaius.</w:t>
+      </w:r>
+    </w:p>
+    <w:p>
+      <w:pPr>
+        <w:pStyle w:val="Heading5"/>
+      </w:pPr>
+      <w:r>
+        <w:rPr>
+          <w:lang w:val="en_US" w:bidi="en_US"/>
+        </w:rPr>
+        <w:t>3a</w:t>
+      </w:r>
+    </w:p>
+    <w:p>
+      <w:pPr/>
+      <w:r>
+        <w:rPr>
+          <w:lang w:val="en_US" w:bidi="en_US"/>
+        </w:rPr>
+      </w:r>
+      <w:r>
+        <w:rPr>
+          <w:b/>
+          <w:lang w:val="en_US" w:bidi="en_US"/>
+        </w:rPr>
+        <w:t>For I was overjoyed when the brothers came</w:t>
+      </w:r>
+    </w:p>
+    <w:p>
+      <w:pPr>
+        <w:pStyle w:val="ListBullet"/>
+        <w:spacing w:line="240" w:lineRule="auto"/>
+        <w:ind w:left="720"/>
+      </w:pPr>
+      <w:r>
+        <w:rPr>
+          <w:lang w:val="en_US" w:bidi="en_US"/>
+        </w:rPr>
+      </w:r>
+      <w:r>
+        <w:rPr>
+          <w:lang w:val="en_US" w:bidi="en_US"/>
+        </w:rPr>
+        <w:t>I became very happy when/because some fellow Christians came here</w:t>
+      </w:r>
+    </w:p>
+    <w:p>
+      <w:pPr/>
+      <w:r>
+        <w:rPr>
+          <w:lang w:val="en_US" w:bidi="en_US"/>
+        </w:rPr>
+      </w:r>
+      <w:r>
+        <w:rPr>
+          <w:b/>
+          <w:lang w:val="en_US" w:bidi="en_US"/>
+        </w:rPr>
+        <w:t>the brothers:</w:t>
+      </w:r>
+      <w:r>
+        <w:rPr>
+          <w:lang w:val="en_US" w:bidi="en_US"/>
+        </w:rPr>
+        <w:t xml:space="preserve"> </w:t>
+      </w:r>
+      <w:r>
+        <w:rPr>
+          <w:i/>
+          <w:lang w:val="en_US" w:bidi="en_US"/>
+        </w:rPr>
+        <w:t>(Multiple Senses)</w:t>
+      </w:r>
+      <w:r>
+        <w:rPr>
+          <w:lang w:val="en_US" w:bidi="en_US"/>
+        </w:rPr>
+        <w:t xml:space="preserve"> This is used here in the sense of “fellow Christians.”</w:t>
+      </w:r>
+    </w:p>
+    <w:p>
+      <w:pPr>
+        <w:pStyle w:val="Heading5"/>
+      </w:pPr>
+      <w:r>
+        <w:rPr>
+          <w:lang w:val="en_US" w:bidi="en_US"/>
+        </w:rPr>
+        <w:t>3b</w:t>
+      </w:r>
+    </w:p>
+    <w:p>
+      <w:pPr/>
+      <w:r>
+        <w:rPr>
+          <w:lang w:val="en_US" w:bidi="en_US"/>
+        </w:rPr>
+      </w:r>
+      <w:r>
+        <w:rPr>
+          <w:b/>
+          <w:lang w:val="en_US" w:bidi="en_US"/>
+        </w:rPr>
+        <w:t>and testified about your devotion to the truth,</w:t>
+      </w:r>
+    </w:p>
+    <w:p>
+      <w:pPr>
+        <w:pStyle w:val="ListBullet"/>
+        <w:spacing w:line="240" w:lineRule="auto"/>
+        <w:ind w:left="720"/>
+      </w:pPr>
+      <w:r>
+        <w:rPr>
+          <w:lang w:val="en_US" w:bidi="en_US"/>
+        </w:rPr>
+      </w:r>
+      <w:r>
+        <w:rPr>
+          <w:lang w:val="en_US" w:bidi="en_US"/>
+        </w:rPr>
+        <w:t>and told us</w:t>
+      </w:r>
+      <w:r>
+        <w:rPr>
+          <w:vertAlign w:val="superscript"/>
+          <w:lang w:val="en_US" w:bidi="en_US"/>
+        </w:rPr>
+        <w:t>(excl)</w:t>
+      </w:r>
+      <w:r>
+        <w:rPr>
+          <w:lang w:val="en_US" w:bidi="en_US"/>
+        </w:rPr>
+        <w:t xml:space="preserve"> that you are living in God’s true way.</w:t>
+      </w:r>
+    </w:p>
+    <w:p>
+      <w:pPr>
+        <w:pStyle w:val="ListBullet"/>
+        <w:spacing w:line="240" w:lineRule="auto"/>
+        <w:ind w:left="720"/>
+      </w:pPr>
+      <w:r>
+        <w:rPr>
+          <w:lang w:val="en_US" w:bidi="en_US"/>
+        </w:rPr>
+      </w:r>
+      <w:r>
+        <w:rPr>
+          <w:lang w:val="en_US" w:bidi="en_US"/>
+        </w:rPr>
+        <w:t>and told us</w:t>
+      </w:r>
+      <w:r>
+        <w:rPr>
+          <w:vertAlign w:val="superscript"/>
+          <w:lang w:val="en_US" w:bidi="en_US"/>
+        </w:rPr>
+        <w:t>(excl)</w:t>
+      </w:r>
+      <w:r>
+        <w:rPr>
+          <w:lang w:val="en_US" w:bidi="en_US"/>
+        </w:rPr>
+        <w:t xml:space="preserve"> how you are doing what God has shown us</w:t>
+      </w:r>
+      <w:r>
+        <w:rPr>
+          <w:vertAlign w:val="superscript"/>
+          <w:lang w:val="en_US" w:bidi="en_US"/>
+        </w:rPr>
+        <w:t>(incl)</w:t>
+      </w:r>
+      <w:r>
+        <w:rPr>
+          <w:lang w:val="en_US" w:bidi="en_US"/>
+        </w:rPr>
+        <w:t xml:space="preserve"> he truly wants us to do.</w:t>
+      </w:r>
+    </w:p>
+    <w:p>
+      <w:pPr/>
+      <w:r>
+        <w:rPr>
+          <w:lang w:val="en_US" w:bidi="en_US"/>
+        </w:rPr>
+      </w:r>
+      <w:r>
+        <w:rPr>
+          <w:b/>
+          <w:lang w:val="en_US" w:bidi="en_US"/>
+        </w:rPr>
+        <w:t>testified about:</w:t>
+      </w:r>
+      <w:r>
+        <w:rPr>
+          <w:lang w:val="en_US" w:bidi="en_US"/>
+        </w:rPr>
+        <w:t xml:space="preserve"> </w:t>
+      </w:r>
+      <w:r>
+        <w:rPr>
+          <w:i/>
+          <w:lang w:val="en_US" w:bidi="en_US"/>
+        </w:rPr>
+        <w:t>(Lexical Problem)</w:t>
+      </w:r>
+      <w:r>
+        <w:rPr>
+          <w:lang w:val="en_US" w:bidi="en_US"/>
+        </w:rPr>
+        <w:t xml:space="preserve"> John does not mention here who they told this to. However in verse 6 he mentions that these brothers spoke about Gaius to the whole church in the place where John was.</w:t>
+      </w:r>
+    </w:p>
+    <w:p>
+      <w:pPr/>
+      <w:r>
+        <w:rPr>
+          <w:lang w:val="en_US" w:bidi="en_US"/>
+        </w:rPr>
+      </w:r>
+      <w:r>
+        <w:rPr>
+          <w:b/>
+          <w:lang w:val="en_US" w:bidi="en_US"/>
+        </w:rPr>
+        <w:t>your devotion to the truth:</w:t>
+      </w:r>
+      <w:r>
+        <w:rPr>
+          <w:lang w:val="en_US" w:bidi="en_US"/>
+        </w:rPr>
+        <w:t xml:space="preserve"> </w:t>
+      </w:r>
+      <w:r>
+        <w:rPr>
+          <w:i/>
+          <w:lang w:val="en_US" w:bidi="en_US"/>
+        </w:rPr>
+        <w:t>(Meaning)</w:t>
+      </w:r>
+      <w:r>
+        <w:rPr>
+          <w:lang w:val="en_US" w:bidi="en_US"/>
+        </w:rPr>
+        <w:t xml:space="preserve"> This means Gaius was putting into practice in his daily life the truth about how God wants us to live.</w:t>
+      </w:r>
+    </w:p>
+    <w:p>
+      <w:pPr>
+        <w:pStyle w:val="Heading5"/>
+      </w:pPr>
+      <w:r>
+        <w:rPr>
+          <w:lang w:val="en_US" w:bidi="en_US"/>
+        </w:rPr>
+        <w:t>3c</w:t>
+      </w:r>
+    </w:p>
+    <w:p>
+      <w:pPr/>
+      <w:r>
+        <w:rPr>
+          <w:lang w:val="en_US" w:bidi="en_US"/>
+        </w:rPr>
+      </w:r>
+      <w:r>
+        <w:rPr>
+          <w:b/>
+          <w:lang w:val="en_US" w:bidi="en_US"/>
+        </w:rPr>
+        <w:t>in which you continue to walk.</w:t>
+      </w:r>
+    </w:p>
+    <w:p>
+      <w:pPr>
+        <w:pStyle w:val="ListBullet"/>
+        <w:spacing w:line="240" w:lineRule="auto"/>
+        <w:ind w:left="720"/>
+      </w:pPr>
+      <w:r>
+        <w:rPr>
+          <w:lang w:val="en_US" w:bidi="en_US"/>
+        </w:rPr>
+      </w:r>
+      <w:r>
+        <w:rPr>
+          <w:lang w:val="en_US" w:bidi="en_US"/>
+        </w:rPr>
+        <w:t xml:space="preserve">And I know that you are </w:t>
+      </w:r>
+      <w:r>
+        <w:rPr>
+          <w:lang w:val="en_US" w:bidi="en_US"/>
+        </w:rPr>
+        <w:t>in fact</w:t>
+      </w:r>
+      <w:r>
+        <w:rPr>
+          <w:lang w:val="en_US" w:bidi="en_US"/>
+        </w:rPr>
+        <w:t xml:space="preserve"> living/doing like that </w:t>
+      </w:r>
+      <w:r>
+        <w:rPr>
+          <w:lang w:val="en_US" w:bidi="en_US"/>
+        </w:rPr>
+        <w:t>always</w:t>
+      </w:r>
+      <w:r>
+        <w:rPr>
+          <w:lang w:val="en_US" w:bidi="en_US"/>
+        </w:rPr>
+        <w:t>.</w:t>
+      </w:r>
+    </w:p>
+    <w:p>
+      <w:pPr/>
+      <w:r>
+        <w:rPr>
+          <w:lang w:val="en_US" w:bidi="en_US"/>
+        </w:rPr>
+      </w:r>
+      <w:r>
+        <w:rPr>
+          <w:b/>
+          <w:lang w:val="en_US" w:bidi="en_US"/>
+        </w:rPr>
+        <w:t>in which you continue to walk:</w:t>
+      </w:r>
+      <w:r>
+        <w:rPr>
+          <w:lang w:val="en_US" w:bidi="en_US"/>
+        </w:rPr>
+        <w:t xml:space="preserve"> </w:t>
+      </w:r>
+      <w:r>
+        <w:rPr>
+          <w:i/>
+          <w:lang w:val="en_US" w:bidi="en_US"/>
+        </w:rPr>
+        <w:t>(Alternative Interpretations)</w:t>
+      </w:r>
+      <w:r>
+        <w:rPr>
+          <w:lang w:val="en_US" w:bidi="en_US"/>
+        </w:rPr>
+        <w:t xml:space="preserve"> There are different views about whether the last clause of this verse is part of what the brothers reported or whether it is John’s comment on their report:</w:t>
+      </w:r>
+    </w:p>
+    <w:p>
+      <w:pPr>
+        <w:pStyle w:val="ListNumber"/>
+        <w:numPr>
+          <w:ilvl w:val="0"/>
+          <w:numId w:val="15"/>
+        </w:numPr>
+        <w:spacing w:line="240" w:lineRule="auto"/>
+        <w:ind w:left="720"/>
+      </w:pPr>
+      <w:r>
+        <w:rPr>
+          <w:lang w:val="en_US" w:bidi="en_US"/>
+        </w:rPr>
+      </w:r>
+      <w:r>
+        <w:rPr>
+          <w:lang w:val="en_US" w:bidi="en_US"/>
+        </w:rPr>
+        <w:t>It is probably John’s comment confirming that Gaius really does live according to God’s truth. (GNT, NEB, KJV, RSV, JBP)</w:t>
       </w:r>
     </w:p>
     <w:p>
@@ -292,78 +1296,156 @@
         <w:spacing w:line="240" w:lineRule="auto"/>
         <w:ind w:left="720"/>
       </w:pPr>
-      <w:r/>
-      <w:r>
-        <w:t>It may mean “because we all believe in God’s truth.”</w:t>
-      </w:r>
-      <w:r/>
-      <w:r/>
-      <w:r/>
+      <w:r>
+        <w:rPr>
+          <w:lang w:val="en_US" w:bidi="en_US"/>
+        </w:rPr>
+      </w:r>
+      <w:r>
+        <w:rPr>
+          <w:lang w:val="en_US" w:bidi="en_US"/>
+        </w:rPr>
+        <w:t>Some think that it is a second part to the brothers’ report, emphasizing that Gaius continually puts God’s truth into practice. (BSB, NIV, JB, LB)</w:t>
+      </w:r>
+    </w:p>
+    <w:p>
+      <w:pPr/>
+      <w:r>
+        <w:rPr>
+          <w:lang w:val="en_US" w:bidi="en_US"/>
+        </w:rPr>
+      </w:r>
+      <w:r>
+        <w:rPr>
+          <w:b/>
+          <w:lang w:val="en_US" w:bidi="en_US"/>
+        </w:rPr>
+        <w:t>you continue to walk:</w:t>
+      </w:r>
+      <w:r>
+        <w:rPr>
+          <w:lang w:val="en_US" w:bidi="en_US"/>
+        </w:rPr>
+        <w:t xml:space="preserve"> </w:t>
+      </w:r>
+      <w:r>
+        <w:rPr>
+          <w:i/>
+          <w:lang w:val="en_US" w:bidi="en_US"/>
+        </w:rPr>
+        <w:t>(Metaphor)</w:t>
+      </w:r>
+      <w:r>
+        <w:rPr>
+          <w:lang w:val="en_US" w:bidi="en_US"/>
+        </w:rPr>
+        <w:t xml:space="preserve"> As in 2 John 4, this is a Greek metaphor meaning, “you continue to put into practice in your life the truth which God has revealed about how he wants you to live.”</w:t>
+      </w:r>
+      <w:r>
+        <w:rPr>
+          <w:lang w:val="en_US" w:bidi="en_US"/>
+        </w:rPr>
+      </w:r>
+      <w:r>
+        <w:rPr>
+          <w:lang w:val="en_US" w:bidi="en_US"/>
+        </w:rPr>
+      </w:r>
+    </w:p>
+    <w:p>
+      <w:pPr/>
+      <w:r>
+        <w:rPr>
+          <w:lang w:val="en_US" w:bidi="en_US"/>
+        </w:rPr>
+      </w:r>
     </w:p>
     <w:p>
       <w:pPr>
         <w:pStyle w:val="Heading2"/>
       </w:pPr>
       <w:r>
-        <w:t>3 John 1:2</w:t>
-      </w:r>
-      <w:r/>
-    </w:p>
-    <w:p>
-      <w:pPr>
-        <w:pStyle w:val="Heading3"/>
-      </w:pPr>
-      <w:r>
+        <w:rPr>
+          <w:lang w:val="en_US" w:bidi="en_US"/>
+        </w:rPr>
+        <w:t>3 John 1:4</w:t>
+      </w:r>
+      <w:r>
+        <w:rPr>
+          <w:lang w:val="en_US" w:bidi="en_US"/>
+        </w:rPr>
+      </w:r>
+    </w:p>
+    <w:p>
+      <w:pPr>
+        <w:pStyle w:val="Heading4"/>
+      </w:pPr>
+      <w:r>
+        <w:rPr>
+          <w:lang w:val="en_US" w:bidi="en_US"/>
+        </w:rPr>
         <w:t>Section 1–4: Greetings</w:t>
       </w:r>
     </w:p>
     <w:p>
-      <w:r/>
-      <w:r>
+      <w:pPr/>
+      <w:r>
+        <w:rPr>
+          <w:lang w:val="en_US" w:bidi="en_US"/>
+        </w:rPr>
+      </w:r>
+      <w:r>
+        <w:rPr>
+          <w:lang w:val="en_US" w:bidi="en_US"/>
+        </w:rPr>
         <w:t>Read 1–4 carefully in both BSB and GNT. Compare the two versions.</w:t>
       </w:r>
     </w:p>
     <w:p>
-      <w:r/>
-      <w:r>
+      <w:pPr/>
+      <w:r>
+        <w:rPr>
+          <w:lang w:val="en_US" w:bidi="en_US"/>
+        </w:rPr>
+      </w:r>
+      <w:r>
+        <w:rPr>
+          <w:lang w:val="en_US" w:bidi="en_US"/>
+        </w:rPr>
         <w:t>Section Theme: As in 2 John 1–3, these verses contain the formal parts of the introduction to a Greek letter, that is, a description of the writer and the person he is writing to, and then a blessing (verse 2). John then goes on to encourage the person he is writing to (Gaius) by saying how pleased he was by the good reports he had heard about Gaius.</w:t>
       </w:r>
     </w:p>
     <w:p>
       <w:pPr>
-        <w:pStyle w:val="Heading4"/>
-      </w:pPr>
-      <w:r>
-        <w:t xml:space="preserve">2 </w:t>
+        <w:pStyle w:val="Heading5"/>
+      </w:pPr>
+      <w:r>
+        <w:rPr>
+          <w:lang w:val="en_US" w:bidi="en_US"/>
+        </w:rPr>
+        <w:t xml:space="preserve">4 </w:t>
       </w:r>
       <w:r>
         <w:rPr>
           <w:i/>
-        </w:rPr>
-        <w:t>(Focus)</w:t>
-      </w:r>
-    </w:p>
-    <w:p>
-      <w:r/>
-      <w:r>
-        <w:t>The focus of this verse is John’s wish that all may be well with Gaius in his physical health and in his daily business. He then says that he knows that Gaius’ spiritual life is going well.</w:t>
-      </w:r>
-    </w:p>
-    <w:p>
-      <w:pPr>
-        <w:pStyle w:val="Heading4"/>
-      </w:pPr>
-      <w:r>
-        <w:t>2a</w:t>
-      </w:r>
-    </w:p>
-    <w:p>
-      <w:r/>
+          <w:lang w:val="en_US" w:bidi="en_US"/>
+        </w:rPr>
+        <w:t>(Logical Connection)</w:t>
+      </w:r>
+    </w:p>
+    <w:p>
+      <w:pPr/>
+      <w:r>
+        <w:rPr>
+          <w:lang w:val="en_US" w:bidi="en_US"/>
+        </w:rPr>
+      </w:r>
       <w:r>
         <w:rPr>
           <w:b/>
-        </w:rPr>
-        <w:t>Beloved, I pray that in every way you may prosper and enjoy good health,</w:t>
+          <w:lang w:val="en_US" w:bidi="en_US"/>
+        </w:rPr>
+        <w:t>I have no greater joy than to hear that my children are walking in the truth.</w:t>
       </w:r>
     </w:p>
     <w:p>
@@ -372,30 +1454,145 @@
         <w:spacing w:line="240" w:lineRule="auto"/>
         <w:ind w:left="720"/>
       </w:pPr>
-      <w:r/>
-      <w:r>
-        <w:t>My dear friend, I hope that you may be well/strong in your body and that you may succeed/prosper in all your affairs/work,</w:t>
-      </w:r>
-    </w:p>
-    <w:p>
-      <w:r/>
+      <w:r>
+        <w:rPr>
+          <w:lang w:val="en_US" w:bidi="en_US"/>
+        </w:rPr>
+      </w:r>
+      <w:r>
+        <w:rPr>
+          <w:lang w:val="en_US" w:bidi="en_US"/>
+        </w:rPr>
+        <w:t>Whenever I hear that those who are like my children are living according to what God has truly shown us,</w:t>
+      </w:r>
+      <w:r>
+        <w:rPr>
+          <w:vertAlign w:val="superscript"/>
+          <w:lang w:val="en_US" w:bidi="en_US"/>
+        </w:rPr>
+        <w:t>(incl)</w:t>
+      </w:r>
+      <w:r>
+        <w:rPr>
+          <w:lang w:val="en_US" w:bidi="en_US"/>
+        </w:rPr>
+        <w:t xml:space="preserve"> then that makes me more happy than anything else can.</w:t>
+      </w:r>
+    </w:p>
+    <w:p>
+      <w:pPr/>
+      <w:r>
+        <w:rPr>
+          <w:lang w:val="en_US" w:bidi="en_US"/>
+        </w:rPr>
+      </w:r>
+      <w:r>
+        <w:rPr>
+          <w:lang w:val="en_US" w:bidi="en_US"/>
+        </w:rPr>
+        <w:t>This verse is giving the reason why the reports about Gaius made John so happy.</w:t>
+      </w:r>
+    </w:p>
+    <w:p>
+      <w:pPr/>
+      <w:r>
+        <w:rPr>
+          <w:lang w:val="en_US" w:bidi="en_US"/>
+        </w:rPr>
+      </w:r>
       <w:r>
         <w:rPr>
           <w:b/>
-        </w:rPr>
-        <w:t>I pray that:</w:t>
-      </w:r>
-      <w:r>
+          <w:lang w:val="en_US" w:bidi="en_US"/>
+        </w:rPr>
+        <w:t>I have no greater joy:</w:t>
+      </w:r>
+      <w:r>
+        <w:rPr>
+          <w:lang w:val="en_US" w:bidi="en_US"/>
+        </w:rPr>
         <w:t xml:space="preserve"> </w:t>
       </w:r>
       <w:r>
         <w:rPr>
           <w:i/>
-        </w:rPr>
-        <w:t>(Multiple Senses)</w:t>
-      </w:r>
-      <w:r>
-        <w:t xml:space="preserve"> This verb can be used both in the sense of praying to God and in the sense of wishing or hoping for something. It is probably being used in this second sense here. See JB.</w:t>
+          <w:lang w:val="en_US" w:bidi="en_US"/>
+        </w:rPr>
+        <w:t>(Figure of Speech)</w:t>
+      </w:r>
+      <w:r>
+        <w:rPr>
+          <w:lang w:val="en_US" w:bidi="en_US"/>
+        </w:rPr>
+        <w:t xml:space="preserve"> John is here using exaggeration to emphasize that such reports make him very happy.</w:t>
+      </w:r>
+    </w:p>
+    <w:p>
+      <w:pPr/>
+      <w:r>
+        <w:rPr>
+          <w:lang w:val="en_US" w:bidi="en_US"/>
+        </w:rPr>
+      </w:r>
+      <w:r>
+        <w:rPr>
+          <w:b/>
+          <w:lang w:val="en_US" w:bidi="en_US"/>
+        </w:rPr>
+        <w:t>my children:</w:t>
+      </w:r>
+      <w:r>
+        <w:rPr>
+          <w:lang w:val="en_US" w:bidi="en_US"/>
+        </w:rPr>
+        <w:t xml:space="preserve"> </w:t>
+      </w:r>
+      <w:r>
+        <w:rPr>
+          <w:i/>
+          <w:lang w:val="en_US" w:bidi="en_US"/>
+        </w:rPr>
+        <w:t>(Cross-cultural Difference)</w:t>
+      </w:r>
+      <w:r>
+        <w:rPr>
+          <w:lang w:val="en_US" w:bidi="en_US"/>
+        </w:rPr>
+        <w:t xml:space="preserve"> John uses this term here as he does in 1 John to refer to Christians in churches for which he is responsible. See the note on “My little children” in 1 John 2:1.</w:t>
+      </w:r>
+      <w:r>
+        <w:rPr>
+          <w:lang w:val="en_US" w:bidi="en_US"/>
+        </w:rPr>
+      </w:r>
+      <w:r>
+        <w:rPr>
+          <w:lang w:val="en_US" w:bidi="en_US"/>
+        </w:rPr>
+      </w:r>
+    </w:p>
+    <w:p>
+      <w:pPr/>
+      <w:r>
+        <w:rPr>
+          <w:lang w:val="en_US" w:bidi="en_US"/>
+        </w:rPr>
+      </w:r>
+    </w:p>
+    <w:p>
+      <w:pPr>
+        <w:pStyle w:val="Heading2"/>
+      </w:pPr>
+      <w:r>
+        <w:rPr>
+          <w:lang w:val="en_US" w:bidi="en_US"/>
+        </w:rPr>
+        <w:t>3 John 1:5</w:t>
+      </w:r>
+      <w:r>
+        <w:rPr>
+          <w:lang w:val="en_US" w:bidi="en_US"/>
+        </w:rPr>
       </w:r>
     </w:p>
     <w:p>
@@ -403,16 +1600,103 @@
         <w:pStyle w:val="Heading4"/>
       </w:pPr>
       <w:r>
-        <w:t>2b</w:t>
-      </w:r>
-    </w:p>
-    <w:p>
-      <w:r/>
+        <w:rPr>
+          <w:lang w:val="en_US" w:bidi="en_US"/>
+        </w:rPr>
+        <w:t>Section 5–12: It is good to help those who teach the truth</w:t>
+      </w:r>
+    </w:p>
+    <w:p>
+      <w:pPr/>
+      <w:r>
+        <w:rPr>
+          <w:lang w:val="en_US" w:bidi="en_US"/>
+        </w:rPr>
+      </w:r>
+      <w:r>
+        <w:rPr>
+          <w:lang w:val="en_US" w:bidi="en_US"/>
+        </w:rPr>
+        <w:t>Read 5–12 carefully.</w:t>
+      </w:r>
+    </w:p>
+    <w:p>
+      <w:pPr/>
+      <w:r>
+        <w:rPr>
+          <w:lang w:val="en_US" w:bidi="en_US"/>
+        </w:rPr>
+      </w:r>
+      <w:r>
+        <w:rPr>
+          <w:lang w:val="en_US" w:bidi="en_US"/>
+        </w:rPr>
+        <w:t>Section Theme: This section contains the main points John is writing to Gaius about. He praises Gaius for helping the traveling Christian preachers and encourages him to follow the good example of Demetrius rather than the bad example of Diotrephes.</w:t>
+      </w:r>
+    </w:p>
+    <w:p>
+      <w:pPr>
+        <w:pStyle w:val="Heading4"/>
+      </w:pPr>
+      <w:r>
+        <w:rPr>
+          <w:lang w:val="en_US" w:bidi="en_US"/>
+        </w:rPr>
+        <w:t>Paragraph 5–8</w:t>
+      </w:r>
+    </w:p>
+    <w:p>
+      <w:pPr/>
+      <w:r>
+        <w:rPr>
+          <w:lang w:val="en_US" w:bidi="en_US"/>
+        </w:rPr>
+      </w:r>
+      <w:r>
+        <w:rPr>
+          <w:lang w:val="en_US" w:bidi="en_US"/>
+        </w:rPr>
+        <w:t>Read 5–8 in both BSB and GNT. Compare the two versions.</w:t>
+      </w:r>
+    </w:p>
+    <w:p>
+      <w:pPr/>
+      <w:r>
+        <w:rPr>
+          <w:lang w:val="en_US" w:bidi="en_US"/>
+        </w:rPr>
+      </w:r>
+      <w:r>
+        <w:rPr>
+          <w:lang w:val="en_US" w:bidi="en_US"/>
+        </w:rPr>
+        <w:t>Paragraph Theme: John praises Gaius for helping the traveling preachers. He explains that Christians should help these people because they are serving Christ and relying on fellow Christians to supply all they need.</w:t>
+      </w:r>
+    </w:p>
+    <w:p>
+      <w:pPr>
+        <w:pStyle w:val="Heading5"/>
+      </w:pPr>
+      <w:r>
+        <w:rPr>
+          <w:lang w:val="en_US" w:bidi="en_US"/>
+        </w:rPr>
+        <w:t>5</w:t>
+      </w:r>
+    </w:p>
+    <w:p>
+      <w:pPr/>
+      <w:r>
+        <w:rPr>
+          <w:lang w:val="en_US" w:bidi="en_US"/>
+        </w:rPr>
+      </w:r>
       <w:r>
         <w:rPr>
           <w:b/>
-        </w:rPr>
-        <w:t>as your soul also prospers.</w:t>
+          <w:lang w:val="en_US" w:bidi="en_US"/>
+        </w:rPr>
+        <w:t>Beloved, you are faithful in what you are doing for the brothers, and especially since they are strangers to you.</w:t>
       </w:r>
     </w:p>
     <w:p>
@@ -421,15 +1705,349 @@
         <w:spacing w:line="240" w:lineRule="auto"/>
         <w:ind w:left="720"/>
       </w:pPr>
-      <w:r/>
-      <w:r>
-        <w:t xml:space="preserve">just as your spiritual life is doing well </w:t>
-      </w:r>
-      <w:r>
-        <w:t>in its relationship with God</w:t>
-      </w:r>
-      <w:r>
-        <w:t>.</w:t>
+      <w:r>
+        <w:rPr>
+          <w:lang w:val="en_US" w:bidi="en_US"/>
+        </w:rPr>
+      </w:r>
+      <w:r>
+        <w:rPr>
+          <w:lang w:val="en_US" w:bidi="en_US"/>
+        </w:rPr>
+        <w:t>¶ My dear friend, you have done many things to help our</w:t>
+      </w:r>
+      <w:r>
+        <w:rPr>
+          <w:vertAlign w:val="superscript"/>
+          <w:lang w:val="en_US" w:bidi="en_US"/>
+        </w:rPr>
+        <w:t>(incl)</w:t>
+      </w:r>
+      <w:r>
+        <w:rPr>
+          <w:lang w:val="en_US" w:bidi="en_US"/>
+        </w:rPr>
+        <w:t xml:space="preserve"> fellow Christians </w:t>
+      </w:r>
+      <w:r>
+        <w:rPr>
+          <w:lang w:val="en_US" w:bidi="en_US"/>
+        </w:rPr>
+        <w:t>who are travelling around preaching the gospel</w:t>
+      </w:r>
+      <w:r>
+        <w:rPr>
+          <w:lang w:val="en_US" w:bidi="en_US"/>
+        </w:rPr>
+        <w:t>. You even help those who you do not know. This has shown to me that you are a faithful/loyal follower of Christ.</w:t>
+      </w:r>
+    </w:p>
+    <w:p>
+      <w:pPr/>
+      <w:r>
+        <w:rPr>
+          <w:lang w:val="en_US" w:bidi="en_US"/>
+        </w:rPr>
+      </w:r>
+      <w:r>
+        <w:rPr>
+          <w:b/>
+          <w:lang w:val="en_US" w:bidi="en_US"/>
+        </w:rPr>
+        <w:t>you are faithful:</w:t>
+      </w:r>
+      <w:r>
+        <w:rPr>
+          <w:lang w:val="en_US" w:bidi="en_US"/>
+        </w:rPr>
+        <w:t xml:space="preserve"> </w:t>
+      </w:r>
+      <w:r>
+        <w:rPr>
+          <w:i/>
+          <w:lang w:val="en_US" w:bidi="en_US"/>
+        </w:rPr>
+        <w:t>(Focus)</w:t>
+      </w:r>
+      <w:r>
+        <w:rPr>
+          <w:lang w:val="en_US" w:bidi="en_US"/>
+        </w:rPr>
+        <w:t xml:space="preserve"> John is not simply praising Gaius for being faithful. He is saying that the help which Gaius gives to the brothers proves that he is faithful. See the Display.</w:t>
+      </w:r>
+    </w:p>
+    <w:p>
+      <w:pPr/>
+      <w:r>
+        <w:rPr>
+          <w:lang w:val="en_US" w:bidi="en_US"/>
+        </w:rPr>
+      </w:r>
+      <w:r>
+        <w:rPr>
+          <w:b/>
+          <w:lang w:val="en_US" w:bidi="en_US"/>
+        </w:rPr>
+        <w:t>faithful:</w:t>
+      </w:r>
+      <w:r>
+        <w:rPr>
+          <w:lang w:val="en_US" w:bidi="en_US"/>
+        </w:rPr>
+        <w:t xml:space="preserve"> </w:t>
+      </w:r>
+      <w:r>
+        <w:rPr>
+          <w:i/>
+          <w:lang w:val="en_US" w:bidi="en_US"/>
+        </w:rPr>
+        <w:t>(Lexical Problem)</w:t>
+      </w:r>
+      <w:r>
+        <w:rPr>
+          <w:lang w:val="en_US" w:bidi="en_US"/>
+        </w:rPr>
+        <w:t xml:space="preserve"> In your translation you may need to state who Gaius is faithful to John probably means that Gaius is faithful to God or Jesus.</w:t>
+      </w:r>
+    </w:p>
+    <w:p>
+      <w:pPr/>
+      <w:r>
+        <w:rPr>
+          <w:lang w:val="en_US" w:bidi="en_US"/>
+        </w:rPr>
+      </w:r>
+      <w:r>
+        <w:rPr>
+          <w:b/>
+          <w:lang w:val="en_US" w:bidi="en_US"/>
+        </w:rPr>
+        <w:t>what you are doing:</w:t>
+      </w:r>
+      <w:r>
+        <w:rPr>
+          <w:lang w:val="en_US" w:bidi="en_US"/>
+        </w:rPr>
+        <w:t xml:space="preserve"> </w:t>
+      </w:r>
+      <w:r>
+        <w:rPr>
+          <w:i/>
+          <w:lang w:val="en_US" w:bidi="en_US"/>
+        </w:rPr>
+        <w:t>(Translation)</w:t>
+      </w:r>
+      <w:r>
+        <w:rPr>
+          <w:lang w:val="en_US" w:bidi="en_US"/>
+        </w:rPr>
+        <w:t xml:space="preserve"> John does not state exactly what Gaius did, but from the rest of the letter it is clear that he welcomed the brothers into his house and provided them with what they needed.</w:t>
+      </w:r>
+    </w:p>
+    <w:p>
+      <w:pPr/>
+      <w:r>
+        <w:rPr>
+          <w:lang w:val="en_US" w:bidi="en_US"/>
+        </w:rPr>
+      </w:r>
+      <w:r>
+        <w:rPr>
+          <w:b/>
+          <w:lang w:val="en_US" w:bidi="en_US"/>
+        </w:rPr>
+        <w:t>are doing:</w:t>
+      </w:r>
+      <w:r>
+        <w:rPr>
+          <w:lang w:val="en_US" w:bidi="en_US"/>
+        </w:rPr>
+        <w:t xml:space="preserve"> </w:t>
+      </w:r>
+      <w:r>
+        <w:rPr>
+          <w:i/>
+          <w:lang w:val="en_US" w:bidi="en_US"/>
+        </w:rPr>
+        <w:t>(Tense)</w:t>
+      </w:r>
+      <w:r>
+        <w:rPr>
+          <w:lang w:val="en_US" w:bidi="en_US"/>
+        </w:rPr>
+        <w:t xml:space="preserve"> This probably refers both to what Gaius has done in the past for some brothers and to what he is still doing for those who come to him.</w:t>
+      </w:r>
+    </w:p>
+    <w:p>
+      <w:pPr/>
+      <w:r>
+        <w:rPr>
+          <w:lang w:val="en_US" w:bidi="en_US"/>
+        </w:rPr>
+      </w:r>
+      <w:r>
+        <w:rPr>
+          <w:b/>
+          <w:lang w:val="en_US" w:bidi="en_US"/>
+        </w:rPr>
+        <w:t>strangers:</w:t>
+      </w:r>
+      <w:r>
+        <w:rPr>
+          <w:lang w:val="en_US" w:bidi="en_US"/>
+        </w:rPr>
+        <w:t xml:space="preserve"> </w:t>
+      </w:r>
+      <w:r>
+        <w:rPr>
+          <w:i/>
+          <w:lang w:val="en_US" w:bidi="en_US"/>
+        </w:rPr>
+        <w:t>(Meaning)</w:t>
+      </w:r>
+      <w:r>
+        <w:rPr>
+          <w:lang w:val="en_US" w:bidi="en_US"/>
+        </w:rPr>
+        <w:t xml:space="preserve"> The meaning here is that some of the brothers were not previously known to Gaius (they probably came from distant towns or provinces). But he nevertheless helped them just because they were Christians.</w:t>
+      </w:r>
+      <w:r>
+        <w:rPr>
+          <w:lang w:val="en_US" w:bidi="en_US"/>
+        </w:rPr>
+      </w:r>
+      <w:r>
+        <w:rPr>
+          <w:lang w:val="en_US" w:bidi="en_US"/>
+        </w:rPr>
+      </w:r>
+    </w:p>
+    <w:p>
+      <w:pPr/>
+      <w:r>
+        <w:rPr>
+          <w:lang w:val="en_US" w:bidi="en_US"/>
+        </w:rPr>
+      </w:r>
+    </w:p>
+    <w:p>
+      <w:pPr>
+        <w:pStyle w:val="Heading2"/>
+      </w:pPr>
+      <w:r>
+        <w:rPr>
+          <w:lang w:val="en_US" w:bidi="en_US"/>
+        </w:rPr>
+        <w:t>3 John 1:6</w:t>
+      </w:r>
+      <w:r>
+        <w:rPr>
+          <w:lang w:val="en_US" w:bidi="en_US"/>
+        </w:rPr>
+      </w:r>
+    </w:p>
+    <w:p>
+      <w:pPr>
+        <w:pStyle w:val="Heading4"/>
+      </w:pPr>
+      <w:r>
+        <w:rPr>
+          <w:lang w:val="en_US" w:bidi="en_US"/>
+        </w:rPr>
+        <w:t>Section 5–12: It is good to help those who teach the truth</w:t>
+      </w:r>
+    </w:p>
+    <w:p>
+      <w:pPr/>
+      <w:r>
+        <w:rPr>
+          <w:lang w:val="en_US" w:bidi="en_US"/>
+        </w:rPr>
+      </w:r>
+      <w:r>
+        <w:rPr>
+          <w:lang w:val="en_US" w:bidi="en_US"/>
+        </w:rPr>
+        <w:t>Read 5–12 carefully.</w:t>
+      </w:r>
+    </w:p>
+    <w:p>
+      <w:pPr/>
+      <w:r>
+        <w:rPr>
+          <w:lang w:val="en_US" w:bidi="en_US"/>
+        </w:rPr>
+      </w:r>
+      <w:r>
+        <w:rPr>
+          <w:lang w:val="en_US" w:bidi="en_US"/>
+        </w:rPr>
+        <w:t>Section Theme: This section contains the main points John is writing to Gaius about. He praises Gaius for helping the traveling Christian preachers and encourages him to follow the good example of Demetrius rather than the bad example of Diotrephes.</w:t>
+      </w:r>
+    </w:p>
+    <w:p>
+      <w:pPr>
+        <w:pStyle w:val="Heading4"/>
+      </w:pPr>
+      <w:r>
+        <w:rPr>
+          <w:lang w:val="en_US" w:bidi="en_US"/>
+        </w:rPr>
+        <w:t>Paragraph 5–8</w:t>
+      </w:r>
+    </w:p>
+    <w:p>
+      <w:pPr/>
+      <w:r>
+        <w:rPr>
+          <w:lang w:val="en_US" w:bidi="en_US"/>
+        </w:rPr>
+      </w:r>
+      <w:r>
+        <w:rPr>
+          <w:lang w:val="en_US" w:bidi="en_US"/>
+        </w:rPr>
+        <w:t>Read 5–8 in both BSB and GNT. Compare the two versions.</w:t>
+      </w:r>
+    </w:p>
+    <w:p>
+      <w:pPr/>
+      <w:r>
+        <w:rPr>
+          <w:lang w:val="en_US" w:bidi="en_US"/>
+        </w:rPr>
+      </w:r>
+      <w:r>
+        <w:rPr>
+          <w:lang w:val="en_US" w:bidi="en_US"/>
+        </w:rPr>
+        <w:t>Paragraph Theme: John praises Gaius for helping the traveling preachers. He explains that Christians should help these people because they are serving Christ and relying on fellow Christians to supply all they need.</w:t>
+      </w:r>
+    </w:p>
+    <w:p>
+      <w:pPr>
+        <w:pStyle w:val="Heading5"/>
+      </w:pPr>
+      <w:r>
+        <w:rPr>
+          <w:lang w:val="en_US" w:bidi="en_US"/>
+        </w:rPr>
+        <w:t>6a</w:t>
+      </w:r>
+    </w:p>
+    <w:p>
+      <w:pPr/>
+      <w:r>
+        <w:rPr>
+          <w:lang w:val="en_US" w:bidi="en_US"/>
+        </w:rPr>
+      </w:r>
+      <w:r>
+        <w:rPr>
+          <w:b/>
+          <w:lang w:val="en_US" w:bidi="en_US"/>
+        </w:rPr>
+        <w:t>They have testified to the church</w:t>
       </w:r>
     </w:p>
     <w:p>
@@ -438,79 +2056,148 @@
         <w:spacing w:line="240" w:lineRule="auto"/>
         <w:ind w:left="720"/>
       </w:pPr>
-      <w:r/>
-      <w:r>
-        <w:t>in the same way that you are succeeding at living more in union with God.</w:t>
-      </w:r>
-    </w:p>
-    <w:p>
-      <w:r/>
+      <w:r>
+        <w:rPr>
+          <w:lang w:val="en_US" w:bidi="en_US"/>
+        </w:rPr>
+      </w:r>
+      <w:r>
+        <w:rPr>
+          <w:lang w:val="en_US" w:bidi="en_US"/>
+        </w:rPr>
+        <w:t xml:space="preserve">Some of these people </w:t>
+      </w:r>
+      <w:r>
+        <w:rPr>
+          <w:lang w:val="en_US" w:bidi="en_US"/>
+        </w:rPr>
+        <w:t>whom you have helped</w:t>
+      </w:r>
+      <w:r>
+        <w:rPr>
+          <w:lang w:val="en_US" w:bidi="en_US"/>
+        </w:rPr>
+        <w:t xml:space="preserve"> have told us</w:t>
+      </w:r>
+      <w:r>
+        <w:rPr>
+          <w:vertAlign w:val="superscript"/>
+          <w:lang w:val="en_US" w:bidi="en_US"/>
+        </w:rPr>
+        <w:t>(excl)</w:t>
+      </w:r>
+      <w:r>
+        <w:rPr>
+          <w:lang w:val="en_US" w:bidi="en_US"/>
+        </w:rPr>
+        <w:t xml:space="preserve"> people of the church here</w:t>
+      </w:r>
+    </w:p>
+    <w:p>
+      <w:pPr/>
+      <w:r>
+        <w:rPr>
+          <w:lang w:val="en_US" w:bidi="en_US"/>
+        </w:rPr>
+      </w:r>
       <w:r>
         <w:rPr>
           <w:b/>
-        </w:rPr>
-        <w:t>soul:</w:t>
-      </w:r>
-      <w:r>
+          <w:lang w:val="en_US" w:bidi="en_US"/>
+        </w:rPr>
+        <w:t>They:</w:t>
+      </w:r>
+      <w:r>
+        <w:rPr>
+          <w:lang w:val="en_US" w:bidi="en_US"/>
+        </w:rPr>
         <w:t xml:space="preserve"> </w:t>
       </w:r>
       <w:r>
         <w:rPr>
           <w:i/>
-        </w:rPr>
-        <w:t>(Figure of Speech)</w:t>
-      </w:r>
-      <w:r>
-        <w:t xml:space="preserve"> This word is used here as a figure of speech referring to Gaius’ spiritual life, his relationship with God.</w:t>
-      </w:r>
-      <w:r/>
-      <w:r/>
-      <w:r/>
-    </w:p>
-    <w:p>
-      <w:pPr>
-        <w:pStyle w:val="Heading2"/>
-      </w:pPr>
-      <w:r>
-        <w:t>3 John 1:3</w:t>
-      </w:r>
-      <w:r/>
-    </w:p>
-    <w:p>
-      <w:pPr>
-        <w:pStyle w:val="Heading3"/>
-      </w:pPr>
-      <w:r>
-        <w:t>Section 1–4: Greetings</w:t>
-      </w:r>
-    </w:p>
-    <w:p>
-      <w:r/>
-      <w:r>
-        <w:t>Read 1–4 carefully in both BSB and GNT. Compare the two versions.</w:t>
-      </w:r>
-    </w:p>
-    <w:p>
-      <w:r/>
-      <w:r>
-        <w:t>Section Theme: As in 2 John 1–3, these verses contain the formal parts of the introduction to a Greek letter, that is, a description of the writer and the person he is writing to, and then a blessing (verse 2). John then goes on to encourage the person he is writing to (Gaius) by saying how pleased he was by the good reports he had heard about Gaius.</w:t>
-      </w:r>
-    </w:p>
-    <w:p>
-      <w:pPr>
-        <w:pStyle w:val="Heading4"/>
-      </w:pPr>
-      <w:r>
-        <w:t>3a</w:t>
-      </w:r>
-    </w:p>
-    <w:p>
-      <w:r/>
+          <w:lang w:val="en_US" w:bidi="en_US"/>
+        </w:rPr>
+        <w:t>(Pronoun Reference)</w:t>
+      </w:r>
+      <w:r>
+        <w:rPr>
+          <w:lang w:val="en_US" w:bidi="en_US"/>
+        </w:rPr>
+        <w:t xml:space="preserve"> In the previous verse John referred to the traveling Christian preachers as “brothers.” This pronoun </w:t>
+      </w:r>
+      <w:r>
+        <w:rPr>
+          <w:i/>
+          <w:lang w:val="en_US" w:bidi="en_US"/>
+        </w:rPr>
+        <w:t>They</w:t>
+      </w:r>
+      <w:r>
+        <w:rPr>
+          <w:lang w:val="en_US" w:bidi="en_US"/>
+        </w:rPr>
+        <w:t xml:space="preserve"> refers to some of these brothers, who have come to John after Gaius has helped them.</w:t>
+      </w:r>
+    </w:p>
+    <w:p>
+      <w:pPr/>
+      <w:r>
+        <w:rPr>
+          <w:lang w:val="en_US" w:bidi="en_US"/>
+        </w:rPr>
+      </w:r>
       <w:r>
         <w:rPr>
           <w:b/>
-        </w:rPr>
-        <w:t>For I was overjoyed when the brothers came</w:t>
+          <w:lang w:val="en_US" w:bidi="en_US"/>
+        </w:rPr>
+        <w:t>the church:</w:t>
+      </w:r>
+      <w:r>
+        <w:rPr>
+          <w:lang w:val="en_US" w:bidi="en_US"/>
+        </w:rPr>
+        <w:t xml:space="preserve"> </w:t>
+      </w:r>
+      <w:r>
+        <w:rPr>
+          <w:i/>
+          <w:lang w:val="en_US" w:bidi="en_US"/>
+        </w:rPr>
+        <w:t>(Multiple Senses)</w:t>
+      </w:r>
+      <w:r>
+        <w:rPr>
+          <w:lang w:val="en_US" w:bidi="en_US"/>
+        </w:rPr>
+        <w:t xml:space="preserve"> Here this means the group of Christians in the place where John was.</w:t>
+      </w:r>
+    </w:p>
+    <w:p>
+      <w:pPr>
+        <w:pStyle w:val="Heading5"/>
+      </w:pPr>
+      <w:r>
+        <w:rPr>
+          <w:lang w:val="en_US" w:bidi="en_US"/>
+        </w:rPr>
+        <w:t>6b</w:t>
+      </w:r>
+    </w:p>
+    <w:p>
+      <w:pPr/>
+      <w:r>
+        <w:rPr>
+          <w:lang w:val="en_US" w:bidi="en_US"/>
+        </w:rPr>
+      </w:r>
+      <w:r>
+        <w:rPr>
+          <w:b/>
+          <w:lang w:val="en_US" w:bidi="en_US"/>
+        </w:rPr>
+        <w:t>about your love.</w:t>
       </w:r>
     </w:p>
     <w:p>
@@ -519,47 +2206,76 @@
         <w:spacing w:line="240" w:lineRule="auto"/>
         <w:ind w:left="720"/>
       </w:pPr>
-      <w:r/>
-      <w:r>
-        <w:t>I became very happy when/because some fellow Christians came here</w:t>
-      </w:r>
-    </w:p>
-    <w:p>
-      <w:r/>
+      <w:r>
+        <w:rPr>
+          <w:lang w:val="en_US" w:bidi="en_US"/>
+        </w:rPr>
+      </w:r>
+      <w:r>
+        <w:rPr>
+          <w:lang w:val="en_US" w:bidi="en_US"/>
+        </w:rPr>
+        <w:t>about how you love your fellow Christians very much.</w:t>
+      </w:r>
+    </w:p>
+    <w:p>
+      <w:pPr/>
+      <w:r>
+        <w:rPr>
+          <w:lang w:val="en_US" w:bidi="en_US"/>
+        </w:rPr>
+      </w:r>
       <w:r>
         <w:rPr>
           <w:b/>
-        </w:rPr>
-        <w:t>the brothers:</w:t>
-      </w:r>
-      <w:r>
+          <w:lang w:val="en_US" w:bidi="en_US"/>
+        </w:rPr>
+        <w:t>love:</w:t>
+      </w:r>
+      <w:r>
+        <w:rPr>
+          <w:lang w:val="en_US" w:bidi="en_US"/>
+        </w:rPr>
         <w:t xml:space="preserve"> </w:t>
       </w:r>
       <w:r>
         <w:rPr>
           <w:i/>
-        </w:rPr>
-        <w:t>(Multiple Senses)</w:t>
-      </w:r>
-      <w:r>
-        <w:t xml:space="preserve"> This is used here in the sense of “fellow Christians.”</w:t>
-      </w:r>
-    </w:p>
-    <w:p>
-      <w:pPr>
-        <w:pStyle w:val="Heading4"/>
-      </w:pPr>
-      <w:r>
-        <w:t>3b</w:t>
-      </w:r>
-    </w:p>
-    <w:p>
-      <w:r/>
+          <w:lang w:val="en_US" w:bidi="en_US"/>
+        </w:rPr>
+        <w:t>(Event Idea)</w:t>
+      </w:r>
+      <w:r>
+        <w:rPr>
+          <w:lang w:val="en_US" w:bidi="en_US"/>
+        </w:rPr>
+        <w:t xml:space="preserve"> In some languages this may be expressed by a verb. You may need to indicate that it refers to Gaius’ love for the brothers or all fellow Christians.</w:t>
+      </w:r>
+    </w:p>
+    <w:p>
+      <w:pPr>
+        <w:pStyle w:val="Heading5"/>
+      </w:pPr>
+      <w:r>
+        <w:rPr>
+          <w:lang w:val="en_US" w:bidi="en_US"/>
+        </w:rPr>
+        <w:t>6c</w:t>
+      </w:r>
+    </w:p>
+    <w:p>
+      <w:pPr/>
+      <w:r>
+        <w:rPr>
+          <w:lang w:val="en_US" w:bidi="en_US"/>
+        </w:rPr>
+      </w:r>
       <w:r>
         <w:rPr>
           <w:b/>
-        </w:rPr>
-        <w:t>and testified about your devotion to the truth,</w:t>
+          <w:lang w:val="en_US" w:bidi="en_US"/>
+        </w:rPr>
+        <w:t>You will do well</w:t>
       </w:r>
     </w:p>
     <w:p>
@@ -568,18 +2284,82 @@
         <w:spacing w:line="240" w:lineRule="auto"/>
         <w:ind w:left="720"/>
       </w:pPr>
-      <w:r/>
-      <w:r>
-        <w:t>and told us</w:t>
-      </w:r>
-      <w:r>
-        <w:rPr>
-          <w:vertAlign w:val="superscript"/>
-        </w:rPr>
-        <w:t>(excl)</w:t>
-      </w:r>
-      <w:r>
-        <w:t xml:space="preserve"> that you are living in God’s true way.</w:t>
+      <w:r>
+        <w:rPr>
+          <w:lang w:val="en_US" w:bidi="en_US"/>
+        </w:rPr>
+      </w:r>
+      <w:r>
+        <w:rPr>
+          <w:lang w:val="en_US" w:bidi="en_US"/>
+        </w:rPr>
+        <w:t>Now I say to you that</w:t>
+      </w:r>
+      <w:r>
+        <w:rPr>
+          <w:lang w:val="en_US" w:bidi="en_US"/>
+        </w:rPr>
+        <w:t xml:space="preserve"> you ought</w:t>
+      </w:r>
+    </w:p>
+    <w:p>
+      <w:pPr/>
+      <w:r>
+        <w:rPr>
+          <w:lang w:val="en_US" w:bidi="en_US"/>
+        </w:rPr>
+      </w:r>
+      <w:r>
+        <w:rPr>
+          <w:b/>
+          <w:lang w:val="en_US" w:bidi="en_US"/>
+        </w:rPr>
+        <w:t>You will do well:</w:t>
+      </w:r>
+      <w:r>
+        <w:rPr>
+          <w:lang w:val="en_US" w:bidi="en_US"/>
+        </w:rPr>
+        <w:t xml:space="preserve"> </w:t>
+      </w:r>
+      <w:r>
+        <w:rPr>
+          <w:i/>
+          <w:lang w:val="en_US" w:bidi="en_US"/>
+        </w:rPr>
+        <w:t>(Emotive Impact)</w:t>
+      </w:r>
+      <w:r>
+        <w:rPr>
+          <w:lang w:val="en_US" w:bidi="en_US"/>
+        </w:rPr>
+        <w:t xml:space="preserve"> This is John’s way of requesting Gaius to continue helping the traveling preachers. In translation it must be made clear that this is a request, not just a statement.</w:t>
+      </w:r>
+    </w:p>
+    <w:p>
+      <w:pPr>
+        <w:pStyle w:val="Heading5"/>
+      </w:pPr>
+      <w:r>
+        <w:rPr>
+          <w:lang w:val="en_US" w:bidi="en_US"/>
+        </w:rPr>
+        <w:t>6d</w:t>
+      </w:r>
+    </w:p>
+    <w:p>
+      <w:pPr/>
+      <w:r>
+        <w:rPr>
+          <w:lang w:val="en_US" w:bidi="en_US"/>
+        </w:rPr>
+      </w:r>
+      <w:r>
+        <w:rPr>
+          <w:b/>
+          <w:lang w:val="en_US" w:bidi="en_US"/>
+        </w:rPr>
+        <w:t>to send them on their way</w:t>
       </w:r>
     </w:p>
     <w:p>
@@ -588,86 +2368,122 @@
         <w:spacing w:line="240" w:lineRule="auto"/>
         <w:ind w:left="720"/>
       </w:pPr>
-      <w:r/>
-      <w:r>
-        <w:t>and told us</w:t>
-      </w:r>
-      <w:r>
-        <w:rPr>
-          <w:vertAlign w:val="superscript"/>
-        </w:rPr>
-        <w:t>(excl)</w:t>
-      </w:r>
-      <w:r>
-        <w:t xml:space="preserve"> how you are doing what God has shown us</w:t>
-      </w:r>
-      <w:r>
-        <w:rPr>
-          <w:vertAlign w:val="superscript"/>
-        </w:rPr>
-        <w:t>(incl)</w:t>
-      </w:r>
-      <w:r>
-        <w:t xml:space="preserve"> he truly wants us to do.</w:t>
-      </w:r>
-    </w:p>
-    <w:p>
-      <w:r/>
+      <w:r>
+        <w:rPr>
+          <w:lang w:val="en_US" w:bidi="en_US"/>
+        </w:rPr>
+      </w:r>
+      <w:r>
+        <w:rPr>
+          <w:lang w:val="en_US" w:bidi="en_US"/>
+        </w:rPr>
+        <w:t xml:space="preserve">to continue to help these/such people </w:t>
+      </w:r>
+      <w:r>
+        <w:rPr>
+          <w:lang w:val="en_US" w:bidi="en_US"/>
+        </w:rPr>
+        <w:t>by giving them what they need</w:t>
+      </w:r>
+      <w:r>
+        <w:rPr>
+          <w:lang w:val="en_US" w:bidi="en_US"/>
+        </w:rPr>
+        <w:t xml:space="preserve"> when they wish to leave you and travel to other places.</w:t>
+      </w:r>
+    </w:p>
+    <w:p>
+      <w:pPr/>
+      <w:r>
+        <w:rPr>
+          <w:lang w:val="en_US" w:bidi="en_US"/>
+        </w:rPr>
+      </w:r>
       <w:r>
         <w:rPr>
           <w:b/>
-        </w:rPr>
-        <w:t>testified about:</w:t>
-      </w:r>
-      <w:r>
+          <w:lang w:val="en_US" w:bidi="en_US"/>
+        </w:rPr>
+        <w:t>send them on their way:</w:t>
+      </w:r>
+      <w:r>
+        <w:rPr>
+          <w:lang w:val="en_US" w:bidi="en_US"/>
+        </w:rPr>
         <w:t xml:space="preserve"> </w:t>
       </w:r>
       <w:r>
         <w:rPr>
           <w:i/>
-        </w:rPr>
-        <w:t>(Lexical Problem)</w:t>
-      </w:r>
-      <w:r>
-        <w:t xml:space="preserve"> John does not mention here who they told this to. However in verse 6 he mentions that these brothers spoke about Gaius to the whole church in the place where John was.</w:t>
-      </w:r>
-    </w:p>
-    <w:p>
-      <w:r/>
+          <w:lang w:val="en_US" w:bidi="en_US"/>
+        </w:rPr>
+        <w:t>(Meaning)</w:t>
+      </w:r>
+      <w:r>
+        <w:rPr>
+          <w:lang w:val="en_US" w:bidi="en_US"/>
+        </w:rPr>
+        <w:t xml:space="preserve"> This means Gaius should help them and give them whatever they need when they are ready to leave his home and continue their travels.</w:t>
+      </w:r>
+    </w:p>
+    <w:p>
+      <w:pPr/>
+      <w:r>
+        <w:rPr>
+          <w:lang w:val="en_US" w:bidi="en_US"/>
+        </w:rPr>
+      </w:r>
       <w:r>
         <w:rPr>
           <w:b/>
-        </w:rPr>
-        <w:t>your devotion to the truth:</w:t>
-      </w:r>
-      <w:r>
+          <w:lang w:val="en_US" w:bidi="en_US"/>
+        </w:rPr>
+        <w:t>them:</w:t>
+      </w:r>
+      <w:r>
+        <w:rPr>
+          <w:lang w:val="en_US" w:bidi="en_US"/>
+        </w:rPr>
         <w:t xml:space="preserve"> </w:t>
       </w:r>
       <w:r>
         <w:rPr>
           <w:i/>
-        </w:rPr>
-        <w:t>(Meaning)</w:t>
-      </w:r>
-      <w:r>
-        <w:t xml:space="preserve"> This means Gaius was putting into practice in his daily life the truth about how God wants us to live.</w:t>
-      </w:r>
-    </w:p>
-    <w:p>
-      <w:pPr>
-        <w:pStyle w:val="Heading4"/>
-      </w:pPr>
-      <w:r>
-        <w:t>3c</w:t>
-      </w:r>
-    </w:p>
-    <w:p>
-      <w:r/>
+          <w:lang w:val="en_US" w:bidi="en_US"/>
+        </w:rPr>
+        <w:t xml:space="preserve">(Pronoun Reference) </w:t>
+      </w:r>
+      <w:r>
+        <w:rPr>
+          <w:lang w:val="en_US" w:bidi="en_US"/>
+        </w:rPr>
+        <w:t>This refers to any traveling Christian preachers who come to Gaius in future, whether they are the same ones who reported about him to John or others like them.</w:t>
+      </w:r>
+    </w:p>
+    <w:p>
+      <w:pPr>
+        <w:pStyle w:val="Heading5"/>
+      </w:pPr>
+      <w:r>
+        <w:rPr>
+          <w:lang w:val="en_US" w:bidi="en_US"/>
+        </w:rPr>
+        <w:t>6e</w:t>
+      </w:r>
+    </w:p>
+    <w:p>
+      <w:pPr/>
+      <w:r>
+        <w:rPr>
+          <w:lang w:val="en_US" w:bidi="en_US"/>
+        </w:rPr>
+      </w:r>
       <w:r>
         <w:rPr>
           <w:b/>
-        </w:rPr>
-        <w:t>in which you continue to walk.</w:t>
+          <w:lang w:val="en_US" w:bidi="en_US"/>
+        </w:rPr>
+        <w:t>in a manner worthy of God.</w:t>
       </w:r>
     </w:p>
     <w:p>
@@ -676,42 +2492,72 @@
         <w:spacing w:line="240" w:lineRule="auto"/>
         <w:ind w:left="720"/>
       </w:pPr>
-      <w:r/>
-      <w:r>
-        <w:t xml:space="preserve">And I know that you are </w:t>
-      </w:r>
-      <w:r>
-        <w:t>in fact</w:t>
-      </w:r>
-      <w:r>
-        <w:t xml:space="preserve"> living/doing like that </w:t>
-      </w:r>
-      <w:r>
-        <w:t>always</w:t>
-      </w:r>
-      <w:r>
-        <w:t>.</w:t>
-      </w:r>
-    </w:p>
-    <w:p>
-      <w:r/>
+      <w:r>
+        <w:rPr>
+          <w:lang w:val="en_US" w:bidi="en_US"/>
+        </w:rPr>
+      </w:r>
+      <w:r>
+        <w:rPr>
+          <w:lang w:val="en_US" w:bidi="en_US"/>
+        </w:rPr>
+        <w:t>You should do this generously because this is what pleases God.</w:t>
+      </w:r>
+    </w:p>
+    <w:p>
+      <w:pPr/>
+      <w:r>
+        <w:rPr>
+          <w:lang w:val="en_US" w:bidi="en_US"/>
+        </w:rPr>
+      </w:r>
       <w:r>
         <w:rPr>
           <w:b/>
-        </w:rPr>
-        <w:t>in which you continue to walk:</w:t>
-      </w:r>
-      <w:r>
+          <w:lang w:val="en_US" w:bidi="en_US"/>
+        </w:rPr>
+        <w:t>in a manner worthy of God:</w:t>
+      </w:r>
+      <w:r>
+        <w:rPr>
+          <w:lang w:val="en_US" w:bidi="en_US"/>
+        </w:rPr>
         <w:t xml:space="preserve"> </w:t>
       </w:r>
       <w:r>
         <w:rPr>
           <w:i/>
+          <w:lang w:val="en_US" w:bidi="en_US"/>
         </w:rPr>
         <w:t>(Alternative Interpretations)</w:t>
       </w:r>
       <w:r>
-        <w:t xml:space="preserve"> There are different views about whether the last clause of this verse is part of what the brothers reported or whether it is John’s comment on their report:</w:t>
+        <w:rPr>
+          <w:lang w:val="en_US" w:bidi="en_US"/>
+        </w:rPr>
+        <w:t xml:space="preserve"> There are different ideas about what this means:</w:t>
+      </w:r>
+    </w:p>
+    <w:p>
+      <w:pPr>
+        <w:pStyle w:val="ListNumber"/>
+        <w:numPr>
+          <w:ilvl w:val="0"/>
+          <w:numId w:val="16"/>
+        </w:numPr>
+        <w:spacing w:line="240" w:lineRule="auto"/>
+        <w:ind w:left="720"/>
+      </w:pPr>
+      <w:r>
+        <w:rPr>
+          <w:lang w:val="en_US" w:bidi="en_US"/>
+        </w:rPr>
+      </w:r>
+      <w:r>
+        <w:rPr>
+          <w:lang w:val="en_US" w:bidi="en_US"/>
+        </w:rPr>
+        <w:t>It probably means Gaius should help them in the way that God wants his people to help each other. (GNT, JB)</w:t>
       </w:r>
     </w:p>
     <w:p>
@@ -720,9 +2566,779 @@
         <w:spacing w:line="240" w:lineRule="auto"/>
         <w:ind w:left="720"/>
       </w:pPr>
-      <w:r/>
-      <w:r>
-        <w:t>It is probably John’s comment confirming that Gaius really does live according to God’s truth. (GNT, NEB, KJV, RSV, JBP)</w:t>
+      <w:r>
+        <w:rPr>
+          <w:lang w:val="en_US" w:bidi="en_US"/>
+        </w:rPr>
+      </w:r>
+      <w:r>
+        <w:rPr>
+          <w:lang w:val="en_US" w:bidi="en_US"/>
+        </w:rPr>
+        <w:t>Some think it means he should honour them because they are God’s representatives.</w:t>
+      </w:r>
+      <w:r>
+        <w:rPr>
+          <w:lang w:val="en_US" w:bidi="en_US"/>
+        </w:rPr>
+      </w:r>
+      <w:r>
+        <w:rPr>
+          <w:lang w:val="en_US" w:bidi="en_US"/>
+        </w:rPr>
+      </w:r>
+    </w:p>
+    <w:p>
+      <w:pPr/>
+      <w:r>
+        <w:rPr>
+          <w:lang w:val="en_US" w:bidi="en_US"/>
+        </w:rPr>
+      </w:r>
+    </w:p>
+    <w:p>
+      <w:pPr>
+        <w:pStyle w:val="Heading2"/>
+      </w:pPr>
+      <w:r>
+        <w:rPr>
+          <w:lang w:val="en_US" w:bidi="en_US"/>
+        </w:rPr>
+        <w:t>3 John 1:7</w:t>
+      </w:r>
+      <w:r>
+        <w:rPr>
+          <w:lang w:val="en_US" w:bidi="en_US"/>
+        </w:rPr>
+      </w:r>
+    </w:p>
+    <w:p>
+      <w:pPr>
+        <w:pStyle w:val="Heading4"/>
+      </w:pPr>
+      <w:r>
+        <w:rPr>
+          <w:lang w:val="en_US" w:bidi="en_US"/>
+        </w:rPr>
+        <w:t>Section 5–12: It is good to help those who teach the truth</w:t>
+      </w:r>
+    </w:p>
+    <w:p>
+      <w:pPr/>
+      <w:r>
+        <w:rPr>
+          <w:lang w:val="en_US" w:bidi="en_US"/>
+        </w:rPr>
+      </w:r>
+      <w:r>
+        <w:rPr>
+          <w:lang w:val="en_US" w:bidi="en_US"/>
+        </w:rPr>
+        <w:t>Read 5–12 carefully.</w:t>
+      </w:r>
+    </w:p>
+    <w:p>
+      <w:pPr/>
+      <w:r>
+        <w:rPr>
+          <w:lang w:val="en_US" w:bidi="en_US"/>
+        </w:rPr>
+      </w:r>
+      <w:r>
+        <w:rPr>
+          <w:lang w:val="en_US" w:bidi="en_US"/>
+        </w:rPr>
+        <w:t>Section Theme: This section contains the main points John is writing to Gaius about. He praises Gaius for helping the traveling Christian preachers and encourages him to follow the good example of Demetrius rather than the bad example of Diotrephes.</w:t>
+      </w:r>
+    </w:p>
+    <w:p>
+      <w:pPr>
+        <w:pStyle w:val="Heading4"/>
+      </w:pPr>
+      <w:r>
+        <w:rPr>
+          <w:lang w:val="en_US" w:bidi="en_US"/>
+        </w:rPr>
+        <w:t>Paragraph 5–8</w:t>
+      </w:r>
+    </w:p>
+    <w:p>
+      <w:pPr/>
+      <w:r>
+        <w:rPr>
+          <w:lang w:val="en_US" w:bidi="en_US"/>
+        </w:rPr>
+      </w:r>
+      <w:r>
+        <w:rPr>
+          <w:lang w:val="en_US" w:bidi="en_US"/>
+        </w:rPr>
+        <w:t>Read 5–8 in both BSB and GNT. Compare the two versions.</w:t>
+      </w:r>
+    </w:p>
+    <w:p>
+      <w:pPr/>
+      <w:r>
+        <w:rPr>
+          <w:lang w:val="en_US" w:bidi="en_US"/>
+        </w:rPr>
+      </w:r>
+      <w:r>
+        <w:rPr>
+          <w:lang w:val="en_US" w:bidi="en_US"/>
+        </w:rPr>
+        <w:t>Paragraph Theme: John praises Gaius for helping the traveling preachers. He explains that Christians should help these people because they are serving Christ and relying on fellow Christians to supply all they need.</w:t>
+      </w:r>
+    </w:p>
+    <w:p>
+      <w:pPr>
+        <w:pStyle w:val="Heading5"/>
+      </w:pPr>
+      <w:r>
+        <w:rPr>
+          <w:lang w:val="en_US" w:bidi="en_US"/>
+        </w:rPr>
+        <w:t>7a</w:t>
+      </w:r>
+    </w:p>
+    <w:p>
+      <w:pPr/>
+      <w:r>
+        <w:rPr>
+          <w:lang w:val="en_US" w:bidi="en_US"/>
+        </w:rPr>
+      </w:r>
+      <w:r>
+        <w:rPr>
+          <w:b/>
+          <w:lang w:val="en_US" w:bidi="en_US"/>
+        </w:rPr>
+        <w:t>For they went out on behalf of the Name,</w:t>
+      </w:r>
+    </w:p>
+    <w:p>
+      <w:pPr>
+        <w:pStyle w:val="ListBullet"/>
+        <w:spacing w:line="240" w:lineRule="auto"/>
+        <w:ind w:left="720"/>
+      </w:pPr>
+      <w:r>
+        <w:rPr>
+          <w:lang w:val="en_US" w:bidi="en_US"/>
+        </w:rPr>
+      </w:r>
+      <w:r>
+        <w:rPr>
+          <w:lang w:val="en_US" w:bidi="en_US"/>
+        </w:rPr>
+        <w:t>For these people are traveling around in order to serve Jesus Christ,</w:t>
+      </w:r>
+    </w:p>
+    <w:p>
+      <w:pPr/>
+      <w:r>
+        <w:rPr>
+          <w:lang w:val="en_US" w:bidi="en_US"/>
+        </w:rPr>
+      </w:r>
+      <w:r>
+        <w:rPr>
+          <w:b/>
+          <w:lang w:val="en_US" w:bidi="en_US"/>
+        </w:rPr>
+        <w:t>For:</w:t>
+      </w:r>
+      <w:r>
+        <w:rPr>
+          <w:lang w:val="en_US" w:bidi="en_US"/>
+        </w:rPr>
+        <w:t xml:space="preserve"> </w:t>
+      </w:r>
+      <w:r>
+        <w:rPr>
+          <w:i/>
+          <w:lang w:val="en_US" w:bidi="en_US"/>
+        </w:rPr>
+        <w:t>(Logical Connection)</w:t>
+      </w:r>
+      <w:r>
+        <w:rPr>
+          <w:lang w:val="en_US" w:bidi="en_US"/>
+        </w:rPr>
+        <w:t xml:space="preserve"> This verse is giving the reason why John requests Gaius to help the brothers.</w:t>
+      </w:r>
+    </w:p>
+    <w:p>
+      <w:pPr/>
+      <w:r>
+        <w:rPr>
+          <w:lang w:val="en_US" w:bidi="en_US"/>
+        </w:rPr>
+      </w:r>
+      <w:r>
+        <w:rPr>
+          <w:b/>
+          <w:lang w:val="en_US" w:bidi="en_US"/>
+        </w:rPr>
+        <w:t>they went out:</w:t>
+      </w:r>
+      <w:r>
+        <w:rPr>
+          <w:lang w:val="en_US" w:bidi="en_US"/>
+        </w:rPr>
+        <w:t xml:space="preserve"> </w:t>
+      </w:r>
+      <w:r>
+        <w:rPr>
+          <w:i/>
+          <w:lang w:val="en_US" w:bidi="en_US"/>
+        </w:rPr>
+        <w:t>(Lexical Problem)</w:t>
+      </w:r>
+      <w:r>
+        <w:rPr>
+          <w:lang w:val="en_US" w:bidi="en_US"/>
+        </w:rPr>
+        <w:t xml:space="preserve"> This refers to their making a journey to preach the gospel in different places. It does not refer to leaving any specific place.</w:t>
+      </w:r>
+    </w:p>
+    <w:p>
+      <w:pPr/>
+      <w:r>
+        <w:rPr>
+          <w:lang w:val="en_US" w:bidi="en_US"/>
+        </w:rPr>
+      </w:r>
+      <w:r>
+        <w:rPr>
+          <w:b/>
+          <w:lang w:val="en_US" w:bidi="en_US"/>
+        </w:rPr>
+        <w:t>the Name:</w:t>
+      </w:r>
+      <w:r>
+        <w:rPr>
+          <w:lang w:val="en_US" w:bidi="en_US"/>
+        </w:rPr>
+        <w:t xml:space="preserve"> </w:t>
+      </w:r>
+      <w:r>
+        <w:rPr>
+          <w:i/>
+          <w:lang w:val="en_US" w:bidi="en_US"/>
+        </w:rPr>
+        <w:t>(Special Biblical Term)</w:t>
+      </w:r>
+      <w:r>
+        <w:rPr>
+          <w:lang w:val="en_US" w:bidi="en_US"/>
+        </w:rPr>
+        <w:t xml:space="preserve"> This is a way of referring to Jesus Christ. This phrase is used a few times in the New Testament. See GNT, NEB.</w:t>
+      </w:r>
+    </w:p>
+    <w:p>
+      <w:pPr>
+        <w:pStyle w:val="Heading5"/>
+      </w:pPr>
+      <w:r>
+        <w:rPr>
+          <w:lang w:val="en_US" w:bidi="en_US"/>
+        </w:rPr>
+        <w:t>7b</w:t>
+      </w:r>
+    </w:p>
+    <w:p>
+      <w:pPr/>
+      <w:r>
+        <w:rPr>
+          <w:lang w:val="en_US" w:bidi="en_US"/>
+        </w:rPr>
+      </w:r>
+      <w:r>
+        <w:rPr>
+          <w:b/>
+          <w:lang w:val="en_US" w:bidi="en_US"/>
+        </w:rPr>
+        <w:t>accepting nothing from the Gentiles.</w:t>
+      </w:r>
+    </w:p>
+    <w:p>
+      <w:pPr>
+        <w:pStyle w:val="ListBullet"/>
+        <w:spacing w:line="240" w:lineRule="auto"/>
+        <w:ind w:left="720"/>
+      </w:pPr>
+      <w:r>
+        <w:rPr>
+          <w:lang w:val="en_US" w:bidi="en_US"/>
+        </w:rPr>
+      </w:r>
+      <w:r>
+        <w:rPr>
+          <w:lang w:val="en_US" w:bidi="en_US"/>
+        </w:rPr>
+        <w:t>and they do not ask for any help from those who are not Christians.</w:t>
+      </w:r>
+    </w:p>
+    <w:p>
+      <w:pPr/>
+      <w:r>
+        <w:rPr>
+          <w:lang w:val="en_US" w:bidi="en_US"/>
+        </w:rPr>
+      </w:r>
+      <w:r>
+        <w:rPr>
+          <w:b/>
+          <w:lang w:val="en_US" w:bidi="en_US"/>
+        </w:rPr>
+        <w:t>accepting nothing:</w:t>
+      </w:r>
+      <w:r>
+        <w:rPr>
+          <w:lang w:val="en_US" w:bidi="en_US"/>
+        </w:rPr>
+        <w:t xml:space="preserve"> </w:t>
+      </w:r>
+      <w:r>
+        <w:rPr>
+          <w:i/>
+          <w:lang w:val="en_US" w:bidi="en_US"/>
+        </w:rPr>
+        <w:t>(Meaning)</w:t>
+      </w:r>
+      <w:r>
+        <w:rPr>
+          <w:lang w:val="en_US" w:bidi="en_US"/>
+        </w:rPr>
+        <w:t xml:space="preserve"> As Christian preachers they did not ask for help from unbelievers. John is showing that they were different from teachers of other religions who traveled around at that time. The teachers of other religions used to require payment from the people they instructed and converted.</w:t>
+      </w:r>
+      <w:r>
+        <w:rPr>
+          <w:lang w:val="en_US" w:bidi="en_US"/>
+        </w:rPr>
+      </w:r>
+      <w:r>
+        <w:rPr>
+          <w:lang w:val="en_US" w:bidi="en_US"/>
+        </w:rPr>
+      </w:r>
+    </w:p>
+    <w:p>
+      <w:pPr/>
+      <w:r>
+        <w:rPr>
+          <w:lang w:val="en_US" w:bidi="en_US"/>
+        </w:rPr>
+      </w:r>
+    </w:p>
+    <w:p>
+      <w:pPr>
+        <w:pStyle w:val="Heading2"/>
+      </w:pPr>
+      <w:r>
+        <w:rPr>
+          <w:lang w:val="en_US" w:bidi="en_US"/>
+        </w:rPr>
+        <w:t>3 John 1:8</w:t>
+      </w:r>
+      <w:r>
+        <w:rPr>
+          <w:lang w:val="en_US" w:bidi="en_US"/>
+        </w:rPr>
+      </w:r>
+    </w:p>
+    <w:p>
+      <w:pPr>
+        <w:pStyle w:val="Heading4"/>
+      </w:pPr>
+      <w:r>
+        <w:rPr>
+          <w:lang w:val="en_US" w:bidi="en_US"/>
+        </w:rPr>
+        <w:t>Section 5–12: It is good to help those who teach the truth</w:t>
+      </w:r>
+    </w:p>
+    <w:p>
+      <w:pPr/>
+      <w:r>
+        <w:rPr>
+          <w:lang w:val="en_US" w:bidi="en_US"/>
+        </w:rPr>
+      </w:r>
+      <w:r>
+        <w:rPr>
+          <w:lang w:val="en_US" w:bidi="en_US"/>
+        </w:rPr>
+        <w:t>Read 5–12 carefully.</w:t>
+      </w:r>
+    </w:p>
+    <w:p>
+      <w:pPr/>
+      <w:r>
+        <w:rPr>
+          <w:lang w:val="en_US" w:bidi="en_US"/>
+        </w:rPr>
+      </w:r>
+      <w:r>
+        <w:rPr>
+          <w:lang w:val="en_US" w:bidi="en_US"/>
+        </w:rPr>
+        <w:t>Section Theme: This section contains the main points John is writing to Gaius about. He praises Gaius for helping the traveling Christian preachers and encourages him to follow the good example of Demetrius rather than the bad example of Diotrephes.</w:t>
+      </w:r>
+    </w:p>
+    <w:p>
+      <w:pPr>
+        <w:pStyle w:val="Heading4"/>
+      </w:pPr>
+      <w:r>
+        <w:rPr>
+          <w:lang w:val="en_US" w:bidi="en_US"/>
+        </w:rPr>
+        <w:t>Paragraph 5–8</w:t>
+      </w:r>
+    </w:p>
+    <w:p>
+      <w:pPr/>
+      <w:r>
+        <w:rPr>
+          <w:lang w:val="en_US" w:bidi="en_US"/>
+        </w:rPr>
+      </w:r>
+      <w:r>
+        <w:rPr>
+          <w:lang w:val="en_US" w:bidi="en_US"/>
+        </w:rPr>
+        <w:t>Read 5–8 in both BSB and GNT. Compare the two versions.</w:t>
+      </w:r>
+    </w:p>
+    <w:p>
+      <w:pPr/>
+      <w:r>
+        <w:rPr>
+          <w:lang w:val="en_US" w:bidi="en_US"/>
+        </w:rPr>
+      </w:r>
+      <w:r>
+        <w:rPr>
+          <w:lang w:val="en_US" w:bidi="en_US"/>
+        </w:rPr>
+        <w:t>Paragraph Theme: John praises Gaius for helping the traveling preachers. He explains that Christians should help these people because they are serving Christ and relying on fellow Christians to supply all they need.</w:t>
+      </w:r>
+    </w:p>
+    <w:p>
+      <w:pPr>
+        <w:pStyle w:val="Heading5"/>
+      </w:pPr>
+      <w:r>
+        <w:rPr>
+          <w:lang w:val="en_US" w:bidi="en_US"/>
+        </w:rPr>
+        <w:t>8a</w:t>
+      </w:r>
+    </w:p>
+    <w:p>
+      <w:pPr/>
+      <w:r>
+        <w:rPr>
+          <w:lang w:val="en_US" w:bidi="en_US"/>
+        </w:rPr>
+      </w:r>
+      <w:r>
+        <w:rPr>
+          <w:b/>
+          <w:lang w:val="en_US" w:bidi="en_US"/>
+        </w:rPr>
+        <w:t>Therefore we ought to support such men,</w:t>
+      </w:r>
+    </w:p>
+    <w:p>
+      <w:pPr>
+        <w:pStyle w:val="ListBullet"/>
+        <w:spacing w:line="240" w:lineRule="auto"/>
+        <w:ind w:left="720"/>
+      </w:pPr>
+      <w:r>
+        <w:rPr>
+          <w:lang w:val="en_US" w:bidi="en_US"/>
+        </w:rPr>
+      </w:r>
+      <w:r>
+        <w:rPr>
+          <w:lang w:val="en_US" w:bidi="en_US"/>
+        </w:rPr>
+        <w:t>Therefore we</w:t>
+      </w:r>
+      <w:r>
+        <w:rPr>
+          <w:vertAlign w:val="superscript"/>
+          <w:lang w:val="en_US" w:bidi="en_US"/>
+        </w:rPr>
+        <w:t>(incl)</w:t>
+      </w:r>
+      <w:r>
+        <w:rPr>
+          <w:lang w:val="en_US" w:bidi="en_US"/>
+        </w:rPr>
+        <w:t xml:space="preserve"> Christians ought to give these people whatever they need,</w:t>
+      </w:r>
+    </w:p>
+    <w:p>
+      <w:pPr/>
+      <w:r>
+        <w:rPr>
+          <w:lang w:val="en_US" w:bidi="en_US"/>
+        </w:rPr>
+      </w:r>
+      <w:r>
+        <w:rPr>
+          <w:b/>
+          <w:lang w:val="en_US" w:bidi="en_US"/>
+        </w:rPr>
+        <w:t>we:</w:t>
+      </w:r>
+      <w:r>
+        <w:rPr>
+          <w:lang w:val="en_US" w:bidi="en_US"/>
+        </w:rPr>
+        <w:t xml:space="preserve"> </w:t>
+      </w:r>
+      <w:r>
+        <w:rPr>
+          <w:i/>
+          <w:lang w:val="en_US" w:bidi="en_US"/>
+        </w:rPr>
+        <w:t>(Pronoun Reference)</w:t>
+      </w:r>
+      <w:r>
+        <w:rPr>
+          <w:lang w:val="en_US" w:bidi="en_US"/>
+        </w:rPr>
+        <w:t xml:space="preserve"> John is referring to himself and Gaius and all other Christians. See GNT.</w:t>
+      </w:r>
+    </w:p>
+    <w:p>
+      <w:pPr/>
+      <w:r>
+        <w:rPr>
+          <w:lang w:val="en_US" w:bidi="en_US"/>
+        </w:rPr>
+      </w:r>
+      <w:r>
+        <w:rPr>
+          <w:b/>
+          <w:lang w:val="en_US" w:bidi="en_US"/>
+        </w:rPr>
+        <w:t>support such men:</w:t>
+      </w:r>
+      <w:r>
+        <w:rPr>
+          <w:lang w:val="en_US" w:bidi="en_US"/>
+        </w:rPr>
+        <w:t xml:space="preserve"> </w:t>
+      </w:r>
+      <w:r>
+        <w:rPr>
+          <w:i/>
+          <w:lang w:val="en_US" w:bidi="en_US"/>
+        </w:rPr>
+        <w:t>(Meaning)</w:t>
+      </w:r>
+      <w:r>
+        <w:rPr>
+          <w:lang w:val="en_US" w:bidi="en_US"/>
+        </w:rPr>
+        <w:t xml:space="preserve"> This means Christians should help these people by welcoming them to stay in their homes and giving them whatever they need to continue their work for Christ.</w:t>
+      </w:r>
+    </w:p>
+    <w:p>
+      <w:pPr>
+        <w:pStyle w:val="Heading5"/>
+      </w:pPr>
+      <w:r>
+        <w:rPr>
+          <w:lang w:val="en_US" w:bidi="en_US"/>
+        </w:rPr>
+        <w:t>8b</w:t>
+      </w:r>
+    </w:p>
+    <w:p>
+      <w:pPr/>
+      <w:r>
+        <w:rPr>
+          <w:lang w:val="en_US" w:bidi="en_US"/>
+        </w:rPr>
+      </w:r>
+      <w:r>
+        <w:rPr>
+          <w:b/>
+          <w:lang w:val="en_US" w:bidi="en_US"/>
+        </w:rPr>
+        <w:t>so that we may be fellow workers</w:t>
+      </w:r>
+    </w:p>
+    <w:p>
+      <w:pPr>
+        <w:pStyle w:val="ListBullet"/>
+        <w:spacing w:line="240" w:lineRule="auto"/>
+        <w:ind w:left="720"/>
+      </w:pPr>
+      <w:r>
+        <w:rPr>
+          <w:lang w:val="en_US" w:bidi="en_US"/>
+        </w:rPr>
+      </w:r>
+      <w:r>
+        <w:rPr>
+          <w:lang w:val="en_US" w:bidi="en_US"/>
+        </w:rPr>
+        <w:t>so that we may be partners with them</w:t>
+      </w:r>
+    </w:p>
+    <w:p>
+      <w:pPr/>
+      <w:r>
+        <w:rPr>
+          <w:lang w:val="en_US" w:bidi="en_US"/>
+        </w:rPr>
+      </w:r>
+      <w:r>
+        <w:rPr>
+          <w:b/>
+          <w:lang w:val="en_US" w:bidi="en_US"/>
+        </w:rPr>
+        <w:t>that we may be fellow workers:</w:t>
+      </w:r>
+      <w:r>
+        <w:rPr>
+          <w:lang w:val="en_US" w:bidi="en_US"/>
+        </w:rPr>
+        <w:t xml:space="preserve"> </w:t>
+      </w:r>
+      <w:r>
+        <w:rPr>
+          <w:i/>
+          <w:lang w:val="en_US" w:bidi="en_US"/>
+        </w:rPr>
+        <w:t>(Pronoun Reference)</w:t>
+      </w:r>
+      <w:r>
+        <w:rPr>
+          <w:lang w:val="en_US" w:bidi="en_US"/>
+        </w:rPr>
+        <w:t xml:space="preserve"> John means that by helping these brothers, he and Gaius and all other Christians will be sharing in their work.</w:t>
+      </w:r>
+    </w:p>
+    <w:p>
+      <w:pPr>
+        <w:pStyle w:val="Heading5"/>
+      </w:pPr>
+      <w:r>
+        <w:rPr>
+          <w:lang w:val="en_US" w:bidi="en_US"/>
+        </w:rPr>
+        <w:t>8c</w:t>
+      </w:r>
+    </w:p>
+    <w:p>
+      <w:pPr/>
+      <w:r>
+        <w:rPr>
+          <w:lang w:val="en_US" w:bidi="en_US"/>
+        </w:rPr>
+      </w:r>
+      <w:r>
+        <w:rPr>
+          <w:b/>
+          <w:lang w:val="en_US" w:bidi="en_US"/>
+        </w:rPr>
+        <w:t>for the truth.</w:t>
+      </w:r>
+    </w:p>
+    <w:p>
+      <w:pPr>
+        <w:pStyle w:val="ListBullet"/>
+        <w:spacing w:line="240" w:lineRule="auto"/>
+        <w:ind w:left="720"/>
+      </w:pPr>
+      <w:r>
+        <w:rPr>
+          <w:lang w:val="en_US" w:bidi="en_US"/>
+        </w:rPr>
+      </w:r>
+      <w:r>
+        <w:rPr>
+          <w:lang w:val="en_US" w:bidi="en_US"/>
+        </w:rPr>
+        <w:t xml:space="preserve">in their work of telling people the true things </w:t>
+      </w:r>
+      <w:r>
+        <w:rPr>
+          <w:lang w:val="en_US" w:bidi="en_US"/>
+        </w:rPr>
+        <w:t>which God has revealed</w:t>
+      </w:r>
+      <w:r>
+        <w:rPr>
+          <w:lang w:val="en_US" w:bidi="en_US"/>
+        </w:rPr>
+        <w:t>.</w:t>
+      </w:r>
+    </w:p>
+    <w:p>
+      <w:pPr/>
+      <w:r>
+        <w:rPr>
+          <w:lang w:val="en_US" w:bidi="en_US"/>
+        </w:rPr>
+      </w:r>
+      <w:r>
+        <w:rPr>
+          <w:b/>
+          <w:lang w:val="en_US" w:bidi="en_US"/>
+        </w:rPr>
+        <w:t>for the truth:</w:t>
+      </w:r>
+      <w:r>
+        <w:rPr>
+          <w:lang w:val="en_US" w:bidi="en_US"/>
+        </w:rPr>
+        <w:t xml:space="preserve"> </w:t>
+      </w:r>
+      <w:r>
+        <w:rPr>
+          <w:i/>
+          <w:lang w:val="en_US" w:bidi="en_US"/>
+        </w:rPr>
+        <w:t>(Alternative Interpretations)</w:t>
+      </w:r>
+      <w:r>
+        <w:rPr>
+          <w:lang w:val="en_US" w:bidi="en_US"/>
+        </w:rPr>
+        <w:t xml:space="preserve"> There are different ideas about the meaning of the Greek phrase used here:</w:t>
+      </w:r>
+    </w:p>
+    <w:p>
+      <w:pPr>
+        <w:pStyle w:val="ListNumber"/>
+        <w:numPr>
+          <w:ilvl w:val="0"/>
+          <w:numId w:val="17"/>
+        </w:numPr>
+        <w:spacing w:line="240" w:lineRule="auto"/>
+        <w:ind w:left="720"/>
+      </w:pPr>
+      <w:r>
+        <w:rPr>
+          <w:lang w:val="en_US" w:bidi="en_US"/>
+        </w:rPr>
+      </w:r>
+      <w:r>
+        <w:rPr>
+          <w:lang w:val="en_US" w:bidi="en_US"/>
+        </w:rPr>
+        <w:t>It probably refers to working with the traveling preachers in spreading God’s truth to other people. (GNT, BSB, JB, NEB)</w:t>
       </w:r>
     </w:p>
     <w:p>
@@ -731,85 +3347,154 @@
         <w:spacing w:line="240" w:lineRule="auto"/>
         <w:ind w:left="720"/>
       </w:pPr>
-      <w:r/>
-      <w:r>
-        <w:t>Some think that it is a second part to the brothers’ report, emphasizing that Gaius continually puts God’s truth into practice. (BSB, NIV, JB, LB)</w:t>
-      </w:r>
-    </w:p>
-    <w:p>
-      <w:r/>
+      <w:r>
+        <w:rPr>
+          <w:lang w:val="en_US" w:bidi="en_US"/>
+        </w:rPr>
+      </w:r>
+      <w:r>
+        <w:rPr>
+          <w:lang w:val="en_US" w:bidi="en_US"/>
+        </w:rPr>
+        <w:t>Some think it refers to working together with God’s truth as it spreads among people. (KJV, JBP)</w:t>
+      </w:r>
+      <w:r>
+        <w:rPr>
+          <w:lang w:val="en_US" w:bidi="en_US"/>
+        </w:rPr>
+      </w:r>
+      <w:r>
+        <w:rPr>
+          <w:lang w:val="en_US" w:bidi="en_US"/>
+        </w:rPr>
+      </w:r>
+    </w:p>
+    <w:p>
+      <w:pPr/>
+      <w:r>
+        <w:rPr>
+          <w:lang w:val="en_US" w:bidi="en_US"/>
+        </w:rPr>
+      </w:r>
+    </w:p>
+    <w:p>
+      <w:pPr>
+        <w:pStyle w:val="Heading2"/>
+      </w:pPr>
+      <w:r>
+        <w:rPr>
+          <w:lang w:val="en_US" w:bidi="en_US"/>
+        </w:rPr>
+        <w:t>3 John 1:9</w:t>
+      </w:r>
+      <w:r>
+        <w:rPr>
+          <w:lang w:val="en_US" w:bidi="en_US"/>
+        </w:rPr>
+      </w:r>
+    </w:p>
+    <w:p>
+      <w:pPr>
+        <w:pStyle w:val="Heading4"/>
+      </w:pPr>
+      <w:r>
+        <w:rPr>
+          <w:lang w:val="en_US" w:bidi="en_US"/>
+        </w:rPr>
+        <w:t>Section 5–12: It is good to help those who teach the truth</w:t>
+      </w:r>
+    </w:p>
+    <w:p>
+      <w:pPr/>
+      <w:r>
+        <w:rPr>
+          <w:lang w:val="en_US" w:bidi="en_US"/>
+        </w:rPr>
+      </w:r>
+      <w:r>
+        <w:rPr>
+          <w:lang w:val="en_US" w:bidi="en_US"/>
+        </w:rPr>
+        <w:t>Read 5–12 carefully.</w:t>
+      </w:r>
+    </w:p>
+    <w:p>
+      <w:pPr/>
+      <w:r>
+        <w:rPr>
+          <w:lang w:val="en_US" w:bidi="en_US"/>
+        </w:rPr>
+      </w:r>
+      <w:r>
+        <w:rPr>
+          <w:lang w:val="en_US" w:bidi="en_US"/>
+        </w:rPr>
+        <w:t>Section Theme: This section contains the main points John is writing to Gaius about. He praises Gaius for helping the traveling Christian preachers and encourages him to follow the good example of Demetrius rather than the bad example of Diotrephes.</w:t>
+      </w:r>
+    </w:p>
+    <w:p>
+      <w:pPr>
+        <w:pStyle w:val="Heading4"/>
+      </w:pPr>
+      <w:r>
+        <w:rPr>
+          <w:lang w:val="en_US" w:bidi="en_US"/>
+        </w:rPr>
+        <w:t>Paragraph 9–12</w:t>
+      </w:r>
+    </w:p>
+    <w:p>
+      <w:pPr/>
+      <w:r>
+        <w:rPr>
+          <w:lang w:val="en_US" w:bidi="en_US"/>
+        </w:rPr>
+      </w:r>
+      <w:r>
+        <w:rPr>
+          <w:lang w:val="en_US" w:bidi="en_US"/>
+        </w:rPr>
+        <w:t>Read 9–12 in both BSB and GNT. Compare the two versions.</w:t>
+      </w:r>
+    </w:p>
+    <w:p>
+      <w:pPr/>
+      <w:r>
+        <w:rPr>
+          <w:lang w:val="en_US" w:bidi="en_US"/>
+        </w:rPr>
+      </w:r>
+      <w:r>
+        <w:rPr>
+          <w:lang w:val="en_US" w:bidi="en_US"/>
+        </w:rPr>
+        <w:t>Paragraph Theme: John uses a negative example and a positive example to reinforce what he has said about helping the traveling preachers. He describes Diotrephes, who opposes their work and rejects John’s instructions. Then he describes Demetrius, who is respected by all the Christians.</w:t>
+      </w:r>
+    </w:p>
+    <w:p>
+      <w:pPr>
+        <w:pStyle w:val="Heading5"/>
+      </w:pPr>
+      <w:r>
+        <w:rPr>
+          <w:lang w:val="en_US" w:bidi="en_US"/>
+        </w:rPr>
+        <w:t>9a</w:t>
+      </w:r>
+    </w:p>
+    <w:p>
+      <w:pPr/>
+      <w:r>
+        <w:rPr>
+          <w:lang w:val="en_US" w:bidi="en_US"/>
+        </w:rPr>
+      </w:r>
       <w:r>
         <w:rPr>
           <w:b/>
-        </w:rPr>
-        <w:t>you continue to walk:</w:t>
-      </w:r>
-      <w:r>
-        <w:t xml:space="preserve"> </w:t>
-      </w:r>
-      <w:r>
-        <w:rPr>
-          <w:i/>
-        </w:rPr>
-        <w:t>(Metaphor)</w:t>
-      </w:r>
-      <w:r>
-        <w:t xml:space="preserve"> As in 2 John 4, this is a Greek metaphor meaning, “you continue to put into practice in your life the truth which God has revealed about how he wants you to live.”</w:t>
-      </w:r>
-      <w:r/>
-      <w:r/>
-      <w:r/>
-    </w:p>
-    <w:p>
-      <w:pPr>
-        <w:pStyle w:val="Heading2"/>
-      </w:pPr>
-      <w:r>
-        <w:t>3 John 1:4</w:t>
-      </w:r>
-      <w:r/>
-    </w:p>
-    <w:p>
-      <w:pPr>
-        <w:pStyle w:val="Heading3"/>
-      </w:pPr>
-      <w:r>
-        <w:t>Section 1–4: Greetings</w:t>
-      </w:r>
-    </w:p>
-    <w:p>
-      <w:r/>
-      <w:r>
-        <w:t>Read 1–4 carefully in both BSB and GNT. Compare the two versions.</w:t>
-      </w:r>
-    </w:p>
-    <w:p>
-      <w:r/>
-      <w:r>
-        <w:t>Section Theme: As in 2 John 1–3, these verses contain the formal parts of the introduction to a Greek letter, that is, a description of the writer and the person he is writing to, and then a blessing (verse 2). John then goes on to encourage the person he is writing to (Gaius) by saying how pleased he was by the good reports he had heard about Gaius.</w:t>
-      </w:r>
-    </w:p>
-    <w:p>
-      <w:pPr>
-        <w:pStyle w:val="Heading4"/>
-      </w:pPr>
-      <w:r>
-        <w:t xml:space="preserve">4 </w:t>
-      </w:r>
-      <w:r>
-        <w:rPr>
-          <w:i/>
-        </w:rPr>
-        <w:t>(Logical Connection)</w:t>
-      </w:r>
-    </w:p>
-    <w:p>
-      <w:r/>
-      <w:r>
-        <w:rPr>
-          <w:b/>
-        </w:rPr>
-        <w:t>I have no greater joy than to hear that my children are walking in the truth.</w:t>
+          <w:lang w:val="en_US" w:bidi="en_US"/>
+        </w:rPr>
+        <w:t>I have written to the church about this,</w:t>
       </w:r>
     </w:p>
     <w:p>
@@ -818,135 +3503,110 @@
         <w:spacing w:line="240" w:lineRule="auto"/>
         <w:ind w:left="720"/>
       </w:pPr>
-      <w:r/>
-      <w:r>
-        <w:t>Whenever I hear that those who are like my children are living according to what God has truly shown us,</w:t>
-      </w:r>
-      <w:r>
-        <w:rPr>
-          <w:vertAlign w:val="superscript"/>
-        </w:rPr>
-        <w:t>(incl)</w:t>
-      </w:r>
-      <w:r>
-        <w:t xml:space="preserve"> then that makes me more happy than anything else can.</w:t>
-      </w:r>
-    </w:p>
-    <w:p>
-      <w:r/>
-      <w:r>
-        <w:t>This verse is giving the reason why the reports about Gaius made John so happy.</w:t>
-      </w:r>
-    </w:p>
-    <w:p>
-      <w:r/>
+      <w:r>
+        <w:rPr>
+          <w:lang w:val="en_US" w:bidi="en_US"/>
+        </w:rPr>
+      </w:r>
+      <w:r>
+        <w:rPr>
+          <w:lang w:val="en_US" w:bidi="en_US"/>
+        </w:rPr>
+        <w:t>¶ I have previously written a letter to the people of the church at your place/town,</w:t>
+      </w:r>
+    </w:p>
+    <w:p>
+      <w:pPr/>
+      <w:r>
+        <w:rPr>
+          <w:lang w:val="en_US" w:bidi="en_US"/>
+        </w:rPr>
+      </w:r>
       <w:r>
         <w:rPr>
           <w:b/>
-        </w:rPr>
-        <w:t>I have no greater joy:</w:t>
-      </w:r>
-      <w:r>
+          <w:lang w:val="en_US" w:bidi="en_US"/>
+        </w:rPr>
+        <w:t>(GNT:) a short letter:</w:t>
+      </w:r>
+      <w:r>
+        <w:rPr>
+          <w:lang w:val="en_US" w:bidi="en_US"/>
+        </w:rPr>
         <w:t xml:space="preserve"> </w:t>
       </w:r>
       <w:r>
         <w:rPr>
           <w:i/>
-        </w:rPr>
-        <w:t>(Figure of Speech)</w:t>
-      </w:r>
-      <w:r>
-        <w:t xml:space="preserve"> John is here using exaggeration to emphasize that such reports make him very happy.</w:t>
-      </w:r>
-    </w:p>
-    <w:p>
-      <w:r/>
+          <w:lang w:val="en_US" w:bidi="en_US"/>
+        </w:rPr>
+        <w:t>(Text)</w:t>
+      </w:r>
+      <w:r>
+        <w:rPr>
+          <w:lang w:val="en_US" w:bidi="en_US"/>
+        </w:rPr>
+        <w:t xml:space="preserve"> After “I have written,” many Greek manuscripts have a word meaning “something,” or “a little.” Several English versions translate this text. Other versions such as BSB follow manuscripts which do not have this text. In your translation it may be best to follow the BSB.</w:t>
+      </w:r>
+    </w:p>
+    <w:p>
+      <w:pPr/>
+      <w:r>
+        <w:rPr>
+          <w:lang w:val="en_US" w:bidi="en_US"/>
+        </w:rPr>
+      </w:r>
       <w:r>
         <w:rPr>
           <w:b/>
-        </w:rPr>
-        <w:t>my children:</w:t>
-      </w:r>
-      <w:r>
+          <w:lang w:val="en_US" w:bidi="en_US"/>
+        </w:rPr>
+        <w:t>the church:</w:t>
+      </w:r>
+      <w:r>
+        <w:rPr>
+          <w:lang w:val="en_US" w:bidi="en_US"/>
+        </w:rPr>
         <w:t xml:space="preserve"> </w:t>
       </w:r>
       <w:r>
         <w:rPr>
           <w:i/>
-        </w:rPr>
-        <w:t>(Cross-cultural Difference)</w:t>
-      </w:r>
-      <w:r>
-        <w:t xml:space="preserve"> John uses this term here as he does in 1 John to refer to Christians in churches for which he is responsible. See the note on “My little children” in 1 John 2:1.</w:t>
-      </w:r>
-      <w:r/>
-      <w:r/>
-      <w:r/>
-    </w:p>
-    <w:p>
-      <w:pPr>
-        <w:pStyle w:val="Heading2"/>
-      </w:pPr>
-      <w:r>
-        <w:t>3 John 1:5</w:t>
-      </w:r>
-      <w:r/>
-    </w:p>
-    <w:p>
-      <w:pPr>
-        <w:pStyle w:val="Heading3"/>
-      </w:pPr>
-      <w:r>
-        <w:t>Section 5–12: It is good to help those who teach the truth</w:t>
-      </w:r>
-    </w:p>
-    <w:p>
-      <w:r/>
-      <w:r>
-        <w:t>Read 5–12 carefully.</w:t>
-      </w:r>
-    </w:p>
-    <w:p>
-      <w:r/>
-      <w:r>
-        <w:t>Section Theme: This section contains the main points John is writing to Gaius about. He praises Gaius for helping the traveling Christian preachers and encourages him to follow the good example of Demetrius rather than the bad example of Diotrephes.</w:t>
-      </w:r>
-    </w:p>
-    <w:p>
-      <w:pPr>
-        <w:pStyle w:val="Heading3"/>
-      </w:pPr>
-      <w:r>
-        <w:t>Paragraph 5–8</w:t>
-      </w:r>
-    </w:p>
-    <w:p>
-      <w:r/>
-      <w:r>
-        <w:t>Read 5–8 in both BSB and GNT. Compare the two versions.</w:t>
-      </w:r>
-    </w:p>
-    <w:p>
-      <w:r/>
-      <w:r>
-        <w:t>Paragraph Theme: John praises Gaius for helping the traveling preachers. He explains that Christians should help these people because they are serving Christ and relying on fellow Christians to supply all they need.</w:t>
-      </w:r>
-    </w:p>
-    <w:p>
-      <w:pPr>
-        <w:pStyle w:val="Heading4"/>
-      </w:pPr>
-      <w:r>
-        <w:t>5</w:t>
-      </w:r>
-    </w:p>
-    <w:p>
-      <w:r/>
+          <w:lang w:val="en_US" w:bidi="en_US"/>
+        </w:rPr>
+        <w:t>(Multiple Senses)</w:t>
+      </w:r>
+      <w:r>
+        <w:rPr>
+          <w:lang w:val="en_US" w:bidi="en_US"/>
+        </w:rPr>
+        <w:t xml:space="preserve"> Here this means the group of Christians in the place where Diotrephes was. That was probably in the same place where Gaius lived, or nearby.</w:t>
+      </w:r>
+    </w:p>
+    <w:p>
+      <w:pPr>
+        <w:pStyle w:val="Heading5"/>
+      </w:pPr>
+      <w:r>
+        <w:rPr>
+          <w:lang w:val="en_US" w:bidi="en_US"/>
+        </w:rPr>
+        <w:t>9b</w:t>
+      </w:r>
+    </w:p>
+    <w:p>
+      <w:pPr/>
+      <w:r>
+        <w:rPr>
+          <w:lang w:val="en_US" w:bidi="en_US"/>
+        </w:rPr>
+      </w:r>
       <w:r>
         <w:rPr>
           <w:b/>
-        </w:rPr>
-        <w:t>Beloved, you are faithful in what you are doing for the brothers, and especially since they are strangers to you.</w:t>
+          <w:lang w:val="en_US" w:bidi="en_US"/>
+        </w:rPr>
+        <w:t>but Diotrephes, who loves to be first, will not accept our instruction.</w:t>
       </w:r>
     </w:p>
     <w:p>
@@ -955,198 +3615,324 @@
         <w:spacing w:line="240" w:lineRule="auto"/>
         <w:ind w:left="720"/>
       </w:pPr>
-      <w:r/>
-      <w:r>
-        <w:t>¶ My dear friend, you have done many things to help our</w:t>
-      </w:r>
-      <w:r>
-        <w:rPr>
-          <w:vertAlign w:val="superscript"/>
-        </w:rPr>
-        <w:t>(incl)</w:t>
-      </w:r>
-      <w:r>
-        <w:t xml:space="preserve"> fellow Christians </w:t>
-      </w:r>
-      <w:r>
-        <w:t>who are travelling around preaching the gospel</w:t>
-      </w:r>
-      <w:r>
-        <w:t>. You even help those who you do not know. This has shown to me that you are a faithful/loyal follower of Christ.</w:t>
-      </w:r>
-    </w:p>
-    <w:p>
-      <w:r/>
+      <w:r>
+        <w:rPr>
+          <w:lang w:val="en_US" w:bidi="en_US"/>
+        </w:rPr>
+      </w:r>
+      <w:r>
+        <w:rPr>
+          <w:lang w:val="en_US" w:bidi="en_US"/>
+        </w:rPr>
+        <w:t>but Diotrephes refuses to accept my instructions because he always wants to be the leader of the church himself.</w:t>
+      </w:r>
+    </w:p>
+    <w:p>
+      <w:pPr/>
+      <w:r>
+        <w:rPr>
+          <w:lang w:val="en_US" w:bidi="en_US"/>
+        </w:rPr>
+      </w:r>
       <w:r>
         <w:rPr>
           <w:b/>
-        </w:rPr>
-        <w:t>you are faithful:</w:t>
-      </w:r>
-      <w:r>
+          <w:lang w:val="en_US" w:bidi="en_US"/>
+        </w:rPr>
+        <w:t>Diotrephes:</w:t>
+      </w:r>
+      <w:r>
+        <w:rPr>
+          <w:lang w:val="en_US" w:bidi="en_US"/>
+        </w:rPr>
         <w:t xml:space="preserve"> </w:t>
       </w:r>
       <w:r>
         <w:rPr>
           <w:i/>
-        </w:rPr>
-        <w:t>(Focus)</w:t>
-      </w:r>
-      <w:r>
-        <w:t xml:space="preserve"> John is not simply praising Gaius for being faithful. He is saying that the help which Gaius gives to the brothers proves that he is faithful. See the Display.</w:t>
-      </w:r>
-    </w:p>
-    <w:p>
-      <w:r/>
+          <w:lang w:val="en_US" w:bidi="en_US"/>
+        </w:rPr>
+        <w:t>(New Participant)</w:t>
+      </w:r>
+      <w:r>
+        <w:rPr>
+          <w:lang w:val="en_US" w:bidi="en_US"/>
+        </w:rPr>
+        <w:t xml:space="preserve"> It is not clear whether Gaius already knew about Diotrephes or not. In translation he should be referred to as someone who has not previously been mentioned in this letter.</w:t>
+      </w:r>
+    </w:p>
+    <w:p>
+      <w:pPr/>
+      <w:r>
+        <w:rPr>
+          <w:lang w:val="en_US" w:bidi="en_US"/>
+        </w:rPr>
+      </w:r>
       <w:r>
         <w:rPr>
           <w:b/>
-        </w:rPr>
-        <w:t>faithful:</w:t>
-      </w:r>
-      <w:r>
+          <w:lang w:val="en_US" w:bidi="en_US"/>
+        </w:rPr>
+        <w:t>loves to be first:</w:t>
+      </w:r>
+      <w:r>
+        <w:rPr>
+          <w:lang w:val="en_US" w:bidi="en_US"/>
+        </w:rPr>
         <w:t xml:space="preserve"> </w:t>
       </w:r>
       <w:r>
         <w:rPr>
           <w:i/>
-        </w:rPr>
-        <w:t>(Lexical Problem)</w:t>
-      </w:r>
-      <w:r>
-        <w:t xml:space="preserve"> In your translation you may need to state who Gaius is faithful to John probably means that Gaius is faithful to God or Jesus.</w:t>
-      </w:r>
-    </w:p>
-    <w:p>
-      <w:r/>
+          <w:lang w:val="en_US" w:bidi="en_US"/>
+        </w:rPr>
+        <w:t>(Connotation)</w:t>
+      </w:r>
+      <w:r>
+        <w:rPr>
+          <w:lang w:val="en_US" w:bidi="en_US"/>
+        </w:rPr>
+        <w:t xml:space="preserve"> This implies that even if Diotrephes thinks that he is the leader of the church, John does not recognize him as the leader. He condemns Diotrephes for actively seeking such a position.</w:t>
+      </w:r>
+    </w:p>
+    <w:p>
+      <w:pPr/>
+      <w:r>
+        <w:rPr>
+          <w:lang w:val="en_US" w:bidi="en_US"/>
+        </w:rPr>
+      </w:r>
       <w:r>
         <w:rPr>
           <w:b/>
-        </w:rPr>
-        <w:t>what you are doing:</w:t>
-      </w:r>
-      <w:r>
+          <w:lang w:val="en_US" w:bidi="en_US"/>
+        </w:rPr>
+        <w:t>first:</w:t>
+      </w:r>
+      <w:r>
+        <w:rPr>
+          <w:lang w:val="en_US" w:bidi="en_US"/>
+        </w:rPr>
         <w:t xml:space="preserve"> </w:t>
       </w:r>
       <w:r>
         <w:rPr>
           <w:i/>
-        </w:rPr>
-        <w:t>(Translation)</w:t>
-      </w:r>
-      <w:r>
-        <w:t xml:space="preserve"> John does not state exactly what Gaius did, but from the rest of the letter it is clear that he welcomed the brothers into his house and provided them with what they needed.</w:t>
-      </w:r>
-    </w:p>
-    <w:p>
-      <w:r/>
+          <w:lang w:val="en_US" w:bidi="en_US"/>
+        </w:rPr>
+        <w:t>(Multiple Senses)</w:t>
+      </w:r>
+      <w:r>
+        <w:rPr>
+          <w:lang w:val="en_US" w:bidi="en_US"/>
+        </w:rPr>
+        <w:t xml:space="preserve"> This means being the leader of the church in that place. John does not use either of the biblical terms “bishop” or “elder” here, and at that time Christian leaders were not called pastors or priests. So a more neutral term for a Christian leader should be used in translation here. See GNT, JB, NEB, JBP, LB.</w:t>
+      </w:r>
+    </w:p>
+    <w:p>
+      <w:pPr/>
+      <w:r>
+        <w:rPr>
+          <w:lang w:val="en_US" w:bidi="en_US"/>
+        </w:rPr>
+      </w:r>
       <w:r>
         <w:rPr>
           <w:b/>
-        </w:rPr>
-        <w:t>are doing:</w:t>
-      </w:r>
-      <w:r>
+          <w:lang w:val="en_US" w:bidi="en_US"/>
+        </w:rPr>
+        <w:t>will not accept:</w:t>
+      </w:r>
+      <w:r>
+        <w:rPr>
+          <w:lang w:val="en_US" w:bidi="en_US"/>
+        </w:rPr>
         <w:t xml:space="preserve"> </w:t>
       </w:r>
       <w:r>
         <w:rPr>
           <w:i/>
-        </w:rPr>
-        <w:t>(Tense)</w:t>
-      </w:r>
-      <w:r>
-        <w:t xml:space="preserve"> This probably refers both to what Gaius has done in the past for some brothers and to what he is still doing for those who come to him.</w:t>
-      </w:r>
-    </w:p>
-    <w:p>
-      <w:r/>
+          <w:lang w:val="en_US" w:bidi="en_US"/>
+        </w:rPr>
+        <w:t>(Meaning)</w:t>
+      </w:r>
+      <w:r>
+        <w:rPr>
+          <w:lang w:val="en_US" w:bidi="en_US"/>
+        </w:rPr>
+        <w:t xml:space="preserve"> The Greek word used here means that Diotrephes did not accept or obey what John had written. It implies that he did not accept John’s authority to give him instructions. See GNT, RSV, LB.</w:t>
+      </w:r>
+    </w:p>
+    <w:p>
+      <w:pPr/>
+      <w:r>
+        <w:rPr>
+          <w:lang w:val="en_US" w:bidi="en_US"/>
+        </w:rPr>
+      </w:r>
       <w:r>
         <w:rPr>
           <w:b/>
-        </w:rPr>
-        <w:t>strangers:</w:t>
-      </w:r>
-      <w:r>
+          <w:lang w:val="en_US" w:bidi="en_US"/>
+        </w:rPr>
+        <w:t>our:</w:t>
+      </w:r>
+      <w:r>
+        <w:rPr>
+          <w:lang w:val="en_US" w:bidi="en_US"/>
+        </w:rPr>
         <w:t xml:space="preserve"> </w:t>
       </w:r>
       <w:r>
         <w:rPr>
           <w:i/>
-        </w:rPr>
-        <w:t>(Meaning)</w:t>
-      </w:r>
-      <w:r>
-        <w:t xml:space="preserve"> The meaning here is that some of the brothers were not previously known to Gaius (they probably came from distant towns or provinces). But he nevertheless helped them just because they were Christians.</w:t>
-      </w:r>
-      <w:r/>
-      <w:r/>
-      <w:r/>
+          <w:lang w:val="en_US" w:bidi="en_US"/>
+        </w:rPr>
+        <w:t>(Pronoun Reference)</w:t>
+      </w:r>
+      <w:r>
+        <w:rPr>
+          <w:lang w:val="en_US" w:bidi="en_US"/>
+        </w:rPr>
+        <w:t xml:space="preserve"> John is here using the plural pronoun to refer to himself. In many languages this may need to be translated as “my.”</w:t>
+      </w:r>
+      <w:r>
+        <w:rPr>
+          <w:lang w:val="en_US" w:bidi="en_US"/>
+        </w:rPr>
+      </w:r>
+      <w:r>
+        <w:rPr>
+          <w:lang w:val="en_US" w:bidi="en_US"/>
+        </w:rPr>
+      </w:r>
+    </w:p>
+    <w:p>
+      <w:pPr/>
+      <w:r>
+        <w:rPr>
+          <w:lang w:val="en_US" w:bidi="en_US"/>
+        </w:rPr>
+      </w:r>
     </w:p>
     <w:p>
       <w:pPr>
         <w:pStyle w:val="Heading2"/>
       </w:pPr>
       <w:r>
-        <w:t>3 John 1:6</w:t>
-      </w:r>
-      <w:r/>
-    </w:p>
-    <w:p>
-      <w:pPr>
-        <w:pStyle w:val="Heading3"/>
-      </w:pPr>
-      <w:r>
+        <w:rPr>
+          <w:lang w:val="en_US" w:bidi="en_US"/>
+        </w:rPr>
+        <w:t>3 John 1:10</w:t>
+      </w:r>
+      <w:r>
+        <w:rPr>
+          <w:lang w:val="en_US" w:bidi="en_US"/>
+        </w:rPr>
+      </w:r>
+    </w:p>
+    <w:p>
+      <w:pPr>
+        <w:pStyle w:val="Heading4"/>
+      </w:pPr>
+      <w:r>
+        <w:rPr>
+          <w:lang w:val="en_US" w:bidi="en_US"/>
+        </w:rPr>
         <w:t>Section 5–12: It is good to help those who teach the truth</w:t>
       </w:r>
     </w:p>
     <w:p>
-      <w:r/>
-      <w:r>
+      <w:pPr/>
+      <w:r>
+        <w:rPr>
+          <w:lang w:val="en_US" w:bidi="en_US"/>
+        </w:rPr>
+      </w:r>
+      <w:r>
+        <w:rPr>
+          <w:lang w:val="en_US" w:bidi="en_US"/>
+        </w:rPr>
         <w:t>Read 5–12 carefully.</w:t>
       </w:r>
     </w:p>
     <w:p>
-      <w:r/>
-      <w:r>
+      <w:pPr/>
+      <w:r>
+        <w:rPr>
+          <w:lang w:val="en_US" w:bidi="en_US"/>
+        </w:rPr>
+      </w:r>
+      <w:r>
+        <w:rPr>
+          <w:lang w:val="en_US" w:bidi="en_US"/>
+        </w:rPr>
         <w:t>Section Theme: This section contains the main points John is writing to Gaius about. He praises Gaius for helping the traveling Christian preachers and encourages him to follow the good example of Demetrius rather than the bad example of Diotrephes.</w:t>
       </w:r>
     </w:p>
     <w:p>
       <w:pPr>
-        <w:pStyle w:val="Heading3"/>
-      </w:pPr>
-      <w:r>
-        <w:t>Paragraph 5–8</w:t>
-      </w:r>
-    </w:p>
-    <w:p>
-      <w:r/>
-      <w:r>
-        <w:t>Read 5–8 in both BSB and GNT. Compare the two versions.</w:t>
-      </w:r>
-    </w:p>
-    <w:p>
-      <w:r/>
-      <w:r>
-        <w:t>Paragraph Theme: John praises Gaius for helping the traveling preachers. He explains that Christians should help these people because they are serving Christ and relying on fellow Christians to supply all they need.</w:t>
-      </w:r>
-    </w:p>
-    <w:p>
-      <w:pPr>
         <w:pStyle w:val="Heading4"/>
       </w:pPr>
       <w:r>
-        <w:t>6a</w:t>
-      </w:r>
-    </w:p>
-    <w:p>
-      <w:r/>
+        <w:rPr>
+          <w:lang w:val="en_US" w:bidi="en_US"/>
+        </w:rPr>
+        <w:t>Paragraph 9–12</w:t>
+      </w:r>
+    </w:p>
+    <w:p>
+      <w:pPr/>
+      <w:r>
+        <w:rPr>
+          <w:lang w:val="en_US" w:bidi="en_US"/>
+        </w:rPr>
+      </w:r>
+      <w:r>
+        <w:rPr>
+          <w:lang w:val="en_US" w:bidi="en_US"/>
+        </w:rPr>
+        <w:t>Read 9–12 in both BSB and GNT. Compare the two versions.</w:t>
+      </w:r>
+    </w:p>
+    <w:p>
+      <w:pPr/>
+      <w:r>
+        <w:rPr>
+          <w:lang w:val="en_US" w:bidi="en_US"/>
+        </w:rPr>
+      </w:r>
+      <w:r>
+        <w:rPr>
+          <w:lang w:val="en_US" w:bidi="en_US"/>
+        </w:rPr>
+        <w:t>Paragraph Theme: John uses a negative example and a positive example to reinforce what he has said about helping the traveling preachers. He describes Diotrephes, who opposes their work and rejects John’s instructions. Then he describes Demetrius, who is respected by all the Christians.</w:t>
+      </w:r>
+    </w:p>
+    <w:p>
+      <w:pPr>
+        <w:pStyle w:val="Heading5"/>
+      </w:pPr>
+      <w:r>
+        <w:rPr>
+          <w:lang w:val="en_US" w:bidi="en_US"/>
+        </w:rPr>
+        <w:t>10a</w:t>
+      </w:r>
+    </w:p>
+    <w:p>
+      <w:pPr/>
+      <w:r>
+        <w:rPr>
+          <w:lang w:val="en_US" w:bidi="en_US"/>
+        </w:rPr>
+      </w:r>
       <w:r>
         <w:rPr>
           <w:b/>
-        </w:rPr>
-        <w:t>They have testified to the church</w:t>
+          <w:lang w:val="en_US" w:bidi="en_US"/>
+        </w:rPr>
+        <w:t>So if I come,</w:t>
       </w:r>
     </w:p>
     <w:p>
@@ -1155,92 +3941,123 @@
         <w:spacing w:line="240" w:lineRule="auto"/>
         <w:ind w:left="720"/>
       </w:pPr>
-      <w:r/>
-      <w:r>
-        <w:t xml:space="preserve">Some of these people </w:t>
-      </w:r>
-      <w:r>
-        <w:t>whom you have helped</w:t>
-      </w:r>
-      <w:r>
-        <w:t xml:space="preserve"> have told us</w:t>
-      </w:r>
-      <w:r>
-        <w:rPr>
-          <w:vertAlign w:val="superscript"/>
-        </w:rPr>
-        <w:t>(excl)</w:t>
-      </w:r>
-      <w:r>
-        <w:t xml:space="preserve"> people of the church here</w:t>
-      </w:r>
-    </w:p>
-    <w:p>
-      <w:r/>
+      <w:r>
+        <w:rPr>
+          <w:lang w:val="en_US" w:bidi="en_US"/>
+        </w:rPr>
+      </w:r>
+      <w:r>
+        <w:rPr>
+          <w:lang w:val="en_US" w:bidi="en_US"/>
+        </w:rPr>
+        <w:t>Therefore, when I come to your place/town</w:t>
+      </w:r>
+    </w:p>
+    <w:p>
+      <w:pPr/>
+      <w:r>
+        <w:rPr>
+          <w:lang w:val="en_US" w:bidi="en_US"/>
+        </w:rPr>
+      </w:r>
       <w:r>
         <w:rPr>
           <w:b/>
-        </w:rPr>
-        <w:t>They:</w:t>
-      </w:r>
-      <w:r>
+          <w:lang w:val="en_US" w:bidi="en_US"/>
+        </w:rPr>
+        <w:t>if I come:</w:t>
+      </w:r>
+      <w:r>
+        <w:rPr>
+          <w:lang w:val="en_US" w:bidi="en_US"/>
+        </w:rPr>
         <w:t xml:space="preserve"> </w:t>
       </w:r>
       <w:r>
         <w:rPr>
           <w:i/>
-        </w:rPr>
-        <w:t>(Pronoun Reference)</w:t>
-      </w:r>
-      <w:r>
-        <w:t xml:space="preserve"> In the previous verse John referred to the traveling Christian preachers as “brothers.” This pronoun </w:t>
+          <w:lang w:val="en_US" w:bidi="en_US"/>
+        </w:rPr>
+        <w:t>(Meaning)</w:t>
+      </w:r>
+      <w:r>
+        <w:rPr>
+          <w:lang w:val="en_US" w:bidi="en_US"/>
+        </w:rPr>
+        <w:t xml:space="preserve"> Verse 14 makes it clear that John intends to come, so the word </w:t>
       </w:r>
       <w:r>
         <w:rPr>
           <w:i/>
-        </w:rPr>
-        <w:t>They</w:t>
-      </w:r>
-      <w:r>
-        <w:t xml:space="preserve"> refers to some of these brothers, who have come to John after Gaius has helped them.</w:t>
-      </w:r>
-    </w:p>
-    <w:p>
-      <w:r/>
+          <w:lang w:val="en_US" w:bidi="en_US"/>
+        </w:rPr>
+        <w:t>if</w:t>
+      </w:r>
+      <w:r>
+        <w:rPr>
+          <w:lang w:val="en_US" w:bidi="en_US"/>
+        </w:rPr>
+        <w:t xml:space="preserve"> here is probably indicating that he does not yet know when he will come. See GNT, LB.</w:t>
+      </w:r>
+    </w:p>
+    <w:p>
+      <w:pPr/>
+      <w:r>
+        <w:rPr>
+          <w:lang w:val="en_US" w:bidi="en_US"/>
+        </w:rPr>
+      </w:r>
       <w:r>
         <w:rPr>
           <w:b/>
-        </w:rPr>
-        <w:t>the church:</w:t>
-      </w:r>
-      <w:r>
+          <w:lang w:val="en_US" w:bidi="en_US"/>
+        </w:rPr>
+        <w:t>come:</w:t>
+      </w:r>
+      <w:r>
+        <w:rPr>
+          <w:lang w:val="en_US" w:bidi="en_US"/>
+        </w:rPr>
         <w:t xml:space="preserve"> </w:t>
       </w:r>
       <w:r>
         <w:rPr>
           <w:i/>
-        </w:rPr>
-        <w:t>(Multiple Senses)</w:t>
-      </w:r>
-      <w:r>
-        <w:t xml:space="preserve"> Here this means the group of Christians in the place where John was.</w:t>
-      </w:r>
-    </w:p>
-    <w:p>
-      <w:pPr>
-        <w:pStyle w:val="Heading4"/>
-      </w:pPr>
-      <w:r>
-        <w:t>6b</w:t>
-      </w:r>
-    </w:p>
-    <w:p>
-      <w:r/>
+          <w:lang w:val="en_US" w:bidi="en_US"/>
+        </w:rPr>
+        <w:t>(Lexical Problem)</w:t>
+      </w:r>
+      <w:r>
+        <w:rPr>
+          <w:lang w:val="en_US" w:bidi="en_US"/>
+        </w:rPr>
+        <w:t xml:space="preserve"> In your language it may be necessary to state where John was intending to come to, namely the place where Gaius and Diotrephes were.</w:t>
+      </w:r>
+    </w:p>
+    <w:p>
+      <w:pPr>
+        <w:pStyle w:val="Heading5"/>
+      </w:pPr>
+      <w:r>
+        <w:rPr>
+          <w:lang w:val="en_US" w:bidi="en_US"/>
+        </w:rPr>
+        <w:t>10b</w:t>
+      </w:r>
+    </w:p>
+    <w:p>
+      <w:pPr/>
+      <w:r>
+        <w:rPr>
+          <w:lang w:val="en_US" w:bidi="en_US"/>
+        </w:rPr>
+      </w:r>
       <w:r>
         <w:rPr>
           <w:b/>
-        </w:rPr>
-        <w:t>about your love.</w:t>
+          <w:lang w:val="en_US" w:bidi="en_US"/>
+        </w:rPr>
+        <w:t>I will call attention to</w:t>
       </w:r>
     </w:p>
     <w:p>
@@ -1249,47 +4066,76 @@
         <w:spacing w:line="240" w:lineRule="auto"/>
         <w:ind w:left="720"/>
       </w:pPr>
-      <w:r/>
-      <w:r>
-        <w:t>about how you love your fellow Christians very much.</w:t>
-      </w:r>
-    </w:p>
-    <w:p>
-      <w:r/>
+      <w:r>
+        <w:rPr>
+          <w:lang w:val="en_US" w:bidi="en_US"/>
+        </w:rPr>
+      </w:r>
+      <w:r>
+        <w:rPr>
+          <w:lang w:val="en_US" w:bidi="en_US"/>
+        </w:rPr>
+        <w:t>I will speak openly to the people of the church about what Diotrephes is doing.</w:t>
+      </w:r>
+    </w:p>
+    <w:p>
+      <w:pPr/>
+      <w:r>
+        <w:rPr>
+          <w:lang w:val="en_US" w:bidi="en_US"/>
+        </w:rPr>
+      </w:r>
       <w:r>
         <w:rPr>
           <w:b/>
-        </w:rPr>
-        <w:t>love:</w:t>
-      </w:r>
-      <w:r>
+          <w:lang w:val="en_US" w:bidi="en_US"/>
+        </w:rPr>
+        <w:t>call attention to:</w:t>
+      </w:r>
+      <w:r>
+        <w:rPr>
+          <w:lang w:val="en_US" w:bidi="en_US"/>
+        </w:rPr>
         <w:t xml:space="preserve"> </w:t>
       </w:r>
       <w:r>
         <w:rPr>
           <w:i/>
-        </w:rPr>
-        <w:t>(Event Idea)</w:t>
-      </w:r>
-      <w:r>
-        <w:t xml:space="preserve"> In some languages this may be expressed by a verb. You may need to indicate that it refers to Gaius’ love for the brothers or all fellow Christians.</w:t>
-      </w:r>
-    </w:p>
-    <w:p>
-      <w:pPr>
-        <w:pStyle w:val="Heading4"/>
-      </w:pPr>
-      <w:r>
-        <w:t>6c</w:t>
-      </w:r>
-    </w:p>
-    <w:p>
-      <w:r/>
+          <w:lang w:val="en_US" w:bidi="en_US"/>
+        </w:rPr>
+        <w:t>(Lexical Problem)</w:t>
+      </w:r>
+      <w:r>
+        <w:rPr>
+          <w:lang w:val="en_US" w:bidi="en_US"/>
+        </w:rPr>
+        <w:t xml:space="preserve"> This means that John will tell openly what Diotrephes has been doing. In translation it may be necessary to state that the people who John will tell this to are the members of the church where Diotrephes was.</w:t>
+      </w:r>
+    </w:p>
+    <w:p>
+      <w:pPr>
+        <w:pStyle w:val="Heading5"/>
+      </w:pPr>
+      <w:r>
+        <w:rPr>
+          <w:lang w:val="en_US" w:bidi="en_US"/>
+        </w:rPr>
+        <w:t>10c</w:t>
+      </w:r>
+    </w:p>
+    <w:p>
+      <w:pPr/>
+      <w:r>
+        <w:rPr>
+          <w:lang w:val="en_US" w:bidi="en_US"/>
+        </w:rPr>
+      </w:r>
       <w:r>
         <w:rPr>
           <w:b/>
-        </w:rPr>
-        <w:t>You will do well</w:t>
+          <w:lang w:val="en_US" w:bidi="en_US"/>
+        </w:rPr>
+        <w:t>his malicious slander against us</w:t>
       </w:r>
     </w:p>
     <w:p>
@@ -1298,50 +4144,16 @@
         <w:spacing w:line="240" w:lineRule="auto"/>
         <w:ind w:left="720"/>
       </w:pPr>
-      <w:r/>
-      <w:r>
-        <w:t>Now I say to you that</w:t>
-      </w:r>
-      <w:r>
-        <w:t xml:space="preserve"> you ought</w:t>
-      </w:r>
-    </w:p>
-    <w:p>
-      <w:r/>
-      <w:r>
-        <w:rPr>
-          <w:b/>
-        </w:rPr>
-        <w:t>You will do well:</w:t>
-      </w:r>
-      <w:r>
-        <w:t xml:space="preserve"> </w:t>
-      </w:r>
-      <w:r>
-        <w:rPr>
-          <w:i/>
-        </w:rPr>
-        <w:t>(Emotive Impact)</w:t>
-      </w:r>
-      <w:r>
-        <w:t xml:space="preserve"> This is John’s way of requesting Gaius to continue helping the traveling preachers. In translation it must be made clear that this is a request, not just a statement.</w:t>
-      </w:r>
-    </w:p>
-    <w:p>
-      <w:pPr>
-        <w:pStyle w:val="Heading4"/>
-      </w:pPr>
-      <w:r>
-        <w:t>6d</w:t>
-      </w:r>
-    </w:p>
-    <w:p>
-      <w:r/>
-      <w:r>
-        <w:rPr>
-          <w:b/>
-        </w:rPr>
-        <w:t>to send them on their way</w:t>
+      <w:r>
+        <w:rPr>
+          <w:lang w:val="en_US" w:bidi="en_US"/>
+        </w:rPr>
+      </w:r>
+      <w:r>
+        <w:rPr>
+          <w:lang w:val="en_US" w:bidi="en_US"/>
+        </w:rPr>
+        <w:t>What he is doing is this, he is telling foolish lies about me,</w:t>
       </w:r>
     </w:p>
     <w:p>
@@ -1350,74 +4162,110 @@
         <w:spacing w:line="240" w:lineRule="auto"/>
         <w:ind w:left="720"/>
       </w:pPr>
-      <w:r/>
-      <w:r>
-        <w:t xml:space="preserve">to continue to help these/such people </w:t>
-      </w:r>
-      <w:r>
-        <w:t>by giving them what they need</w:t>
-      </w:r>
-      <w:r>
-        <w:t xml:space="preserve"> when they wish to leave you and travel to other places.</w:t>
-      </w:r>
-    </w:p>
-    <w:p>
-      <w:r/>
+      <w:r>
+        <w:rPr>
+          <w:lang w:val="en_US" w:bidi="en_US"/>
+        </w:rPr>
+      </w:r>
+      <w:r>
+        <w:rPr>
+          <w:lang w:val="en_US" w:bidi="en_US"/>
+        </w:rPr>
+        <w:t>I will show how he is accusing me falsely and foolishly,</w:t>
+      </w:r>
+    </w:p>
+    <w:p>
+      <w:pPr/>
+      <w:r>
+        <w:rPr>
+          <w:lang w:val="en_US" w:bidi="en_US"/>
+        </w:rPr>
+      </w:r>
       <w:r>
         <w:rPr>
           <w:b/>
-        </w:rPr>
-        <w:t>send them on their way:</w:t>
-      </w:r>
-      <w:r>
+          <w:lang w:val="en_US" w:bidi="en_US"/>
+        </w:rPr>
+        <w:t>his malicious slander:</w:t>
+      </w:r>
+      <w:r>
+        <w:rPr>
+          <w:lang w:val="en_US" w:bidi="en_US"/>
+        </w:rPr>
         <w:t xml:space="preserve"> </w:t>
       </w:r>
       <w:r>
         <w:rPr>
           <w:i/>
+          <w:lang w:val="en_US" w:bidi="en_US"/>
         </w:rPr>
         <w:t>(Meaning)</w:t>
       </w:r>
       <w:r>
-        <w:t xml:space="preserve"> This means Gaius should help them and give them whatever they need when they are ready to leave his home and continue their travels.</w:t>
-      </w:r>
-    </w:p>
-    <w:p>
-      <w:r/>
+        <w:rPr>
+          <w:lang w:val="en_US" w:bidi="en_US"/>
+        </w:rPr>
+        <w:t xml:space="preserve"> This means that Diotrephes had been making foolish and untrue accusations against John.</w:t>
+      </w:r>
+    </w:p>
+    <w:p>
+      <w:pPr/>
+      <w:r>
+        <w:rPr>
+          <w:lang w:val="en_US" w:bidi="en_US"/>
+        </w:rPr>
+      </w:r>
       <w:r>
         <w:rPr>
           <w:b/>
-        </w:rPr>
-        <w:t>them:</w:t>
-      </w:r>
-      <w:r>
+          <w:lang w:val="en_US" w:bidi="en_US"/>
+        </w:rPr>
+        <w:t>us:</w:t>
+      </w:r>
+      <w:r>
+        <w:rPr>
+          <w:lang w:val="en_US" w:bidi="en_US"/>
+        </w:rPr>
         <w:t xml:space="preserve"> </w:t>
       </w:r>
       <w:r>
         <w:rPr>
           <w:i/>
-        </w:rPr>
-        <w:t xml:space="preserve">(Pronoun Reference) </w:t>
-      </w:r>
-      <w:r>
-        <w:t>This refers to any traveling Christian preachers who come to Gaius in future, whether they are the same ones who reported about him to John or others like them.</w:t>
-      </w:r>
-    </w:p>
-    <w:p>
-      <w:pPr>
-        <w:pStyle w:val="Heading4"/>
-      </w:pPr>
-      <w:r>
-        <w:t>6e</w:t>
-      </w:r>
-    </w:p>
-    <w:p>
-      <w:r/>
+          <w:lang w:val="en_US" w:bidi="en_US"/>
+        </w:rPr>
+        <w:t>(Pronoun Reference)</w:t>
+      </w:r>
+      <w:r>
+        <w:rPr>
+          <w:lang w:val="en_US" w:bidi="en_US"/>
+        </w:rPr>
+        <w:t xml:space="preserve"> As in verse 9, John is here using the plural pronoun to refer to himself.</w:t>
+      </w:r>
+    </w:p>
+    <w:p>
+      <w:pPr>
+        <w:pStyle w:val="Heading5"/>
+      </w:pPr>
+      <w:r>
+        <w:rPr>
+          <w:lang w:val="en_US" w:bidi="en_US"/>
+        </w:rPr>
+        <w:t>10d</w:t>
+      </w:r>
+    </w:p>
+    <w:p>
+      <w:pPr/>
+      <w:r>
+        <w:rPr>
+          <w:lang w:val="en_US" w:bidi="en_US"/>
+        </w:rPr>
+      </w:r>
       <w:r>
         <w:rPr>
           <w:b/>
-        </w:rPr>
-        <w:t>in a manner worthy of God.</w:t>
+          <w:lang w:val="en_US" w:bidi="en_US"/>
+        </w:rPr>
+        <w:t>And unsatisfied with that, he refuses to welcome the brothers</w:t>
       </w:r>
     </w:p>
     <w:p>
@@ -1426,121 +4274,135 @@
         <w:spacing w:line="240" w:lineRule="auto"/>
         <w:ind w:left="720"/>
       </w:pPr>
-      <w:r/>
-      <w:r>
-        <w:t>You should do this generously because this is what pleases God.</w:t>
-      </w:r>
-    </w:p>
-    <w:p>
-      <w:r/>
+      <w:r>
+        <w:rPr>
+          <w:lang w:val="en_US" w:bidi="en_US"/>
+        </w:rPr>
+      </w:r>
+      <w:r>
+        <w:rPr>
+          <w:lang w:val="en_US" w:bidi="en_US"/>
+        </w:rPr>
+        <w:t>And he is also doing something even worse than that. He is refusing to welcome our</w:t>
+      </w:r>
+      <w:r>
+        <w:rPr>
+          <w:vertAlign w:val="superscript"/>
+          <w:lang w:val="en_US" w:bidi="en_US"/>
+        </w:rPr>
+        <w:t>(incl)</w:t>
+      </w:r>
+      <w:r>
+        <w:rPr>
+          <w:lang w:val="en_US" w:bidi="en_US"/>
+        </w:rPr>
+        <w:t xml:space="preserve"> fellow Christians </w:t>
+      </w:r>
+      <w:r>
+        <w:rPr>
+          <w:lang w:val="en_US" w:bidi="en_US"/>
+        </w:rPr>
+        <w:t>who are traveling around preaching the gospel</w:t>
+      </w:r>
+      <w:r>
+        <w:rPr>
+          <w:lang w:val="en_US" w:bidi="en_US"/>
+        </w:rPr>
+        <w:t>.</w:t>
+      </w:r>
+    </w:p>
+    <w:p>
+      <w:pPr/>
+      <w:r>
+        <w:rPr>
+          <w:lang w:val="en_US" w:bidi="en_US"/>
+        </w:rPr>
+      </w:r>
       <w:r>
         <w:rPr>
           <w:b/>
-        </w:rPr>
-        <w:t>in a manner worthy of God:</w:t>
-      </w:r>
-      <w:r>
+          <w:lang w:val="en_US" w:bidi="en_US"/>
+        </w:rPr>
+        <w:t>And unsatisfied with that:</w:t>
+      </w:r>
+      <w:r>
+        <w:rPr>
+          <w:lang w:val="en_US" w:bidi="en_US"/>
+        </w:rPr>
         <w:t xml:space="preserve"> </w:t>
       </w:r>
       <w:r>
         <w:rPr>
           <w:i/>
-        </w:rPr>
-        <w:t>(Alternative Interpretations)</w:t>
-      </w:r>
-      <w:r>
-        <w:t xml:space="preserve"> There are different ideas about what this means:</w:t>
-      </w:r>
-    </w:p>
-    <w:p>
-      <w:pPr>
-        <w:pStyle w:val="ListNumber"/>
-        <w:spacing w:line="240" w:lineRule="auto"/>
-        <w:ind w:left="720"/>
-      </w:pPr>
-      <w:r/>
-      <w:r>
-        <w:t>It probably means Gaius should help them in the way that God wants his people to help each other. (GNT, JB)</w:t>
-      </w:r>
-    </w:p>
-    <w:p>
-      <w:pPr>
-        <w:pStyle w:val="ListNumber"/>
-        <w:spacing w:line="240" w:lineRule="auto"/>
-        <w:ind w:left="720"/>
-      </w:pPr>
-      <w:r/>
-      <w:r>
-        <w:t>Some think it means he should honour them because they are God’s representatives.</w:t>
-      </w:r>
-      <w:r/>
-      <w:r/>
-      <w:r/>
-    </w:p>
-    <w:p>
-      <w:pPr>
-        <w:pStyle w:val="Heading2"/>
-      </w:pPr>
-      <w:r>
-        <w:t>3 John 1:7</w:t>
-      </w:r>
-      <w:r/>
-    </w:p>
-    <w:p>
-      <w:pPr>
-        <w:pStyle w:val="Heading3"/>
-      </w:pPr>
-      <w:r>
-        <w:t>Section 5–12: It is good to help those who teach the truth</w:t>
-      </w:r>
-    </w:p>
-    <w:p>
-      <w:r/>
-      <w:r>
-        <w:t>Read 5–12 carefully.</w:t>
-      </w:r>
-    </w:p>
-    <w:p>
-      <w:r/>
-      <w:r>
-        <w:t>Section Theme: This section contains the main points John is writing to Gaius about. He praises Gaius for helping the traveling Christian preachers and encourages him to follow the good example of Demetrius rather than the bad example of Diotrephes.</w:t>
-      </w:r>
-    </w:p>
-    <w:p>
-      <w:pPr>
-        <w:pStyle w:val="Heading3"/>
-      </w:pPr>
-      <w:r>
-        <w:t>Paragraph 5–8</w:t>
-      </w:r>
-    </w:p>
-    <w:p>
-      <w:r/>
-      <w:r>
-        <w:t>Read 5–8 in both BSB and GNT. Compare the two versions.</w:t>
-      </w:r>
-    </w:p>
-    <w:p>
-      <w:r/>
-      <w:r>
-        <w:t>Paragraph Theme: John praises Gaius for helping the traveling preachers. He explains that Christians should help these people because they are serving Christ and relying on fellow Christians to supply all they need.</w:t>
-      </w:r>
-    </w:p>
-    <w:p>
-      <w:pPr>
-        <w:pStyle w:val="Heading4"/>
-      </w:pPr>
-      <w:r>
-        <w:t>7a</w:t>
-      </w:r>
-    </w:p>
-    <w:p>
-      <w:r/>
+          <w:lang w:val="en_US" w:bidi="en_US"/>
+        </w:rPr>
+        <w:t>(Logical Connection)</w:t>
+      </w:r>
+      <w:r>
+        <w:rPr>
+          <w:lang w:val="en_US" w:bidi="en_US"/>
+        </w:rPr>
+        <w:t xml:space="preserve"> This phrase is not literally stating anything about what satisfies Diotrephes. It is used to indicate something he does which is even worse than malicious gossip. In translation this can often be indicated by an idiomatic phrase. See GNT, JB, JBP.</w:t>
+      </w:r>
+    </w:p>
+    <w:p>
+      <w:pPr/>
+      <w:r>
+        <w:rPr>
+          <w:lang w:val="en_US" w:bidi="en_US"/>
+        </w:rPr>
+      </w:r>
       <w:r>
         <w:rPr>
           <w:b/>
-        </w:rPr>
-        <w:t>For they went out on behalf of the Name,</w:t>
+          <w:lang w:val="en_US" w:bidi="en_US"/>
+        </w:rPr>
+        <w:t>the brothers:</w:t>
+      </w:r>
+      <w:r>
+        <w:rPr>
+          <w:lang w:val="en_US" w:bidi="en_US"/>
+        </w:rPr>
+        <w:t xml:space="preserve"> </w:t>
+      </w:r>
+      <w:r>
+        <w:rPr>
+          <w:i/>
+          <w:lang w:val="en_US" w:bidi="en_US"/>
+        </w:rPr>
+        <w:t xml:space="preserve">(Pronoun Reference) </w:t>
+      </w:r>
+      <w:r>
+        <w:rPr>
+          <w:lang w:val="en_US" w:bidi="en_US"/>
+        </w:rPr>
+        <w:t>As in verse 5, this refers to any of the traveling Christian preachers who came to him.</w:t>
+      </w:r>
+    </w:p>
+    <w:p>
+      <w:pPr>
+        <w:pStyle w:val="Heading5"/>
+      </w:pPr>
+      <w:r>
+        <w:rPr>
+          <w:lang w:val="en_US" w:bidi="en_US"/>
+        </w:rPr>
+        <w:t>10e</w:t>
+      </w:r>
+    </w:p>
+    <w:p>
+      <w:pPr/>
+      <w:r>
+        <w:rPr>
+          <w:lang w:val="en_US" w:bidi="en_US"/>
+        </w:rPr>
+      </w:r>
+      <w:r>
+        <w:rPr>
+          <w:b/>
+          <w:lang w:val="en_US" w:bidi="en_US"/>
+        </w:rPr>
+        <w:t>and forbids those who want to do so,</w:t>
       </w:r>
     </w:p>
     <w:p>
@@ -1549,89 +4411,88 @@
         <w:spacing w:line="240" w:lineRule="auto"/>
         <w:ind w:left="720"/>
       </w:pPr>
-      <w:r/>
-      <w:r>
-        <w:t>For these people are traveling around in order to serve Jesus Christ,</w:t>
-      </w:r>
-    </w:p>
-    <w:p>
-      <w:r/>
+      <w:r>
+        <w:rPr>
+          <w:lang w:val="en_US" w:bidi="en_US"/>
+        </w:rPr>
+      </w:r>
+      <w:r>
+        <w:rPr>
+          <w:lang w:val="en_US" w:bidi="en_US"/>
+        </w:rPr>
+        <w:t xml:space="preserve">Also he hinders those people in the church who do want to welcome these </w:t>
+      </w:r>
+      <w:r>
+        <w:rPr>
+          <w:lang w:val="en_US" w:bidi="en_US"/>
+        </w:rPr>
+        <w:t>traveling</w:t>
+      </w:r>
+      <w:r>
+        <w:rPr>
+          <w:lang w:val="en_US" w:bidi="en_US"/>
+        </w:rPr>
+        <w:t xml:space="preserve"> Christians.</w:t>
+      </w:r>
+    </w:p>
+    <w:p>
+      <w:pPr/>
+      <w:r>
+        <w:rPr>
+          <w:lang w:val="en_US" w:bidi="en_US"/>
+        </w:rPr>
+      </w:r>
       <w:r>
         <w:rPr>
           <w:b/>
-        </w:rPr>
-        <w:t>For:</w:t>
-      </w:r>
-      <w:r>
+          <w:lang w:val="en_US" w:bidi="en_US"/>
+        </w:rPr>
+        <w:t>who want to do so:</w:t>
+      </w:r>
+      <w:r>
+        <w:rPr>
+          <w:lang w:val="en_US" w:bidi="en_US"/>
+        </w:rPr>
         <w:t xml:space="preserve"> </w:t>
       </w:r>
       <w:r>
         <w:rPr>
           <w:i/>
-        </w:rPr>
-        <w:t>(Logical Connection)</w:t>
-      </w:r>
-      <w:r>
-        <w:t xml:space="preserve"> This verse is giving the reason why John requests Gaius to help the brothers.</w:t>
-      </w:r>
-    </w:p>
-    <w:p>
-      <w:r/>
+          <w:lang w:val="en_US" w:bidi="en_US"/>
+        </w:rPr>
+        <w:t>(Ellipsis)</w:t>
+      </w:r>
+      <w:r>
+        <w:rPr>
+          <w:lang w:val="en_US" w:bidi="en_US"/>
+        </w:rPr>
+        <w:t xml:space="preserve"> This is a short way of saying, “who want to welcome the brothers.”</w:t>
+      </w:r>
+    </w:p>
+    <w:p>
+      <w:pPr>
+        <w:pStyle w:val="Heading5"/>
+      </w:pPr>
+      <w:r>
+        <w:rPr>
+          <w:lang w:val="en_US" w:bidi="en_US"/>
+        </w:rPr>
+        <w:t>10f</w:t>
+      </w:r>
+    </w:p>
+    <w:p>
+      <w:pPr/>
+      <w:r>
+        <w:rPr>
+          <w:lang w:val="en_US" w:bidi="en_US"/>
+        </w:rPr>
+      </w:r>
       <w:r>
         <w:rPr>
           <w:b/>
-        </w:rPr>
-        <w:t>they went out:</w:t>
-      </w:r>
-      <w:r>
-        <w:t xml:space="preserve"> </w:t>
-      </w:r>
-      <w:r>
-        <w:rPr>
-          <w:i/>
-        </w:rPr>
-        <w:t>(Lexical Problem)</w:t>
-      </w:r>
-      <w:r>
-        <w:t xml:space="preserve"> This refers to their making a journey to preach the gospel in different places. It does not refer to leaving any specific place.</w:t>
-      </w:r>
-    </w:p>
-    <w:p>
-      <w:r/>
-      <w:r>
-        <w:rPr>
-          <w:b/>
-        </w:rPr>
-        <w:t>the Name:</w:t>
-      </w:r>
-      <w:r>
-        <w:t xml:space="preserve"> </w:t>
-      </w:r>
-      <w:r>
-        <w:rPr>
-          <w:i/>
-        </w:rPr>
-        <w:t>(Special Biblical Term)</w:t>
-      </w:r>
-      <w:r>
-        <w:t xml:space="preserve"> This is a way of referring to Jesus Christ. This phrase is used a few times in the New Testament. See GNT, NEB.</w:t>
-      </w:r>
-    </w:p>
-    <w:p>
-      <w:pPr>
-        <w:pStyle w:val="Heading4"/>
-      </w:pPr>
-      <w:r>
-        <w:t>7b</w:t>
-      </w:r>
-    </w:p>
-    <w:p>
-      <w:r/>
-      <w:r>
-        <w:rPr>
-          <w:b/>
-        </w:rPr>
-        <w:t>accepting nothing from the Gentiles.</w:t>
+          <w:lang w:val="en_US" w:bidi="en_US"/>
+        </w:rPr>
+        <w:t>even putting them out of the church.</w:t>
       </w:r>
     </w:p>
     <w:p>
@@ -1640,99 +4501,234 @@
         <w:spacing w:line="240" w:lineRule="auto"/>
         <w:ind w:left="720"/>
       </w:pPr>
-      <w:r/>
-      <w:r>
-        <w:t>and they do not ask for any help from those who are not Christians.</w:t>
-      </w:r>
-    </w:p>
-    <w:p>
-      <w:r/>
+      <w:r>
+        <w:rPr>
+          <w:lang w:val="en_US" w:bidi="en_US"/>
+        </w:rPr>
+      </w:r>
+      <w:r>
+        <w:rPr>
+          <w:lang w:val="en_US" w:bidi="en_US"/>
+        </w:rPr>
+        <w:t xml:space="preserve">And he even expels from </w:t>
+      </w:r>
+      <w:r>
+        <w:rPr>
+          <w:lang w:val="en_US" w:bidi="en_US"/>
+        </w:rPr>
+        <w:t>the meetings of</w:t>
+      </w:r>
+      <w:r>
+        <w:rPr>
+          <w:lang w:val="en_US" w:bidi="en_US"/>
+        </w:rPr>
+        <w:t xml:space="preserve"> the church those who want to welcome them.</w:t>
+      </w:r>
+    </w:p>
+    <w:p>
+      <w:pPr/>
+      <w:r>
+        <w:rPr>
+          <w:lang w:val="en_US" w:bidi="en_US"/>
+        </w:rPr>
+      </w:r>
       <w:r>
         <w:rPr>
           <w:b/>
-        </w:rPr>
-        <w:t>accepting nothing:</w:t>
-      </w:r>
-      <w:r>
+          <w:lang w:val="en_US" w:bidi="en_US"/>
+        </w:rPr>
+        <w:t>putting them out of the church:</w:t>
+      </w:r>
+      <w:r>
+        <w:rPr>
+          <w:lang w:val="en_US" w:bidi="en_US"/>
+        </w:rPr>
         <w:t xml:space="preserve"> </w:t>
       </w:r>
       <w:r>
         <w:rPr>
           <w:i/>
+          <w:lang w:val="en_US" w:bidi="en_US"/>
         </w:rPr>
         <w:t>(Meaning)</w:t>
       </w:r>
       <w:r>
-        <w:t xml:space="preserve"> As Christian preachers they did not ask for help from unbelievers. John is showing that they were different from teachers of other religions who traveled around at that time. The teachers of other religions used to require payment from the people they instructed and converted.</w:t>
-      </w:r>
-      <w:r/>
-      <w:r/>
-      <w:r/>
+        <w:rPr>
+          <w:lang w:val="en_US" w:bidi="en_US"/>
+        </w:rPr>
+        <w:t xml:space="preserve"> This means that Diotrephes expels these members from the church in that place. He somehow prevents them from continuing to have fellowship with that church.</w:t>
+      </w:r>
+    </w:p>
+    <w:p>
+      <w:pPr/>
+      <w:r>
+        <w:rPr>
+          <w:lang w:val="en_US" w:bidi="en_US"/>
+        </w:rPr>
+      </w:r>
+      <w:r>
+        <w:rPr>
+          <w:b/>
+          <w:lang w:val="en_US" w:bidi="en_US"/>
+        </w:rPr>
+        <w:t>putting them out:</w:t>
+      </w:r>
+      <w:r>
+        <w:rPr>
+          <w:lang w:val="en_US" w:bidi="en_US"/>
+        </w:rPr>
+        <w:t xml:space="preserve"> </w:t>
+      </w:r>
+      <w:r>
+        <w:rPr>
+          <w:i/>
+          <w:lang w:val="en_US" w:bidi="en_US"/>
+        </w:rPr>
+        <w:t>(Pronoun Reference)</w:t>
+      </w:r>
+      <w:r>
+        <w:rPr>
+          <w:lang w:val="en_US" w:bidi="en_US"/>
+        </w:rPr>
+        <w:t xml:space="preserve"> This means that Diotrephes expels those church members who wanted to welcome the “brothers.” It does not refer to him expelling the “brothers” themselves.</w:t>
+      </w:r>
+      <w:r>
+        <w:rPr>
+          <w:lang w:val="en_US" w:bidi="en_US"/>
+        </w:rPr>
+      </w:r>
+      <w:r>
+        <w:rPr>
+          <w:lang w:val="en_US" w:bidi="en_US"/>
+        </w:rPr>
+      </w:r>
+    </w:p>
+    <w:p>
+      <w:pPr/>
+      <w:r>
+        <w:rPr>
+          <w:lang w:val="en_US" w:bidi="en_US"/>
+        </w:rPr>
+      </w:r>
     </w:p>
     <w:p>
       <w:pPr>
         <w:pStyle w:val="Heading2"/>
       </w:pPr>
       <w:r>
-        <w:t>3 John 1:8</w:t>
-      </w:r>
-      <w:r/>
-    </w:p>
-    <w:p>
-      <w:pPr>
-        <w:pStyle w:val="Heading3"/>
-      </w:pPr>
-      <w:r>
+        <w:rPr>
+          <w:lang w:val="en_US" w:bidi="en_US"/>
+        </w:rPr>
+        <w:t>3 John 1:11</w:t>
+      </w:r>
+      <w:r>
+        <w:rPr>
+          <w:lang w:val="en_US" w:bidi="en_US"/>
+        </w:rPr>
+      </w:r>
+    </w:p>
+    <w:p>
+      <w:pPr>
+        <w:pStyle w:val="Heading4"/>
+      </w:pPr>
+      <w:r>
+        <w:rPr>
+          <w:lang w:val="en_US" w:bidi="en_US"/>
+        </w:rPr>
         <w:t>Section 5–12: It is good to help those who teach the truth</w:t>
       </w:r>
     </w:p>
     <w:p>
-      <w:r/>
-      <w:r>
+      <w:pPr/>
+      <w:r>
+        <w:rPr>
+          <w:lang w:val="en_US" w:bidi="en_US"/>
+        </w:rPr>
+      </w:r>
+      <w:r>
+        <w:rPr>
+          <w:lang w:val="en_US" w:bidi="en_US"/>
+        </w:rPr>
         <w:t>Read 5–12 carefully.</w:t>
       </w:r>
     </w:p>
     <w:p>
-      <w:r/>
-      <w:r>
+      <w:pPr/>
+      <w:r>
+        <w:rPr>
+          <w:lang w:val="en_US" w:bidi="en_US"/>
+        </w:rPr>
+      </w:r>
+      <w:r>
+        <w:rPr>
+          <w:lang w:val="en_US" w:bidi="en_US"/>
+        </w:rPr>
         <w:t>Section Theme: This section contains the main points John is writing to Gaius about. He praises Gaius for helping the traveling Christian preachers and encourages him to follow the good example of Demetrius rather than the bad example of Diotrephes.</w:t>
       </w:r>
     </w:p>
     <w:p>
       <w:pPr>
-        <w:pStyle w:val="Heading3"/>
-      </w:pPr>
-      <w:r>
-        <w:t>Paragraph 5–8</w:t>
-      </w:r>
-    </w:p>
-    <w:p>
-      <w:r/>
-      <w:r>
-        <w:t>Read 5–8 in both BSB and GNT. Compare the two versions.</w:t>
-      </w:r>
-    </w:p>
-    <w:p>
-      <w:r/>
-      <w:r>
-        <w:t>Paragraph Theme: John praises Gaius for helping the traveling preachers. He explains that Christians should help these people because they are serving Christ and relying on fellow Christians to supply all they need.</w:t>
-      </w:r>
-    </w:p>
-    <w:p>
-      <w:pPr>
         <w:pStyle w:val="Heading4"/>
       </w:pPr>
       <w:r>
-        <w:t>8a</w:t>
-      </w:r>
-    </w:p>
-    <w:p>
-      <w:r/>
+        <w:rPr>
+          <w:lang w:val="en_US" w:bidi="en_US"/>
+        </w:rPr>
+        <w:t>Paragraph 9–12</w:t>
+      </w:r>
+    </w:p>
+    <w:p>
+      <w:pPr/>
+      <w:r>
+        <w:rPr>
+          <w:lang w:val="en_US" w:bidi="en_US"/>
+        </w:rPr>
+      </w:r>
+      <w:r>
+        <w:rPr>
+          <w:lang w:val="en_US" w:bidi="en_US"/>
+        </w:rPr>
+        <w:t>Read 9–12 in both BSB and GNT. Compare the two versions.</w:t>
+      </w:r>
+    </w:p>
+    <w:p>
+      <w:pPr/>
+      <w:r>
+        <w:rPr>
+          <w:lang w:val="en_US" w:bidi="en_US"/>
+        </w:rPr>
+      </w:r>
+      <w:r>
+        <w:rPr>
+          <w:lang w:val="en_US" w:bidi="en_US"/>
+        </w:rPr>
+        <w:t>Paragraph Theme: John uses a negative example and a positive example to reinforce what he has said about helping the traveling preachers. He describes Diotrephes, who opposes their work and rejects John’s instructions. Then he describes Demetrius, who is respected by all the Christians.</w:t>
+      </w:r>
+    </w:p>
+    <w:p>
+      <w:pPr>
+        <w:pStyle w:val="Heading5"/>
+      </w:pPr>
+      <w:r>
+        <w:rPr>
+          <w:lang w:val="en_US" w:bidi="en_US"/>
+        </w:rPr>
+        <w:t>11a</w:t>
+      </w:r>
+    </w:p>
+    <w:p>
+      <w:pPr/>
+      <w:r>
+        <w:rPr>
+          <w:lang w:val="en_US" w:bidi="en_US"/>
+        </w:rPr>
+      </w:r>
       <w:r>
         <w:rPr>
           <w:b/>
-        </w:rPr>
-        <w:t>Therefore we ought to support such men,</w:t>
+          <w:lang w:val="en_US" w:bidi="en_US"/>
+        </w:rPr>
+        <w:t>Beloved, do not imitate what is evil,</w:t>
       </w:r>
     </w:p>
     <w:p>
@@ -1741,77 +4737,76 @@
         <w:spacing w:line="240" w:lineRule="auto"/>
         <w:ind w:left="720"/>
       </w:pPr>
-      <w:r/>
-      <w:r>
-        <w:t>Therefore we</w:t>
-      </w:r>
-      <w:r>
-        <w:rPr>
-          <w:vertAlign w:val="superscript"/>
-        </w:rPr>
-        <w:t>(incl)</w:t>
-      </w:r>
-      <w:r>
-        <w:t xml:space="preserve"> Christians ought to give these people whatever they need,</w:t>
-      </w:r>
-    </w:p>
-    <w:p>
-      <w:r/>
+      <w:r>
+        <w:rPr>
+          <w:lang w:val="en_US" w:bidi="en_US"/>
+        </w:rPr>
+      </w:r>
+      <w:r>
+        <w:rPr>
+          <w:lang w:val="en_US" w:bidi="en_US"/>
+        </w:rPr>
+        <w:t>My dear friend, do not copy the behavior of people who do evil,</w:t>
+      </w:r>
+    </w:p>
+    <w:p>
+      <w:pPr/>
+      <w:r>
+        <w:rPr>
+          <w:lang w:val="en_US" w:bidi="en_US"/>
+        </w:rPr>
+      </w:r>
       <w:r>
         <w:rPr>
           <w:b/>
-        </w:rPr>
-        <w:t>we:</w:t>
-      </w:r>
-      <w:r>
+          <w:lang w:val="en_US" w:bidi="en_US"/>
+        </w:rPr>
+        <w:t>do not imitate what is evil:</w:t>
+      </w:r>
+      <w:r>
+        <w:rPr>
+          <w:lang w:val="en_US" w:bidi="en_US"/>
+        </w:rPr>
         <w:t xml:space="preserve"> </w:t>
       </w:r>
       <w:r>
         <w:rPr>
           <w:i/>
-        </w:rPr>
-        <w:t>(Pronoun Reference)</w:t>
-      </w:r>
-      <w:r>
-        <w:t xml:space="preserve"> John is referring to himself and Gaius and all other Christians. See GNT.</w:t>
-      </w:r>
-    </w:p>
-    <w:p>
-      <w:r/>
+          <w:lang w:val="en_US" w:bidi="en_US"/>
+        </w:rPr>
+        <w:t>(Meaning)</w:t>
+      </w:r>
+      <w:r>
+        <w:rPr>
+          <w:lang w:val="en_US" w:bidi="en_US"/>
+        </w:rPr>
+        <w:t xml:space="preserve"> Although John is probably thinking of Diotrephes’ evil deeds, he is giving this as a general instruction to Gaius, telling him not to copy any evil people or anything they do.</w:t>
+      </w:r>
+    </w:p>
+    <w:p>
+      <w:pPr>
+        <w:pStyle w:val="Heading5"/>
+      </w:pPr>
+      <w:r>
+        <w:rPr>
+          <w:lang w:val="en_US" w:bidi="en_US"/>
+        </w:rPr>
+        <w:t>11b</w:t>
+      </w:r>
+    </w:p>
+    <w:p>
+      <w:pPr/>
+      <w:r>
+        <w:rPr>
+          <w:lang w:val="en_US" w:bidi="en_US"/>
+        </w:rPr>
+      </w:r>
       <w:r>
         <w:rPr>
           <w:b/>
-        </w:rPr>
-        <w:t>support such men:</w:t>
-      </w:r>
-      <w:r>
-        <w:t xml:space="preserve"> </w:t>
-      </w:r>
-      <w:r>
-        <w:rPr>
-          <w:i/>
-        </w:rPr>
-        <w:t>(Meaning)</w:t>
-      </w:r>
-      <w:r>
-        <w:t xml:space="preserve"> This means Christians should help these people by welcoming them to stay in their homes and giving them whatever they need to continue their work for Christ.</w:t>
-      </w:r>
-    </w:p>
-    <w:p>
-      <w:pPr>
-        <w:pStyle w:val="Heading4"/>
-      </w:pPr>
-      <w:r>
-        <w:t>8b</w:t>
-      </w:r>
-    </w:p>
-    <w:p>
-      <w:r/>
-      <w:r>
-        <w:rPr>
-          <w:b/>
-        </w:rPr>
-        <w:t>so that we may be fellow workers</w:t>
+          <w:lang w:val="en_US" w:bidi="en_US"/>
+        </w:rPr>
+        <w:t>but what is good.</w:t>
       </w:r>
     </w:p>
     <w:p>
@@ -1820,47 +4815,76 @@
         <w:spacing w:line="240" w:lineRule="auto"/>
         <w:ind w:left="720"/>
       </w:pPr>
-      <w:r/>
-      <w:r>
-        <w:t>so that we may be partners with them</w:t>
-      </w:r>
-    </w:p>
-    <w:p>
-      <w:r/>
+      <w:r>
+        <w:rPr>
+          <w:lang w:val="en_US" w:bidi="en_US"/>
+        </w:rPr>
+      </w:r>
+      <w:r>
+        <w:rPr>
+          <w:lang w:val="en_US" w:bidi="en_US"/>
+        </w:rPr>
+        <w:t>instead you should copy the behavior of those who do good.</w:t>
+      </w:r>
+    </w:p>
+    <w:p>
+      <w:pPr/>
+      <w:r>
+        <w:rPr>
+          <w:lang w:val="en_US" w:bidi="en_US"/>
+        </w:rPr>
+      </w:r>
       <w:r>
         <w:rPr>
           <w:b/>
-        </w:rPr>
-        <w:t>that we may be fellow workers:</w:t>
-      </w:r>
-      <w:r>
+          <w:lang w:val="en_US" w:bidi="en_US"/>
+        </w:rPr>
+        <w:t>but what is good:</w:t>
+      </w:r>
+      <w:r>
+        <w:rPr>
+          <w:lang w:val="en_US" w:bidi="en_US"/>
+        </w:rPr>
         <w:t xml:space="preserve"> </w:t>
       </w:r>
       <w:r>
         <w:rPr>
           <w:i/>
-        </w:rPr>
-        <w:t>(Pronoun Reference)</w:t>
-      </w:r>
-      <w:r>
-        <w:t xml:space="preserve"> John means that by helping these brothers, he and Gaius and all other Christians will be sharing in their work.</w:t>
-      </w:r>
-    </w:p>
-    <w:p>
-      <w:pPr>
-        <w:pStyle w:val="Heading4"/>
-      </w:pPr>
-      <w:r>
-        <w:t>8c</w:t>
-      </w:r>
-    </w:p>
-    <w:p>
-      <w:r/>
+          <w:lang w:val="en_US" w:bidi="en_US"/>
+        </w:rPr>
+        <w:t>(Ellipsis)</w:t>
+      </w:r>
+      <w:r>
+        <w:rPr>
+          <w:lang w:val="en_US" w:bidi="en_US"/>
+        </w:rPr>
+        <w:t xml:space="preserve"> This is a short way of making the positive command, “Imitate what is good.”</w:t>
+      </w:r>
+    </w:p>
+    <w:p>
+      <w:pPr>
+        <w:pStyle w:val="Heading5"/>
+      </w:pPr>
+      <w:r>
+        <w:rPr>
+          <w:lang w:val="en_US" w:bidi="en_US"/>
+        </w:rPr>
+        <w:t>11c</w:t>
+      </w:r>
+    </w:p>
+    <w:p>
+      <w:pPr/>
+      <w:r>
+        <w:rPr>
+          <w:lang w:val="en_US" w:bidi="en_US"/>
+        </w:rPr>
+      </w:r>
       <w:r>
         <w:rPr>
           <w:b/>
-        </w:rPr>
-        <w:t>for the truth.</w:t>
+          <w:lang w:val="en_US" w:bidi="en_US"/>
+        </w:rPr>
+        <w:t>The one who does good is of God;</w:t>
       </w:r>
     </w:p>
     <w:p>
@@ -1869,127 +4893,76 @@
         <w:spacing w:line="240" w:lineRule="auto"/>
         <w:ind w:left="720"/>
       </w:pPr>
-      <w:r/>
-      <w:r>
-        <w:t xml:space="preserve">in their work of telling people the true things </w:t>
-      </w:r>
-      <w:r>
-        <w:t>which God has revealed</w:t>
-      </w:r>
-      <w:r>
-        <w:t>.</w:t>
-      </w:r>
-    </w:p>
-    <w:p>
-      <w:r/>
+      <w:r>
+        <w:rPr>
+          <w:lang w:val="en_US" w:bidi="en_US"/>
+        </w:rPr>
+      </w:r>
+      <w:r>
+        <w:rPr>
+          <w:lang w:val="en_US" w:bidi="en_US"/>
+        </w:rPr>
+        <w:t>If/When anyone does good, his good deeds show that he is a child of God.</w:t>
+      </w:r>
+    </w:p>
+    <w:p>
+      <w:pPr/>
+      <w:r>
+        <w:rPr>
+          <w:lang w:val="en_US" w:bidi="en_US"/>
+        </w:rPr>
+      </w:r>
       <w:r>
         <w:rPr>
           <w:b/>
-        </w:rPr>
-        <w:t>for the truth:</w:t>
-      </w:r>
-      <w:r>
+          <w:lang w:val="en_US" w:bidi="en_US"/>
+        </w:rPr>
+        <w:t>The one who does good is of God:</w:t>
+      </w:r>
+      <w:r>
+        <w:rPr>
+          <w:lang w:val="en_US" w:bidi="en_US"/>
+        </w:rPr>
         <w:t xml:space="preserve"> </w:t>
       </w:r>
       <w:r>
         <w:rPr>
           <w:i/>
-        </w:rPr>
-        <w:t>(Alternative Interpretations)</w:t>
-      </w:r>
-      <w:r>
-        <w:t xml:space="preserve"> There are different ideas about the meaning of the Greek phrase used here:</w:t>
-      </w:r>
-    </w:p>
-    <w:p>
-      <w:pPr>
-        <w:pStyle w:val="ListNumber"/>
-        <w:spacing w:line="240" w:lineRule="auto"/>
-        <w:ind w:left="720"/>
-      </w:pPr>
-      <w:r/>
-      <w:r>
-        <w:t>It probably refers to working with the traveling preachers in spreading God’s truth to other people. (GNT, BSB, JB, NEB)</w:t>
-      </w:r>
-    </w:p>
-    <w:p>
-      <w:pPr>
-        <w:pStyle w:val="ListNumber"/>
-        <w:spacing w:line="240" w:lineRule="auto"/>
-        <w:ind w:left="720"/>
-      </w:pPr>
-      <w:r/>
-      <w:r>
-        <w:t>Some think it refers to working together with God’s truth as it spreads among people. (KJV, JBP)</w:t>
-      </w:r>
-      <w:r/>
-      <w:r/>
-      <w:r/>
-    </w:p>
-    <w:p>
-      <w:pPr>
-        <w:pStyle w:val="Heading2"/>
-      </w:pPr>
-      <w:r>
-        <w:t>3 John 1:9</w:t>
-      </w:r>
-      <w:r/>
-    </w:p>
-    <w:p>
-      <w:pPr>
-        <w:pStyle w:val="Heading3"/>
-      </w:pPr>
-      <w:r>
-        <w:t>Section 5–12: It is good to help those who teach the truth</w:t>
-      </w:r>
-    </w:p>
-    <w:p>
-      <w:r/>
-      <w:r>
-        <w:t>Read 5–12 carefully.</w:t>
-      </w:r>
-    </w:p>
-    <w:p>
-      <w:r/>
-      <w:r>
-        <w:t>Section Theme: This section contains the main points John is writing to Gaius about. He praises Gaius for helping the traveling Christian preachers and encourages him to follow the good example of Demetrius rather than the bad example of Diotrephes.</w:t>
-      </w:r>
-    </w:p>
-    <w:p>
-      <w:pPr>
-        <w:pStyle w:val="Heading3"/>
-      </w:pPr>
-      <w:r>
-        <w:t>Paragraph 9–12</w:t>
-      </w:r>
-    </w:p>
-    <w:p>
-      <w:r/>
-      <w:r>
-        <w:t>Read 9–12 in both BSB and GNT. Compare the two versions.</w:t>
-      </w:r>
-    </w:p>
-    <w:p>
-      <w:r/>
-      <w:r>
-        <w:t>Paragraph Theme: John uses a negative example and a positive example to reinforce what he has said about helping the traveling preachers. He describes Diotrephes, who opposes their work and rejects John’s instructions. Then he describes Demetrius, who is respected by all the Christians.</w:t>
-      </w:r>
-    </w:p>
-    <w:p>
-      <w:pPr>
-        <w:pStyle w:val="Heading4"/>
-      </w:pPr>
-      <w:r>
-        <w:t>9a</w:t>
-      </w:r>
-    </w:p>
-    <w:p>
-      <w:r/>
+          <w:lang w:val="en_US" w:bidi="en_US"/>
+        </w:rPr>
+        <w:t>(Meaning)</w:t>
+      </w:r>
+      <w:r>
+        <w:rPr>
+          <w:lang w:val="en_US" w:bidi="en_US"/>
+        </w:rPr>
+        <w:t xml:space="preserve"> John does not mean that if a person does good he becomes a child of God. He is talking about what our deeds show, not what they make us become. He is saying here the same thing as in 1 John 3:10, that our good or bad deeds show whether we belong to God or Satan.</w:t>
+      </w:r>
+    </w:p>
+    <w:p>
+      <w:pPr>
+        <w:pStyle w:val="Heading5"/>
+      </w:pPr>
+      <w:r>
+        <w:rPr>
+          <w:lang w:val="en_US" w:bidi="en_US"/>
+        </w:rPr>
+        <w:t>11d</w:t>
+      </w:r>
+    </w:p>
+    <w:p>
+      <w:pPr/>
+      <w:r>
+        <w:rPr>
+          <w:lang w:val="en_US" w:bidi="en_US"/>
+        </w:rPr>
+      </w:r>
       <w:r>
         <w:rPr>
           <w:b/>
-        </w:rPr>
-        <w:t>I have written to the church about this,</w:t>
+          <w:lang w:val="en_US" w:bidi="en_US"/>
+        </w:rPr>
+        <w:t>the one who does evil has not seen God.</w:t>
       </w:r>
     </w:p>
     <w:p>
@@ -1998,68 +4971,188 @@
         <w:spacing w:line="240" w:lineRule="auto"/>
         <w:ind w:left="720"/>
       </w:pPr>
-      <w:r/>
-      <w:r>
-        <w:t>¶ I have previously written a letter to the people of the church at your place/town,</w:t>
-      </w:r>
-    </w:p>
-    <w:p>
-      <w:r/>
+      <w:r>
+        <w:rPr>
+          <w:lang w:val="en_US" w:bidi="en_US"/>
+        </w:rPr>
+      </w:r>
+      <w:r>
+        <w:rPr>
+          <w:lang w:val="en_US" w:bidi="en_US"/>
+        </w:rPr>
+        <w:t>But if/when someone does evil, his evil deeds show that he does not know God.</w:t>
+      </w:r>
+    </w:p>
+    <w:p>
+      <w:pPr/>
+      <w:r>
+        <w:rPr>
+          <w:lang w:val="en_US" w:bidi="en_US"/>
+        </w:rPr>
+      </w:r>
       <w:r>
         <w:rPr>
           <w:b/>
-        </w:rPr>
-        <w:t>(GNT:) a short letter:</w:t>
-      </w:r>
-      <w:r>
+          <w:lang w:val="en_US" w:bidi="en_US"/>
+        </w:rPr>
+        <w:t>seen:</w:t>
+      </w:r>
+      <w:r>
+        <w:rPr>
+          <w:lang w:val="en_US" w:bidi="en_US"/>
+        </w:rPr>
         <w:t xml:space="preserve"> </w:t>
       </w:r>
       <w:r>
         <w:rPr>
           <w:i/>
-        </w:rPr>
-        <w:t>(Text)</w:t>
-      </w:r>
-      <w:r>
-        <w:t xml:space="preserve"> After “I have written,” many Greek manuscripts have a word meaning “something,” or “a little.” Several English versions translate this text. Other versions such as BSB follow manuscripts which do not have this text. In your translation it may be best to follow the BSB.</w:t>
-      </w:r>
-    </w:p>
-    <w:p>
-      <w:r/>
+          <w:lang w:val="en_US" w:bidi="en_US"/>
+        </w:rPr>
+        <w:t>(Metaphor)</w:t>
+      </w:r>
+      <w:r>
+        <w:rPr>
+          <w:lang w:val="en_US" w:bidi="en_US"/>
+        </w:rPr>
+        <w:t xml:space="preserve"> This is the same metaphor as in 1 John 3:6. It refers to recognizing or knowing God.</w:t>
+      </w:r>
+      <w:r>
+        <w:rPr>
+          <w:lang w:val="en_US" w:bidi="en_US"/>
+        </w:rPr>
+      </w:r>
+      <w:r>
+        <w:rPr>
+          <w:lang w:val="en_US" w:bidi="en_US"/>
+        </w:rPr>
+      </w:r>
+    </w:p>
+    <w:p>
+      <w:pPr/>
+      <w:r>
+        <w:rPr>
+          <w:lang w:val="en_US" w:bidi="en_US"/>
+        </w:rPr>
+      </w:r>
+    </w:p>
+    <w:p>
+      <w:pPr>
+        <w:pStyle w:val="Heading2"/>
+      </w:pPr>
+      <w:r>
+        <w:rPr>
+          <w:lang w:val="en_US" w:bidi="en_US"/>
+        </w:rPr>
+        <w:t>3 John 1:12</w:t>
+      </w:r>
+      <w:r>
+        <w:rPr>
+          <w:lang w:val="en_US" w:bidi="en_US"/>
+        </w:rPr>
+      </w:r>
+    </w:p>
+    <w:p>
+      <w:pPr>
+        <w:pStyle w:val="Heading4"/>
+      </w:pPr>
+      <w:r>
+        <w:rPr>
+          <w:lang w:val="en_US" w:bidi="en_US"/>
+        </w:rPr>
+        <w:t>Section 5–12: It is good to help those who teach the truth</w:t>
+      </w:r>
+    </w:p>
+    <w:p>
+      <w:pPr/>
+      <w:r>
+        <w:rPr>
+          <w:lang w:val="en_US" w:bidi="en_US"/>
+        </w:rPr>
+      </w:r>
+      <w:r>
+        <w:rPr>
+          <w:lang w:val="en_US" w:bidi="en_US"/>
+        </w:rPr>
+        <w:t>Read 5–12 carefully.</w:t>
+      </w:r>
+    </w:p>
+    <w:p>
+      <w:pPr/>
+      <w:r>
+        <w:rPr>
+          <w:lang w:val="en_US" w:bidi="en_US"/>
+        </w:rPr>
+      </w:r>
+      <w:r>
+        <w:rPr>
+          <w:lang w:val="en_US" w:bidi="en_US"/>
+        </w:rPr>
+        <w:t>Section Theme: This section contains the main points John is writing to Gaius about. He praises Gaius for helping the traveling Christian preachers and encourages him to follow the good example of Demetrius rather than the bad example of Diotrephes.</w:t>
+      </w:r>
+    </w:p>
+    <w:p>
+      <w:pPr>
+        <w:pStyle w:val="Heading4"/>
+      </w:pPr>
+      <w:r>
+        <w:rPr>
+          <w:lang w:val="en_US" w:bidi="en_US"/>
+        </w:rPr>
+        <w:t>Paragraph 9–12</w:t>
+      </w:r>
+    </w:p>
+    <w:p>
+      <w:pPr/>
+      <w:r>
+        <w:rPr>
+          <w:lang w:val="en_US" w:bidi="en_US"/>
+        </w:rPr>
+      </w:r>
+      <w:r>
+        <w:rPr>
+          <w:lang w:val="en_US" w:bidi="en_US"/>
+        </w:rPr>
+        <w:t>Read 9–12 in both BSB and GNT. Compare the two versions.</w:t>
+      </w:r>
+    </w:p>
+    <w:p>
+      <w:pPr/>
+      <w:r>
+        <w:rPr>
+          <w:lang w:val="en_US" w:bidi="en_US"/>
+        </w:rPr>
+      </w:r>
+      <w:r>
+        <w:rPr>
+          <w:lang w:val="en_US" w:bidi="en_US"/>
+        </w:rPr>
+        <w:t>Paragraph Theme: John uses a negative example and a positive example to reinforce what he has said about helping the traveling preachers. He describes Diotrephes, who opposes their work and rejects John’s instructions. Then he describes Demetrius, who is respected by all the Christians.</w:t>
+      </w:r>
+    </w:p>
+    <w:p>
+      <w:pPr>
+        <w:pStyle w:val="Heading5"/>
+      </w:pPr>
+      <w:r>
+        <w:rPr>
+          <w:lang w:val="en_US" w:bidi="en_US"/>
+        </w:rPr>
+        <w:t>12a</w:t>
+      </w:r>
+    </w:p>
+    <w:p>
+      <w:pPr/>
+      <w:r>
+        <w:rPr>
+          <w:lang w:val="en_US" w:bidi="en_US"/>
+        </w:rPr>
+      </w:r>
       <w:r>
         <w:rPr>
           <w:b/>
-        </w:rPr>
-        <w:t>the church:</w:t>
-      </w:r>
-      <w:r>
-        <w:t xml:space="preserve"> </w:t>
-      </w:r>
-      <w:r>
-        <w:rPr>
-          <w:i/>
-        </w:rPr>
-        <w:t>(Multiple Senses)</w:t>
-      </w:r>
-      <w:r>
-        <w:t xml:space="preserve"> Here this means the group of Christians in the place where Diotrephes was. That was probably in the same place where Gaius lived, or nearby.</w:t>
-      </w:r>
-    </w:p>
-    <w:p>
-      <w:pPr>
-        <w:pStyle w:val="Heading4"/>
-      </w:pPr>
-      <w:r>
-        <w:t>9b</w:t>
-      </w:r>
-    </w:p>
-    <w:p>
-      <w:r/>
-      <w:r>
-        <w:rPr>
-          <w:b/>
-        </w:rPr>
-        <w:t>but Diotrephes, who loves to be first, will not accept our instruction.</w:t>
+          <w:lang w:val="en_US" w:bidi="en_US"/>
+        </w:rPr>
+        <w:t>Demetrius has received a good testimony from everyone,</w:t>
       </w:r>
     </w:p>
     <w:p>
@@ -2068,183 +5161,122 @@
         <w:spacing w:line="240" w:lineRule="auto"/>
         <w:ind w:left="720"/>
       </w:pPr>
-      <w:r/>
-      <w:r>
-        <w:t>but Diotrephes refuses to accept my instructions because he always wants to be the leader of the church himself.</w:t>
-      </w:r>
-    </w:p>
-    <w:p>
-      <w:r/>
+      <w:r>
+        <w:rPr>
+          <w:lang w:val="en_US" w:bidi="en_US"/>
+        </w:rPr>
+      </w:r>
+      <w:r>
+        <w:rPr>
+          <w:lang w:val="en_US" w:bidi="en_US"/>
+        </w:rPr>
+        <w:t xml:space="preserve">Everyone </w:t>
+      </w:r>
+      <w:r>
+        <w:rPr>
+          <w:lang w:val="en_US" w:bidi="en_US"/>
+        </w:rPr>
+        <w:t>in the church</w:t>
+      </w:r>
+      <w:r>
+        <w:rPr>
+          <w:lang w:val="en_US" w:bidi="en_US"/>
+        </w:rPr>
+        <w:t xml:space="preserve"> says that Demetrius is a good person.</w:t>
+      </w:r>
+    </w:p>
+    <w:p>
+      <w:pPr/>
+      <w:r>
+        <w:rPr>
+          <w:lang w:val="en_US" w:bidi="en_US"/>
+        </w:rPr>
+      </w:r>
       <w:r>
         <w:rPr>
           <w:b/>
-        </w:rPr>
-        <w:t>Diotrephes:</w:t>
-      </w:r>
-      <w:r>
+          <w:lang w:val="en_US" w:bidi="en_US"/>
+        </w:rPr>
+        <w:t>Demetrius:</w:t>
+      </w:r>
+      <w:r>
+        <w:rPr>
+          <w:lang w:val="en_US" w:bidi="en_US"/>
+        </w:rPr>
         <w:t xml:space="preserve"> </w:t>
       </w:r>
       <w:r>
         <w:rPr>
           <w:i/>
+          <w:lang w:val="en_US" w:bidi="en_US"/>
         </w:rPr>
         <w:t>(New Participant)</w:t>
       </w:r>
       <w:r>
-        <w:t xml:space="preserve"> It is not clear whether Gaius already knew about Diotrephes or not. In translation he should be referred to as someone who has not previously been mentioned in this letter.</w:t>
-      </w:r>
-    </w:p>
-    <w:p>
-      <w:r/>
+        <w:rPr>
+          <w:lang w:val="en_US" w:bidi="en_US"/>
+        </w:rPr>
+        <w:t xml:space="preserve"> This is not the same Demetrius as in Acts 19:24. He is someone who John is introducing to Gaius.</w:t>
+      </w:r>
+    </w:p>
+    <w:p>
+      <w:pPr/>
+      <w:r>
+        <w:rPr>
+          <w:lang w:val="en_US" w:bidi="en_US"/>
+        </w:rPr>
+      </w:r>
       <w:r>
         <w:rPr>
           <w:b/>
-        </w:rPr>
-        <w:t>loves to be first:</w:t>
-      </w:r>
-      <w:r>
+          <w:lang w:val="en_US" w:bidi="en_US"/>
+        </w:rPr>
+        <w:t>everyone:</w:t>
+      </w:r>
+      <w:r>
+        <w:rPr>
+          <w:lang w:val="en_US" w:bidi="en_US"/>
+        </w:rPr>
         <w:t xml:space="preserve"> </w:t>
       </w:r>
       <w:r>
         <w:rPr>
           <w:i/>
-        </w:rPr>
-        <w:t>(Connotation)</w:t>
-      </w:r>
-      <w:r>
-        <w:t xml:space="preserve"> This implies that even if Diotrephes thinks that he is the leader of the church, John does not recognize him as the leader. He condemns Diotrephes for actively seeking such a position.</w:t>
-      </w:r>
-    </w:p>
-    <w:p>
-      <w:r/>
+          <w:lang w:val="en_US" w:bidi="en_US"/>
+        </w:rPr>
+        <w:t>(Figure of Speech)</w:t>
+      </w:r>
+      <w:r>
+        <w:rPr>
+          <w:lang w:val="en_US" w:bidi="en_US"/>
+        </w:rPr>
+        <w:t xml:space="preserve"> This is an exaggeration. John means everyone in the church, or everyone who knew Demetrius, not everyone everywhere.</w:t>
+      </w:r>
+    </w:p>
+    <w:p>
+      <w:pPr>
+        <w:pStyle w:val="Heading5"/>
+      </w:pPr>
+      <w:r>
+        <w:rPr>
+          <w:lang w:val="en_US" w:bidi="en_US"/>
+        </w:rPr>
+        <w:t>12b</w:t>
+      </w:r>
+    </w:p>
+    <w:p>
+      <w:pPr/>
+      <w:r>
+        <w:rPr>
+          <w:lang w:val="en_US" w:bidi="en_US"/>
+        </w:rPr>
+      </w:r>
       <w:r>
         <w:rPr>
           <w:b/>
-        </w:rPr>
-        <w:t>first:</w:t>
-      </w:r>
-      <w:r>
-        <w:t xml:space="preserve"> </w:t>
-      </w:r>
-      <w:r>
-        <w:rPr>
-          <w:i/>
-        </w:rPr>
-        <w:t>(Multiple Senses)</w:t>
-      </w:r>
-      <w:r>
-        <w:t xml:space="preserve"> This means being the leader of the church in that place. John does not use either of the biblical terms “bishop” or “elder” here, and at that time Christian leaders were not called pastors or priests. So a more neutral term for a Christian leader should be used in translation here. See GNT, JB, NEB, JBP, LB.</w:t>
-      </w:r>
-    </w:p>
-    <w:p>
-      <w:r/>
-      <w:r>
-        <w:rPr>
-          <w:b/>
-        </w:rPr>
-        <w:t>will not accept:</w:t>
-      </w:r>
-      <w:r>
-        <w:t xml:space="preserve"> </w:t>
-      </w:r>
-      <w:r>
-        <w:rPr>
-          <w:i/>
-        </w:rPr>
-        <w:t>(Meaning)</w:t>
-      </w:r>
-      <w:r>
-        <w:t xml:space="preserve"> The Greek word used here means that Diotrephes did not accept or obey what John had written. It implies that he did not accept John’s authority to give him instructions. See GNT, RSV, LB.</w:t>
-      </w:r>
-    </w:p>
-    <w:p>
-      <w:r/>
-      <w:r>
-        <w:rPr>
-          <w:b/>
-        </w:rPr>
-        <w:t>our:</w:t>
-      </w:r>
-      <w:r>
-        <w:t xml:space="preserve"> </w:t>
-      </w:r>
-      <w:r>
-        <w:rPr>
-          <w:i/>
-        </w:rPr>
-        <w:t>(Pronoun Reference)</w:t>
-      </w:r>
-      <w:r>
-        <w:t xml:space="preserve"> John is here using the plural pronoun to refer to himself. In many languages this may need to be translated as “my.”</w:t>
-      </w:r>
-      <w:r/>
-      <w:r/>
-      <w:r/>
-    </w:p>
-    <w:p>
-      <w:pPr>
-        <w:pStyle w:val="Heading2"/>
-      </w:pPr>
-      <w:r>
-        <w:t>3 John 1:10</w:t>
-      </w:r>
-      <w:r/>
-    </w:p>
-    <w:p>
-      <w:pPr>
-        <w:pStyle w:val="Heading3"/>
-      </w:pPr>
-      <w:r>
-        <w:t>Section 5–12: It is good to help those who teach the truth</w:t>
-      </w:r>
-    </w:p>
-    <w:p>
-      <w:r/>
-      <w:r>
-        <w:t>Read 5–12 carefully.</w:t>
-      </w:r>
-    </w:p>
-    <w:p>
-      <w:r/>
-      <w:r>
-        <w:t>Section Theme: This section contains the main points John is writing to Gaius about. He praises Gaius for helping the traveling Christian preachers and encourages him to follow the good example of Demetrius rather than the bad example of Diotrephes.</w:t>
-      </w:r>
-    </w:p>
-    <w:p>
-      <w:pPr>
-        <w:pStyle w:val="Heading3"/>
-      </w:pPr>
-      <w:r>
-        <w:t>Paragraph 9–12</w:t>
-      </w:r>
-    </w:p>
-    <w:p>
-      <w:r/>
-      <w:r>
-        <w:t>Read 9–12 in both BSB and GNT. Compare the two versions.</w:t>
-      </w:r>
-    </w:p>
-    <w:p>
-      <w:r/>
-      <w:r>
-        <w:t>Paragraph Theme: John uses a negative example and a positive example to reinforce what he has said about helping the traveling preachers. He describes Diotrephes, who opposes their work and rejects John’s instructions. Then he describes Demetrius, who is respected by all the Christians.</w:t>
-      </w:r>
-    </w:p>
-    <w:p>
-      <w:pPr>
-        <w:pStyle w:val="Heading4"/>
-      </w:pPr>
-      <w:r>
-        <w:t>10a</w:t>
-      </w:r>
-    </w:p>
-    <w:p>
-      <w:r/>
-      <w:r>
-        <w:rPr>
-          <w:b/>
-        </w:rPr>
-        <w:t>So if I come,</w:t>
+          <w:lang w:val="en_US" w:bidi="en_US"/>
+        </w:rPr>
+        <w:t>and from the truth itself.</w:t>
       </w:r>
     </w:p>
     <w:p>
@@ -2253,77 +5285,28 @@
         <w:spacing w:line="240" w:lineRule="auto"/>
         <w:ind w:left="720"/>
       </w:pPr>
-      <w:r/>
-      <w:r>
-        <w:t>Therefore, when I come to your place/town</w:t>
-      </w:r>
-    </w:p>
-    <w:p>
-      <w:r/>
-      <w:r>
-        <w:rPr>
-          <w:b/>
-        </w:rPr>
-        <w:t>if I come:</w:t>
-      </w:r>
-      <w:r>
-        <w:t xml:space="preserve"> </w:t>
-      </w:r>
-      <w:r>
-        <w:rPr>
-          <w:i/>
-        </w:rPr>
-        <w:t>(Meaning)</w:t>
-      </w:r>
-      <w:r>
-        <w:t xml:space="preserve"> Verse 14 makes it clear that John intends to come, so the word </w:t>
-      </w:r>
-      <w:r>
-        <w:rPr>
-          <w:i/>
-        </w:rPr>
-        <w:t>if</w:t>
-      </w:r>
-      <w:r>
-        <w:t xml:space="preserve"> here is probably indicating that he does not yet know when he will come. See GNT, LB.</w:t>
-      </w:r>
-    </w:p>
-    <w:p>
-      <w:r/>
-      <w:r>
-        <w:rPr>
-          <w:b/>
-        </w:rPr>
-        <w:t>come:</w:t>
-      </w:r>
-      <w:r>
-        <w:t xml:space="preserve"> </w:t>
-      </w:r>
-      <w:r>
-        <w:rPr>
-          <w:i/>
-        </w:rPr>
-        <w:t>(Lexical Problem)</w:t>
-      </w:r>
-      <w:r>
-        <w:t xml:space="preserve"> In your language it may be necessary to state where John was intending to come to, namely the place where Gaius and Diotrephes were.</w:t>
-      </w:r>
-    </w:p>
-    <w:p>
-      <w:pPr>
-        <w:pStyle w:val="Heading4"/>
-      </w:pPr>
-      <w:r>
-        <w:t>10b</w:t>
-      </w:r>
-    </w:p>
-    <w:p>
-      <w:r/>
-      <w:r>
-        <w:rPr>
-          <w:b/>
-        </w:rPr>
-        <w:t>I will call attention to</w:t>
+      <w:r>
+        <w:rPr>
+          <w:lang w:val="en_US" w:bidi="en_US"/>
+        </w:rPr>
+      </w:r>
+      <w:r>
+        <w:rPr>
+          <w:lang w:val="en_US" w:bidi="en_US"/>
+        </w:rPr>
+        <w:t xml:space="preserve">He lives according to the true things </w:t>
+      </w:r>
+      <w:r>
+        <w:rPr>
+          <w:lang w:val="en_US" w:bidi="en_US"/>
+        </w:rPr>
+        <w:t>which God has revealed</w:t>
+      </w:r>
+      <w:r>
+        <w:rPr>
+          <w:lang w:val="en_US" w:bidi="en_US"/>
+        </w:rPr>
+        <w:t>, and this proves that he is a good person.</w:t>
       </w:r>
     </w:p>
     <w:p>
@@ -2332,47 +5315,95 @@
         <w:spacing w:line="240" w:lineRule="auto"/>
         <w:ind w:left="720"/>
       </w:pPr>
-      <w:r/>
-      <w:r>
-        <w:t>I will speak openly to the people of the church about what Diotrephes is doing.</w:t>
-      </w:r>
-    </w:p>
-    <w:p>
-      <w:r/>
+      <w:r>
+        <w:rPr>
+          <w:lang w:val="en_US" w:bidi="en_US"/>
+        </w:rPr>
+      </w:r>
+      <w:r>
+        <w:rPr>
+          <w:lang w:val="en_US" w:bidi="en_US"/>
+        </w:rPr>
+        <w:t xml:space="preserve">In all his behavior he does what God </w:t>
+      </w:r>
+      <w:r>
+        <w:rPr>
+          <w:lang w:val="en_US" w:bidi="en_US"/>
+        </w:rPr>
+        <w:t>has shown us</w:t>
+      </w:r>
+      <w:r>
+        <w:rPr>
+          <w:vertAlign w:val="superscript"/>
+          <w:lang w:val="en_US" w:bidi="en_US"/>
+        </w:rPr>
+        <w:t>(incl)</w:t>
+      </w:r>
+      <w:r>
+        <w:rPr>
+          <w:lang w:val="en_US" w:bidi="en_US"/>
+        </w:rPr>
+        <w:t xml:space="preserve"> he wants us to do, and so we know that he is a good person.</w:t>
+      </w:r>
+    </w:p>
+    <w:p>
+      <w:pPr/>
+      <w:r>
+        <w:rPr>
+          <w:lang w:val="en_US" w:bidi="en_US"/>
+        </w:rPr>
+      </w:r>
       <w:r>
         <w:rPr>
           <w:b/>
-        </w:rPr>
-        <w:t>call attention to:</w:t>
-      </w:r>
-      <w:r>
+          <w:lang w:val="en_US" w:bidi="en_US"/>
+        </w:rPr>
+        <w:t>from the truth itself:</w:t>
+      </w:r>
+      <w:r>
+        <w:rPr>
+          <w:lang w:val="en_US" w:bidi="en_US"/>
+        </w:rPr>
         <w:t xml:space="preserve"> </w:t>
       </w:r>
       <w:r>
         <w:rPr>
           <w:i/>
-        </w:rPr>
-        <w:t>(Lexical Problem)</w:t>
-      </w:r>
-      <w:r>
-        <w:t xml:space="preserve"> This means that John will tell openly what Diotrephes has been doing. In translation it may be necessary to state that the people who John will tell this to are the members of the church where Diotrephes was.</w:t>
-      </w:r>
-    </w:p>
-    <w:p>
-      <w:pPr>
-        <w:pStyle w:val="Heading4"/>
-      </w:pPr>
-      <w:r>
-        <w:t>10c</w:t>
-      </w:r>
-    </w:p>
-    <w:p>
-      <w:r/>
+          <w:lang w:val="en_US" w:bidi="en_US"/>
+        </w:rPr>
+        <w:t>(Figure of Speech)</w:t>
+      </w:r>
+      <w:r>
+        <w:rPr>
+          <w:lang w:val="en_US" w:bidi="en_US"/>
+        </w:rPr>
+        <w:t xml:space="preserve"> Here John personifies God’s truth as a person who speaks well about Demetrius. He means that Demetrius puts God’s truth into practice in his life and this shows that he is a good person.</w:t>
+      </w:r>
+    </w:p>
+    <w:p>
+      <w:pPr>
+        <w:pStyle w:val="Heading5"/>
+      </w:pPr>
+      <w:r>
+        <w:rPr>
+          <w:lang w:val="en_US" w:bidi="en_US"/>
+        </w:rPr>
+        <w:t>12c</w:t>
+      </w:r>
+    </w:p>
+    <w:p>
+      <w:pPr/>
+      <w:r>
+        <w:rPr>
+          <w:lang w:val="en_US" w:bidi="en_US"/>
+        </w:rPr>
+      </w:r>
       <w:r>
         <w:rPr>
           <w:b/>
-        </w:rPr>
-        <w:t>his malicious slander against us</w:t>
+          <w:lang w:val="en_US" w:bidi="en_US"/>
+        </w:rPr>
+        <w:t>We also testify for him,</w:t>
       </w:r>
     </w:p>
     <w:p>
@@ -2381,9 +5412,87 @@
         <w:spacing w:line="240" w:lineRule="auto"/>
         <w:ind w:left="720"/>
       </w:pPr>
-      <w:r/>
-      <w:r>
-        <w:t>What he is doing is this, he is telling foolish lies about me,</w:t>
+      <w:r>
+        <w:rPr>
+          <w:lang w:val="en_US" w:bidi="en_US"/>
+        </w:rPr>
+      </w:r>
+      <w:r>
+        <w:rPr>
+          <w:lang w:val="en_US" w:bidi="en_US"/>
+        </w:rPr>
+        <w:t>I also tell you that he is a good person,</w:t>
+      </w:r>
+    </w:p>
+    <w:p>
+      <w:pPr>
+        <w:pStyle w:val="Heading5"/>
+      </w:pPr>
+      <w:r>
+        <w:rPr>
+          <w:lang w:val="en_US" w:bidi="en_US"/>
+        </w:rPr>
+        <w:t>12c–d</w:t>
+      </w:r>
+    </w:p>
+    <w:p>
+      <w:pPr/>
+      <w:r>
+        <w:rPr>
+          <w:lang w:val="en_US" w:bidi="en_US"/>
+        </w:rPr>
+      </w:r>
+      <w:r>
+        <w:rPr>
+          <w:b/>
+          <w:lang w:val="en_US" w:bidi="en_US"/>
+        </w:rPr>
+        <w:t>We…our:</w:t>
+      </w:r>
+      <w:r>
+        <w:rPr>
+          <w:lang w:val="en_US" w:bidi="en_US"/>
+        </w:rPr>
+        <w:t xml:space="preserve"> </w:t>
+      </w:r>
+      <w:r>
+        <w:rPr>
+          <w:i/>
+          <w:lang w:val="en_US" w:bidi="en_US"/>
+        </w:rPr>
+        <w:t>(Pronoun Reference)</w:t>
+      </w:r>
+      <w:r>
+        <w:rPr>
+          <w:lang w:val="en_US" w:bidi="en_US"/>
+        </w:rPr>
+        <w:t xml:space="preserve"> John is again referring to himself. See NEB, RSV, LB. See also the note on verse 9.</w:t>
+      </w:r>
+    </w:p>
+    <w:p>
+      <w:pPr>
+        <w:pStyle w:val="Heading5"/>
+      </w:pPr>
+      <w:r>
+        <w:rPr>
+          <w:lang w:val="en_US" w:bidi="en_US"/>
+        </w:rPr>
+        <w:t>12d</w:t>
+      </w:r>
+    </w:p>
+    <w:p>
+      <w:pPr/>
+      <w:r>
+        <w:rPr>
+          <w:lang w:val="en_US" w:bidi="en_US"/>
+        </w:rPr>
+      </w:r>
+      <w:r>
+        <w:rPr>
+          <w:b/>
+          <w:lang w:val="en_US" w:bidi="en_US"/>
+        </w:rPr>
+        <w:t>and you know that our testimony is true.</w:t>
       </w:r>
     </w:p>
     <w:p>
@@ -2392,68 +5501,161 @@
         <w:spacing w:line="240" w:lineRule="auto"/>
         <w:ind w:left="720"/>
       </w:pPr>
-      <w:r/>
-      <w:r>
-        <w:t>I will show how he is accusing me falsely and foolishly,</w:t>
-      </w:r>
-    </w:p>
-    <w:p>
-      <w:r/>
+      <w:r>
+        <w:rPr>
+          <w:lang w:val="en_US" w:bidi="en_US"/>
+        </w:rPr>
+      </w:r>
+      <w:r>
+        <w:rPr>
+          <w:lang w:val="en_US" w:bidi="en_US"/>
+        </w:rPr>
+        <w:t xml:space="preserve">and you know that whatever I say </w:t>
+      </w:r>
+      <w:r>
+        <w:rPr>
+          <w:lang w:val="en_US" w:bidi="en_US"/>
+        </w:rPr>
+        <w:t>about anyone</w:t>
+      </w:r>
+      <w:r>
+        <w:rPr>
+          <w:lang w:val="en_US" w:bidi="en_US"/>
+        </w:rPr>
+        <w:t xml:space="preserve"> is true.</w:t>
+      </w:r>
+    </w:p>
+    <w:p>
+      <w:pPr/>
+      <w:r>
+        <w:rPr>
+          <w:lang w:val="en_US" w:bidi="en_US"/>
+        </w:rPr>
+      </w:r>
       <w:r>
         <w:rPr>
           <w:b/>
-        </w:rPr>
-        <w:t>his malicious slander:</w:t>
-      </w:r>
-      <w:r>
+          <w:lang w:val="en_US" w:bidi="en_US"/>
+        </w:rPr>
+        <w:t>our testimony:</w:t>
+      </w:r>
+      <w:r>
+        <w:rPr>
+          <w:lang w:val="en_US" w:bidi="en_US"/>
+        </w:rPr>
         <w:t xml:space="preserve"> </w:t>
       </w:r>
       <w:r>
         <w:rPr>
           <w:i/>
+          <w:lang w:val="en_US" w:bidi="en_US"/>
         </w:rPr>
         <w:t>(Meaning)</w:t>
       </w:r>
       <w:r>
-        <w:t xml:space="preserve"> This means that Diotrephes had been making foolish and untrue accusations against John.</w:t>
-      </w:r>
-    </w:p>
-    <w:p>
-      <w:r/>
+        <w:rPr>
+          <w:lang w:val="en_US" w:bidi="en_US"/>
+        </w:rPr>
+        <w:t xml:space="preserve"> This means whatever John says about anyone, including what he says about Demetrius.</w:t>
+      </w:r>
+      <w:r>
+        <w:rPr>
+          <w:lang w:val="en_US" w:bidi="en_US"/>
+        </w:rPr>
+      </w:r>
+      <w:r>
+        <w:rPr>
+          <w:lang w:val="en_US" w:bidi="en_US"/>
+        </w:rPr>
+      </w:r>
+    </w:p>
+    <w:p>
+      <w:pPr/>
+      <w:r>
+        <w:rPr>
+          <w:lang w:val="en_US" w:bidi="en_US"/>
+        </w:rPr>
+      </w:r>
+    </w:p>
+    <w:p>
+      <w:pPr>
+        <w:pStyle w:val="Heading2"/>
+      </w:pPr>
+      <w:r>
+        <w:rPr>
+          <w:lang w:val="en_US" w:bidi="en_US"/>
+        </w:rPr>
+        <w:t>3 John 1:13</w:t>
+      </w:r>
+      <w:r>
+        <w:rPr>
+          <w:lang w:val="en_US" w:bidi="en_US"/>
+        </w:rPr>
+      </w:r>
+    </w:p>
+    <w:p>
+      <w:pPr>
+        <w:pStyle w:val="Heading4"/>
+      </w:pPr>
+      <w:r>
+        <w:rPr>
+          <w:lang w:val="en_US" w:bidi="en_US"/>
+        </w:rPr>
+        <w:t>Section 13–14: Final comments</w:t>
+      </w:r>
+    </w:p>
+    <w:p>
+      <w:pPr/>
+      <w:r>
+        <w:rPr>
+          <w:lang w:val="en_US" w:bidi="en_US"/>
+        </w:rPr>
+      </w:r>
+      <w:r>
+        <w:rPr>
+          <w:lang w:val="en_US" w:bidi="en_US"/>
+        </w:rPr>
+        <w:t>Read 13–14 carefully in both BSB and GNT. Compare the two versions.</w:t>
+      </w:r>
+    </w:p>
+    <w:p>
+      <w:pPr/>
+      <w:r>
+        <w:rPr>
+          <w:lang w:val="en_US" w:bidi="en_US"/>
+        </w:rPr>
+      </w:r>
+      <w:r>
+        <w:rPr>
+          <w:lang w:val="en_US" w:bidi="en_US"/>
+        </w:rPr>
+        <w:t>Section Theme: These verses contain John’s final comments and greetings to close the letter.</w:t>
+      </w:r>
+    </w:p>
+    <w:p>
+      <w:pPr>
+        <w:pStyle w:val="Heading5"/>
+      </w:pPr>
+      <w:r>
+        <w:rPr>
+          <w:lang w:val="en_US" w:bidi="en_US"/>
+        </w:rPr>
+        <w:t>13a</w:t>
+      </w:r>
+    </w:p>
+    <w:p>
+      <w:pPr/>
+      <w:r>
+        <w:rPr>
+          <w:lang w:val="en_US" w:bidi="en_US"/>
+        </w:rPr>
+      </w:r>
       <w:r>
         <w:rPr>
           <w:b/>
-        </w:rPr>
-        <w:t>us:</w:t>
-      </w:r>
-      <w:r>
-        <w:t xml:space="preserve"> </w:t>
-      </w:r>
-      <w:r>
-        <w:rPr>
-          <w:i/>
-        </w:rPr>
-        <w:t>(Pronoun Reference)</w:t>
-      </w:r>
-      <w:r>
-        <w:t xml:space="preserve"> As in verse 9, John is here using the plural pronoun to refer to himself.</w:t>
-      </w:r>
-    </w:p>
-    <w:p>
-      <w:pPr>
-        <w:pStyle w:val="Heading4"/>
-      </w:pPr>
-      <w:r>
-        <w:t>10d</w:t>
-      </w:r>
-    </w:p>
-    <w:p>
-      <w:r/>
-      <w:r>
-        <w:rPr>
-          <w:b/>
-        </w:rPr>
-        <w:t>And unsatisfied with that, he refuses to welcome the brothers</w:t>
+          <w:lang w:val="en_US" w:bidi="en_US"/>
+        </w:rPr>
+        <w:t>I have many things to write to you,</w:t>
       </w:r>
     </w:p>
     <w:p>
@@ -2462,83 +5664,54 @@
         <w:spacing w:line="240" w:lineRule="auto"/>
         <w:ind w:left="720"/>
       </w:pPr>
-      <w:r/>
-      <w:r>
-        <w:t>And he is also doing something even worse than that. He is refusing to welcome our</w:t>
-      </w:r>
-      <w:r>
-        <w:rPr>
-          <w:vertAlign w:val="superscript"/>
-        </w:rPr>
-        <w:t>(incl)</w:t>
-      </w:r>
-      <w:r>
-        <w:t xml:space="preserve"> fellow Christians </w:t>
-      </w:r>
-      <w:r>
-        <w:t>who are traveling around preaching the gospel</w:t>
-      </w:r>
-      <w:r>
-        <w:t>.</w:t>
-      </w:r>
-    </w:p>
-    <w:p>
-      <w:r/>
+      <w:r>
+        <w:rPr>
+          <w:lang w:val="en_US" w:bidi="en_US"/>
+        </w:rPr>
+      </w:r>
+      <w:r>
+        <w:rPr>
+          <w:lang w:val="en_US" w:bidi="en_US"/>
+        </w:rPr>
+        <w:t xml:space="preserve">¶ There are many </w:t>
+      </w:r>
+      <w:r>
+        <w:rPr>
+          <w:lang w:val="en_US" w:bidi="en_US"/>
+        </w:rPr>
+        <w:t>more</w:t>
+      </w:r>
+      <w:r>
+        <w:rPr>
+          <w:lang w:val="en_US" w:bidi="en_US"/>
+        </w:rPr>
+        <w:t xml:space="preserve"> things that I would like to tell you,</w:t>
+      </w:r>
+    </w:p>
+    <w:p>
+      <w:pPr>
+        <w:pStyle w:val="Heading5"/>
+      </w:pPr>
+      <w:r>
+        <w:rPr>
+          <w:lang w:val="en_US" w:bidi="en_US"/>
+        </w:rPr>
+        <w:t>13b</w:t>
+      </w:r>
+    </w:p>
+    <w:p>
+      <w:pPr/>
+      <w:r>
+        <w:rPr>
+          <w:lang w:val="en_US" w:bidi="en_US"/>
+        </w:rPr>
+      </w:r>
       <w:r>
         <w:rPr>
           <w:b/>
-        </w:rPr>
-        <w:t>And unsatisfied with that:</w:t>
-      </w:r>
-      <w:r>
-        <w:t xml:space="preserve"> </w:t>
-      </w:r>
-      <w:r>
-        <w:rPr>
-          <w:i/>
-        </w:rPr>
-        <w:t>(Logical Connection)</w:t>
-      </w:r>
-      <w:r>
-        <w:t xml:space="preserve"> This phrase is not literally stating anything about what satisfies Diotrephes. It is used to indicate something he does which is even worse than malicious gossip. In translation this can often be indicated by an idiomatic phrase. See GNT, JB, JBP.</w:t>
-      </w:r>
-    </w:p>
-    <w:p>
-      <w:r/>
-      <w:r>
-        <w:rPr>
-          <w:b/>
-        </w:rPr>
-        <w:t>the brothers:</w:t>
-      </w:r>
-      <w:r>
-        <w:t xml:space="preserve"> </w:t>
-      </w:r>
-      <w:r>
-        <w:rPr>
-          <w:i/>
-        </w:rPr>
-        <w:t xml:space="preserve">(Pronoun Reference) </w:t>
-      </w:r>
-      <w:r>
-        <w:t>As in verse 5, this refers to any of the traveling Christian preachers who came to him.</w:t>
-      </w:r>
-    </w:p>
-    <w:p>
-      <w:pPr>
-        <w:pStyle w:val="Heading4"/>
-      </w:pPr>
-      <w:r>
-        <w:t>10e</w:t>
-      </w:r>
-    </w:p>
-    <w:p>
-      <w:r/>
-      <w:r>
-        <w:rPr>
-          <w:b/>
-        </w:rPr>
-        <w:t>and forbids those who want to do so,</w:t>
+          <w:lang w:val="en_US" w:bidi="en_US"/>
+        </w:rPr>
+        <w:t>but I would prefer not to do so with pen and ink.</w:t>
       </w:r>
     </w:p>
     <w:p>
@@ -2547,36 +5720,130 @@
         <w:spacing w:line="240" w:lineRule="auto"/>
         <w:ind w:left="720"/>
       </w:pPr>
-      <w:r/>
-      <w:r>
-        <w:t xml:space="preserve">Also he hinders those people in the church who do want to welcome these </w:t>
-      </w:r>
-      <w:r>
-        <w:t>traveling</w:t>
-      </w:r>
-      <w:r>
-        <w:t xml:space="preserve"> Christians.</w:t>
-      </w:r>
-    </w:p>
-    <w:p>
-      <w:r/>
+      <w:r>
+        <w:rPr>
+          <w:lang w:val="en_US" w:bidi="en_US"/>
+        </w:rPr>
+      </w:r>
+      <w:r>
+        <w:rPr>
+          <w:lang w:val="en_US" w:bidi="en_US"/>
+        </w:rPr>
+        <w:t xml:space="preserve">but I do not want to write them in a letter </w:t>
+      </w:r>
+      <w:r>
+        <w:rPr>
+          <w:lang w:val="en_US" w:bidi="en_US"/>
+        </w:rPr>
+        <w:t>like this</w:t>
+      </w:r>
+      <w:r>
+        <w:rPr>
+          <w:lang w:val="en_US" w:bidi="en_US"/>
+        </w:rPr>
+        <w:t>.</w:t>
+      </w:r>
+    </w:p>
+    <w:p>
+      <w:pPr/>
+      <w:r>
+        <w:rPr>
+          <w:lang w:val="en_US" w:bidi="en_US"/>
+        </w:rPr>
+      </w:r>
       <w:r>
         <w:rPr>
           <w:b/>
-        </w:rPr>
-        <w:t>who want to do so:</w:t>
-      </w:r>
-      <w:r>
+          <w:lang w:val="en_US" w:bidi="en_US"/>
+        </w:rPr>
+        <w:t>I would prefer not to do so with pen and ink:</w:t>
+      </w:r>
+      <w:r>
+        <w:rPr>
+          <w:lang w:val="en_US" w:bidi="en_US"/>
+        </w:rPr>
         <w:t xml:space="preserve"> </w:t>
       </w:r>
       <w:r>
         <w:rPr>
           <w:i/>
-        </w:rPr>
-        <w:t>(Ellipsis)</w:t>
-      </w:r>
-      <w:r>
-        <w:t xml:space="preserve"> This is a short way of saying, “who want to welcome the brothers.”</w:t>
+          <w:lang w:val="en_US" w:bidi="en_US"/>
+        </w:rPr>
+        <w:t>(Meaning)</w:t>
+      </w:r>
+      <w:r>
+        <w:rPr>
+          <w:lang w:val="en_US" w:bidi="en_US"/>
+        </w:rPr>
+        <w:t xml:space="preserve"> As in 2 John 12, this does not mean that there is anything wrong with using pen and ink. John is just saying that he would prefer to talk with Gaius face to face.</w:t>
+      </w:r>
+    </w:p>
+    <w:p>
+      <w:pPr/>
+      <w:r>
+        <w:rPr>
+          <w:lang w:val="en_US" w:bidi="en_US"/>
+        </w:rPr>
+      </w:r>
+      <w:r>
+        <w:rPr>
+          <w:b/>
+          <w:lang w:val="en_US" w:bidi="en_US"/>
+        </w:rPr>
+        <w:t>pen and ink:</w:t>
+      </w:r>
+      <w:r>
+        <w:rPr>
+          <w:lang w:val="en_US" w:bidi="en_US"/>
+        </w:rPr>
+        <w:t xml:space="preserve"> </w:t>
+      </w:r>
+      <w:r>
+        <w:rPr>
+          <w:i/>
+          <w:lang w:val="en_US" w:bidi="en_US"/>
+        </w:rPr>
+        <w:t>(Translation)</w:t>
+      </w:r>
+      <w:r>
+        <w:rPr>
+          <w:lang w:val="en_US" w:bidi="en_US"/>
+        </w:rPr>
+        <w:t xml:space="preserve"> This is another idiom meaning “in a letter.” In your translation you should consider what is the natural way of saying this in your language.</w:t>
+      </w:r>
+      <w:r>
+        <w:rPr>
+          <w:lang w:val="en_US" w:bidi="en_US"/>
+        </w:rPr>
+      </w:r>
+      <w:r>
+        <w:rPr>
+          <w:lang w:val="en_US" w:bidi="en_US"/>
+        </w:rPr>
+      </w:r>
+    </w:p>
+    <w:p>
+      <w:pPr/>
+      <w:r>
+        <w:rPr>
+          <w:lang w:val="en_US" w:bidi="en_US"/>
+        </w:rPr>
+      </w:r>
+    </w:p>
+    <w:p>
+      <w:pPr>
+        <w:pStyle w:val="Heading2"/>
+      </w:pPr>
+      <w:r>
+        <w:rPr>
+          <w:lang w:val="en_US" w:bidi="en_US"/>
+        </w:rPr>
+        <w:t>3 John 1:14</w:t>
+      </w:r>
+      <w:r>
+        <w:rPr>
+          <w:lang w:val="en_US" w:bidi="en_US"/>
+        </w:rPr>
       </w:r>
     </w:p>
     <w:p>
@@ -2584,16 +5851,64 @@
         <w:pStyle w:val="Heading4"/>
       </w:pPr>
       <w:r>
-        <w:t>10f</w:t>
-      </w:r>
-    </w:p>
-    <w:p>
-      <w:r/>
+        <w:rPr>
+          <w:lang w:val="en_US" w:bidi="en_US"/>
+        </w:rPr>
+        <w:t>Section 13–14: Final comments</w:t>
+      </w:r>
+    </w:p>
+    <w:p>
+      <w:pPr/>
+      <w:r>
+        <w:rPr>
+          <w:lang w:val="en_US" w:bidi="en_US"/>
+        </w:rPr>
+      </w:r>
+      <w:r>
+        <w:rPr>
+          <w:lang w:val="en_US" w:bidi="en_US"/>
+        </w:rPr>
+        <w:t>Read 13–14 carefully in both BSB and GNT. Compare the two versions.</w:t>
+      </w:r>
+    </w:p>
+    <w:p>
+      <w:pPr/>
+      <w:r>
+        <w:rPr>
+          <w:lang w:val="en_US" w:bidi="en_US"/>
+        </w:rPr>
+      </w:r>
+      <w:r>
+        <w:rPr>
+          <w:lang w:val="en_US" w:bidi="en_US"/>
+        </w:rPr>
+        <w:t>Section Theme: These verses contain John’s final comments and greetings to close the letter.</w:t>
+      </w:r>
+    </w:p>
+    <w:p>
+      <w:pPr>
+        <w:pStyle w:val="Heading5"/>
+      </w:pPr>
+      <w:r>
+        <w:rPr>
+          <w:lang w:val="en_US" w:bidi="en_US"/>
+        </w:rPr>
+        <w:t>14a</w:t>
+      </w:r>
+    </w:p>
+    <w:p>
+      <w:pPr/>
+      <w:r>
+        <w:rPr>
+          <w:lang w:val="en_US" w:bidi="en_US"/>
+        </w:rPr>
+      </w:r>
       <w:r>
         <w:rPr>
           <w:b/>
-        </w:rPr>
-        <w:t>even putting them out of the church.</w:t>
+          <w:lang w:val="en_US" w:bidi="en_US"/>
+        </w:rPr>
+        <w:t>Instead, I hope to see you soon</w:t>
       </w:r>
     </w:p>
     <w:p>
@@ -2602,126 +5917,42 @@
         <w:spacing w:line="240" w:lineRule="auto"/>
         <w:ind w:left="720"/>
       </w:pPr>
-      <w:r/>
-      <w:r>
-        <w:t xml:space="preserve">And he even expels from </w:t>
-      </w:r>
-      <w:r>
-        <w:t>the meetings of</w:t>
-      </w:r>
-      <w:r>
-        <w:t xml:space="preserve"> the church those who want to welcome them.</w:t>
-      </w:r>
-    </w:p>
-    <w:p>
-      <w:r/>
+      <w:r>
+        <w:rPr>
+          <w:lang w:val="en_US" w:bidi="en_US"/>
+        </w:rPr>
+      </w:r>
+      <w:r>
+        <w:rPr>
+          <w:lang w:val="en_US" w:bidi="en_US"/>
+        </w:rPr>
+        <w:t>What I want and expect is that I will come and visit you soon,</w:t>
+      </w:r>
+    </w:p>
+    <w:p>
+      <w:pPr>
+        <w:pStyle w:val="Heading5"/>
+      </w:pPr>
+      <w:r>
+        <w:rPr>
+          <w:lang w:val="en_US" w:bidi="en_US"/>
+        </w:rPr>
+        <w:t>14b</w:t>
+      </w:r>
+    </w:p>
+    <w:p>
+      <w:pPr/>
+      <w:r>
+        <w:rPr>
+          <w:lang w:val="en_US" w:bidi="en_US"/>
+        </w:rPr>
+      </w:r>
       <w:r>
         <w:rPr>
           <w:b/>
-        </w:rPr>
-        <w:t>putting them out of the church:</w:t>
-      </w:r>
-      <w:r>
-        <w:t xml:space="preserve"> </w:t>
-      </w:r>
-      <w:r>
-        <w:rPr>
-          <w:i/>
-        </w:rPr>
-        <w:t>(Meaning)</w:t>
-      </w:r>
-      <w:r>
-        <w:t xml:space="preserve"> This means that Diotrephes expels these members from the church in that place. He somehow prevents them from continuing to have fellowship with that church.</w:t>
-      </w:r>
-    </w:p>
-    <w:p>
-      <w:r/>
-      <w:r>
-        <w:rPr>
-          <w:b/>
-        </w:rPr>
-        <w:t>putting them out:</w:t>
-      </w:r>
-      <w:r>
-        <w:t xml:space="preserve"> </w:t>
-      </w:r>
-      <w:r>
-        <w:rPr>
-          <w:i/>
-        </w:rPr>
-        <w:t>(Pronoun Reference)</w:t>
-      </w:r>
-      <w:r>
-        <w:t xml:space="preserve"> This means that Diotrephes expels those church members who wanted to welcome the “brothers.” It does not refer to him expelling the “brothers” themselves.</w:t>
-      </w:r>
-      <w:r/>
-      <w:r/>
-      <w:r/>
-    </w:p>
-    <w:p>
-      <w:pPr>
-        <w:pStyle w:val="Heading2"/>
-      </w:pPr>
-      <w:r>
-        <w:t>3 John 1:11</w:t>
-      </w:r>
-      <w:r/>
-    </w:p>
-    <w:p>
-      <w:pPr>
-        <w:pStyle w:val="Heading3"/>
-      </w:pPr>
-      <w:r>
-        <w:t>Section 5–12: It is good to help those who teach the truth</w:t>
-      </w:r>
-    </w:p>
-    <w:p>
-      <w:r/>
-      <w:r>
-        <w:t>Read 5–12 carefully.</w:t>
-      </w:r>
-    </w:p>
-    <w:p>
-      <w:r/>
-      <w:r>
-        <w:t>Section Theme: This section contains the main points John is writing to Gaius about. He praises Gaius for helping the traveling Christian preachers and encourages him to follow the good example of Demetrius rather than the bad example of Diotrephes.</w:t>
-      </w:r>
-    </w:p>
-    <w:p>
-      <w:pPr>
-        <w:pStyle w:val="Heading3"/>
-      </w:pPr>
-      <w:r>
-        <w:t>Paragraph 9–12</w:t>
-      </w:r>
-    </w:p>
-    <w:p>
-      <w:r/>
-      <w:r>
-        <w:t>Read 9–12 in both BSB and GNT. Compare the two versions.</w:t>
-      </w:r>
-    </w:p>
-    <w:p>
-      <w:r/>
-      <w:r>
-        <w:t>Paragraph Theme: John uses a negative example and a positive example to reinforce what he has said about helping the traveling preachers. He describes Diotrephes, who opposes their work and rejects John’s instructions. Then he describes Demetrius, who is respected by all the Christians.</w:t>
-      </w:r>
-    </w:p>
-    <w:p>
-      <w:pPr>
-        <w:pStyle w:val="Heading4"/>
-      </w:pPr>
-      <w:r>
-        <w:t>11a</w:t>
-      </w:r>
-    </w:p>
-    <w:p>
-      <w:r/>
-      <w:r>
-        <w:rPr>
-          <w:b/>
-        </w:rPr>
-        <w:t>Beloved, do not imitate what is evil,</w:t>
+          <w:lang w:val="en_US" w:bidi="en_US"/>
+        </w:rPr>
+        <w:t>and speak with you face to face.</w:t>
       </w:r>
     </w:p>
     <w:p>
@@ -2730,47 +5961,148 @@
         <w:spacing w:line="240" w:lineRule="auto"/>
         <w:ind w:left="720"/>
       </w:pPr>
-      <w:r/>
-      <w:r>
-        <w:t>My dear friend, do not copy the behavior of people who do evil,</w:t>
-      </w:r>
-    </w:p>
-    <w:p>
-      <w:r/>
+      <w:r>
+        <w:rPr>
+          <w:lang w:val="en_US" w:bidi="en_US"/>
+        </w:rPr>
+      </w:r>
+      <w:r>
+        <w:rPr>
+          <w:lang w:val="en_US" w:bidi="en_US"/>
+        </w:rPr>
+        <w:t>and then we</w:t>
+      </w:r>
+      <w:r>
+        <w:rPr>
+          <w:vertAlign w:val="superscript"/>
+          <w:lang w:val="en_US" w:bidi="en_US"/>
+        </w:rPr>
+        <w:t>(incl)</w:t>
+      </w:r>
+      <w:r>
+        <w:rPr>
+          <w:lang w:val="en_US" w:bidi="en_US"/>
+        </w:rPr>
+        <w:t xml:space="preserve"> will be together and will talk together.</w:t>
+      </w:r>
+    </w:p>
+    <w:p>
+      <w:pPr/>
+      <w:r>
+        <w:rPr>
+          <w:lang w:val="en_US" w:bidi="en_US"/>
+        </w:rPr>
+      </w:r>
       <w:r>
         <w:rPr>
           <w:b/>
-        </w:rPr>
-        <w:t>do not imitate what is evil:</w:t>
-      </w:r>
-      <w:r>
+          <w:lang w:val="en_US" w:bidi="en_US"/>
+        </w:rPr>
+        <w:t>face to face:</w:t>
+      </w:r>
+      <w:r>
+        <w:rPr>
+          <w:lang w:val="en_US" w:bidi="en_US"/>
+        </w:rPr>
         <w:t xml:space="preserve"> </w:t>
       </w:r>
       <w:r>
         <w:rPr>
           <w:i/>
-        </w:rPr>
-        <w:t>(Meaning)</w:t>
-      </w:r>
-      <w:r>
-        <w:t xml:space="preserve"> Although John is probably thinking of Diotrephes’ evil deeds, he is giving this as a general instruction to Gaius, telling him not to copy any evil people or anything they do.</w:t>
-      </w:r>
-    </w:p>
-    <w:p>
-      <w:pPr>
-        <w:pStyle w:val="Heading4"/>
-      </w:pPr>
-      <w:r>
-        <w:t>11b</w:t>
-      </w:r>
-    </w:p>
-    <w:p>
-      <w:r/>
+          <w:lang w:val="en_US" w:bidi="en_US"/>
+        </w:rPr>
+        <w:t>(Translation)</w:t>
+      </w:r>
+      <w:r>
+        <w:rPr>
+          <w:lang w:val="en_US" w:bidi="en_US"/>
+        </w:rPr>
+        <w:t xml:space="preserve"> As in 2 John 12, this is an idiom which should be translated by a natural phrase for having a friendly personal talk with someone.</w:t>
+      </w:r>
+      <w:r>
+        <w:rPr>
+          <w:lang w:val="en_US" w:bidi="en_US"/>
+        </w:rPr>
+      </w:r>
+      <w:r>
+        <w:rPr>
+          <w:lang w:val="en_US" w:bidi="en_US"/>
+        </w:rPr>
+      </w:r>
+    </w:p>
+    <w:p>
+      <w:pPr/>
+      <w:r>
+        <w:rPr>
+          <w:lang w:val="en_US" w:bidi="en_US"/>
+        </w:rPr>
+      </w:r>
+    </w:p>
+    <w:p>
+      <w:pPr>
+        <w:pStyle w:val="Heading2"/>
+      </w:pPr>
+      <w:r>
+        <w:rPr>
+          <w:lang w:val="en_US" w:bidi="en_US"/>
+        </w:rPr>
+        <w:t>3 John 1:15</w:t>
+      </w:r>
+      <w:r>
+        <w:rPr>
+          <w:lang w:val="en_US" w:bidi="en_US"/>
+        </w:rPr>
+      </w:r>
+    </w:p>
+    <w:p>
+      <w:pPr>
+        <w:pStyle w:val="Heading5"/>
+      </w:pPr>
+      <w:r>
+        <w:rPr>
+          <w:lang w:val="en_US" w:bidi="en_US"/>
+        </w:rPr>
+        <w:t>15</w:t>
+      </w:r>
+    </w:p>
+    <w:p>
+      <w:pPr/>
+      <w:r>
+        <w:rPr>
+          <w:lang w:val="en_US" w:bidi="en_US"/>
+        </w:rPr>
+      </w:r>
+      <w:r>
+        <w:rPr>
+          <w:lang w:val="en_US" w:bidi="en_US"/>
+        </w:rPr>
+        <w:t>Most English versions except BSB and KJV have the verse number 15 before the sentence beginning with “Peace.” In your translation you should follow the verse numbering system of the major version used in your area.</w:t>
+      </w:r>
+    </w:p>
+    <w:p>
+      <w:pPr>
+        <w:pStyle w:val="Heading5"/>
+      </w:pPr>
+      <w:r>
+        <w:rPr>
+          <w:lang w:val="en_US" w:bidi="en_US"/>
+        </w:rPr>
+        <w:t>15a (14c in BSB)</w:t>
+      </w:r>
+    </w:p>
+    <w:p>
+      <w:pPr/>
+      <w:r>
+        <w:rPr>
+          <w:lang w:val="en_US" w:bidi="en_US"/>
+        </w:rPr>
+      </w:r>
       <w:r>
         <w:rPr>
           <w:b/>
-        </w:rPr>
-        <w:t>but what is good.</w:t>
+          <w:lang w:val="en_US" w:bidi="en_US"/>
+        </w:rPr>
+        <w:t>(14c in BSB) Peace to you.</w:t>
       </w:r>
     </w:p>
     <w:p>
@@ -2779,47 +6111,76 @@
         <w:spacing w:line="240" w:lineRule="auto"/>
         <w:ind w:left="720"/>
       </w:pPr>
-      <w:r/>
-      <w:r>
-        <w:t>instead you should copy the behavior of those who do good.</w:t>
-      </w:r>
-    </w:p>
-    <w:p>
-      <w:r/>
+      <w:r>
+        <w:rPr>
+          <w:lang w:val="en_US" w:bidi="en_US"/>
+        </w:rPr>
+      </w:r>
+      <w:r>
+        <w:rPr>
+          <w:lang w:val="en_US" w:bidi="en_US"/>
+        </w:rPr>
+        <w:t>May God cause you to live in peace/quietness.</w:t>
+      </w:r>
+    </w:p>
+    <w:p>
+      <w:pPr/>
+      <w:r>
+        <w:rPr>
+          <w:lang w:val="en_US" w:bidi="en_US"/>
+        </w:rPr>
+      </w:r>
       <w:r>
         <w:rPr>
           <w:b/>
-        </w:rPr>
-        <w:t>but what is good:</w:t>
-      </w:r>
-      <w:r>
+          <w:lang w:val="en_US" w:bidi="en_US"/>
+        </w:rPr>
+        <w:t>Peace to you:</w:t>
+      </w:r>
+      <w:r>
+        <w:rPr>
+          <w:lang w:val="en_US" w:bidi="en_US"/>
+        </w:rPr>
         <w:t xml:space="preserve"> </w:t>
       </w:r>
       <w:r>
         <w:rPr>
           <w:i/>
-        </w:rPr>
-        <w:t>(Ellipsis)</w:t>
-      </w:r>
-      <w:r>
-        <w:t xml:space="preserve"> This is a short way of making the positive command, “Imitate what is good.”</w:t>
-      </w:r>
-    </w:p>
-    <w:p>
-      <w:pPr>
-        <w:pStyle w:val="Heading4"/>
-      </w:pPr>
-      <w:r>
-        <w:t>11c</w:t>
-      </w:r>
-    </w:p>
-    <w:p>
-      <w:r/>
+          <w:lang w:val="en_US" w:bidi="en_US"/>
+        </w:rPr>
+        <w:t>(Discourse Feature)</w:t>
+      </w:r>
+      <w:r>
+        <w:rPr>
+          <w:lang w:val="en_US" w:bidi="en_US"/>
+        </w:rPr>
+        <w:t xml:space="preserve"> This represents John’s wish that Gaius should have God’s peace. It is in the form of a standard greeting at the end of a Greek letter, so it should be translated in a way that makes it sound like a farewell greeting.</w:t>
+      </w:r>
+    </w:p>
+    <w:p>
+      <w:pPr>
+        <w:pStyle w:val="Heading5"/>
+      </w:pPr>
+      <w:r>
+        <w:rPr>
+          <w:lang w:val="en_US" w:bidi="en_US"/>
+        </w:rPr>
+        <w:t>15b</w:t>
+      </w:r>
+    </w:p>
+    <w:p>
+      <w:pPr/>
+      <w:r>
+        <w:rPr>
+          <w:lang w:val="en_US" w:bidi="en_US"/>
+        </w:rPr>
+      </w:r>
       <w:r>
         <w:rPr>
           <w:b/>
-        </w:rPr>
-        <w:t>The one who does good is of God;</w:t>
+          <w:lang w:val="en_US" w:bidi="en_US"/>
+        </w:rPr>
+        <w:t>(14d in BSB) The friends here send you greetings.</w:t>
       </w:r>
     </w:p>
     <w:p>
@@ -2828,47 +6189,54 @@
         <w:spacing w:line="240" w:lineRule="auto"/>
         <w:ind w:left="720"/>
       </w:pPr>
-      <w:r/>
-      <w:r>
-        <w:t>If/When anyone does good, his good deeds show that he is a child of God.</w:t>
-      </w:r>
-    </w:p>
-    <w:p>
-      <w:r/>
+      <w:r>
+        <w:rPr>
+          <w:lang w:val="en_US" w:bidi="en_US"/>
+        </w:rPr>
+      </w:r>
+      <w:r>
+        <w:rPr>
+          <w:lang w:val="en_US" w:bidi="en_US"/>
+        </w:rPr>
+        <w:t xml:space="preserve">All your friends </w:t>
+      </w:r>
+      <w:r>
+        <w:rPr>
+          <w:lang w:val="en_US" w:bidi="en_US"/>
+        </w:rPr>
+        <w:t>in the church</w:t>
+      </w:r>
+      <w:r>
+        <w:rPr>
+          <w:lang w:val="en_US" w:bidi="en_US"/>
+        </w:rPr>
+        <w:t xml:space="preserve"> here are greeting you.</w:t>
+      </w:r>
+    </w:p>
+    <w:p>
+      <w:pPr>
+        <w:pStyle w:val="Heading5"/>
+      </w:pPr>
+      <w:r>
+        <w:rPr>
+          <w:lang w:val="en_US" w:bidi="en_US"/>
+        </w:rPr>
+        <w:t>15c</w:t>
+      </w:r>
+    </w:p>
+    <w:p>
+      <w:pPr/>
+      <w:r>
+        <w:rPr>
+          <w:lang w:val="en_US" w:bidi="en_US"/>
+        </w:rPr>
+      </w:r>
       <w:r>
         <w:rPr>
           <w:b/>
-        </w:rPr>
-        <w:t>The one who does good is of God:</w:t>
-      </w:r>
-      <w:r>
-        <w:t xml:space="preserve"> </w:t>
-      </w:r>
-      <w:r>
-        <w:rPr>
-          <w:i/>
-        </w:rPr>
-        <w:t>(Meaning)</w:t>
-      </w:r>
-      <w:r>
-        <w:t xml:space="preserve"> John does not mean that if a person does good he becomes a child of God. He is talking about what our deeds show, not what they make us become. He is saying here the same thing as in 1 John 3:10, that our good or bad deeds show whether we belong to God or Satan.</w:t>
-      </w:r>
-    </w:p>
-    <w:p>
-      <w:pPr>
-        <w:pStyle w:val="Heading4"/>
-      </w:pPr>
-      <w:r>
-        <w:t>11d</w:t>
-      </w:r>
-    </w:p>
-    <w:p>
-      <w:r/>
-      <w:r>
-        <w:rPr>
-          <w:b/>
-        </w:rPr>
-        <w:t>the one who does evil has not seen God.</w:t>
+          <w:lang w:val="en_US" w:bidi="en_US"/>
+        </w:rPr>
+        <w:t>(14e in BSB) Greet each of our friends there by name.</w:t>
       </w:r>
     </w:p>
     <w:p>
@@ -2877,783 +6245,84 @@
         <w:spacing w:line="240" w:lineRule="auto"/>
         <w:ind w:left="720"/>
       </w:pPr>
-      <w:r/>
-      <w:r>
-        <w:t>But if/when someone does evil, his evil deeds show that he does not know God.</w:t>
-      </w:r>
-    </w:p>
-    <w:p>
-      <w:r/>
+      <w:r>
+        <w:rPr>
+          <w:lang w:val="en_US" w:bidi="en_US"/>
+        </w:rPr>
+      </w:r>
+      <w:r>
+        <w:rPr>
+          <w:lang w:val="en_US" w:bidi="en_US"/>
+        </w:rPr>
+        <w:t xml:space="preserve">Please greet for me all my friends </w:t>
+      </w:r>
+      <w:r>
+        <w:rPr>
+          <w:lang w:val="en_US" w:bidi="en_US"/>
+        </w:rPr>
+        <w:t>in the church</w:t>
+      </w:r>
+      <w:r>
+        <w:rPr>
+          <w:lang w:val="en_US" w:bidi="en_US"/>
+        </w:rPr>
+        <w:t xml:space="preserve"> at your place/town one by one.</w:t>
+      </w:r>
+    </w:p>
+    <w:p>
+      <w:pPr>
+        <w:pStyle w:val="Heading5"/>
+      </w:pPr>
+      <w:r>
+        <w:rPr>
+          <w:lang w:val="en_US" w:bidi="en_US"/>
+        </w:rPr>
+        <w:t>15b–c (14d-e in BSB)</w:t>
+      </w:r>
+    </w:p>
+    <w:p>
+      <w:pPr/>
+      <w:r>
+        <w:rPr>
+          <w:lang w:val="en_US" w:bidi="en_US"/>
+        </w:rPr>
+      </w:r>
       <w:r>
         <w:rPr>
           <w:b/>
-        </w:rPr>
-        <w:t>seen:</w:t>
-      </w:r>
-      <w:r>
+          <w:lang w:val="en_US" w:bidi="en_US"/>
+        </w:rPr>
+        <w:t>friends here…friends there:</w:t>
+      </w:r>
+      <w:r>
+        <w:rPr>
+          <w:lang w:val="en_US" w:bidi="en_US"/>
+        </w:rPr>
         <w:t xml:space="preserve"> </w:t>
       </w:r>
       <w:r>
         <w:rPr>
           <w:i/>
-        </w:rPr>
-        <w:t>(Metaphor)</w:t>
-      </w:r>
-      <w:r>
-        <w:t xml:space="preserve"> This is the same metaphor as in 1 John 3:6. It refers to recognizing or knowing God.</w:t>
-      </w:r>
-      <w:r/>
-      <w:r/>
-      <w:r/>
-    </w:p>
-    <w:p>
-      <w:pPr>
-        <w:pStyle w:val="Heading2"/>
-      </w:pPr>
-      <w:r>
-        <w:t>3 John 1:12</w:t>
-      </w:r>
-      <w:r/>
-    </w:p>
-    <w:p>
-      <w:pPr>
-        <w:pStyle w:val="Heading3"/>
-      </w:pPr>
-      <w:r>
-        <w:t>Section 5–12: It is good to help those who teach the truth</w:t>
-      </w:r>
-    </w:p>
-    <w:p>
-      <w:r/>
-      <w:r>
-        <w:t>Read 5–12 carefully.</w:t>
-      </w:r>
-    </w:p>
-    <w:p>
-      <w:r/>
-      <w:r>
-        <w:t>Section Theme: This section contains the main points John is writing to Gaius about. He praises Gaius for helping the traveling Christian preachers and encourages him to follow the good example of Demetrius rather than the bad example of Diotrephes.</w:t>
-      </w:r>
-    </w:p>
-    <w:p>
-      <w:pPr>
-        <w:pStyle w:val="Heading3"/>
-      </w:pPr>
-      <w:r>
-        <w:t>Paragraph 9–12</w:t>
-      </w:r>
-    </w:p>
-    <w:p>
-      <w:r/>
-      <w:r>
-        <w:t>Read 9–12 in both BSB and GNT. Compare the two versions.</w:t>
-      </w:r>
-    </w:p>
-    <w:p>
-      <w:r/>
-      <w:r>
-        <w:t>Paragraph Theme: John uses a negative example and a positive example to reinforce what he has said about helping the traveling preachers. He describes Diotrephes, who opposes their work and rejects John’s instructions. Then he describes Demetrius, who is respected by all the Christians.</w:t>
-      </w:r>
-    </w:p>
-    <w:p>
-      <w:pPr>
-        <w:pStyle w:val="Heading4"/>
-      </w:pPr>
-      <w:r>
-        <w:t>12a</w:t>
-      </w:r>
-    </w:p>
-    <w:p>
-      <w:r/>
-      <w:r>
-        <w:rPr>
-          <w:b/>
-        </w:rPr>
-        <w:t>Demetrius has received a good testimony from everyone,</w:t>
-      </w:r>
-    </w:p>
-    <w:p>
-      <w:pPr>
-        <w:pStyle w:val="ListBullet"/>
-        <w:spacing w:line="240" w:lineRule="auto"/>
-        <w:ind w:left="720"/>
-      </w:pPr>
-      <w:r/>
-      <w:r>
-        <w:t xml:space="preserve">Everyone </w:t>
-      </w:r>
-      <w:r>
-        <w:t>in the church</w:t>
-      </w:r>
-      <w:r>
-        <w:t xml:space="preserve"> says that Demetrius is a good person.</w:t>
-      </w:r>
-    </w:p>
-    <w:p>
-      <w:r/>
-      <w:r>
-        <w:rPr>
-          <w:b/>
-        </w:rPr>
-        <w:t>Demetrius:</w:t>
-      </w:r>
-      <w:r>
-        <w:t xml:space="preserve"> </w:t>
-      </w:r>
-      <w:r>
-        <w:rPr>
-          <w:i/>
-        </w:rPr>
-        <w:t>(New Participant)</w:t>
-      </w:r>
-      <w:r>
-        <w:t xml:space="preserve"> This is not the same Demetrius as in Acts 19:24. He is someone who John is introducing to Gaius.</w:t>
-      </w:r>
-    </w:p>
-    <w:p>
-      <w:r/>
-      <w:r>
-        <w:rPr>
-          <w:b/>
-        </w:rPr>
-        <w:t>everyone:</w:t>
-      </w:r>
-      <w:r>
-        <w:t xml:space="preserve"> </w:t>
-      </w:r>
-      <w:r>
-        <w:rPr>
-          <w:i/>
-        </w:rPr>
-        <w:t>(Figure of Speech)</w:t>
-      </w:r>
-      <w:r>
-        <w:t xml:space="preserve"> This is an exaggeration. John means everyone in the church, or everyone who knew Demetrius, not everyone everywhere.</w:t>
-      </w:r>
-    </w:p>
-    <w:p>
-      <w:pPr>
-        <w:pStyle w:val="Heading4"/>
-      </w:pPr>
-      <w:r>
-        <w:t>12b</w:t>
-      </w:r>
-    </w:p>
-    <w:p>
-      <w:r/>
-      <w:r>
-        <w:rPr>
-          <w:b/>
-        </w:rPr>
-        <w:t>and from the truth itself.</w:t>
-      </w:r>
-    </w:p>
-    <w:p>
-      <w:pPr>
-        <w:pStyle w:val="ListBullet"/>
-        <w:spacing w:line="240" w:lineRule="auto"/>
-        <w:ind w:left="720"/>
-      </w:pPr>
-      <w:r/>
-      <w:r>
-        <w:t xml:space="preserve">He lives according to the true things </w:t>
-      </w:r>
-      <w:r>
-        <w:t>which God has revealed</w:t>
-      </w:r>
-      <w:r>
-        <w:t>, and this proves that he is a good person.</w:t>
-      </w:r>
-    </w:p>
-    <w:p>
-      <w:pPr>
-        <w:pStyle w:val="ListBullet"/>
-        <w:spacing w:line="240" w:lineRule="auto"/>
-        <w:ind w:left="720"/>
-      </w:pPr>
-      <w:r/>
-      <w:r>
-        <w:t xml:space="preserve">In all his behavior he does what God </w:t>
-      </w:r>
-      <w:r>
-        <w:t>has shown us</w:t>
-      </w:r>
-      <w:r>
-        <w:rPr>
-          <w:vertAlign w:val="superscript"/>
-        </w:rPr>
-        <w:t>(incl)</w:t>
-      </w:r>
-      <w:r>
-        <w:t xml:space="preserve"> he wants us to do, and so we know that he is a good person.</w:t>
-      </w:r>
-    </w:p>
-    <w:p>
-      <w:r/>
-      <w:r>
-        <w:rPr>
-          <w:b/>
-        </w:rPr>
-        <w:t>from the truth itself:</w:t>
-      </w:r>
-      <w:r>
-        <w:t xml:space="preserve"> </w:t>
-      </w:r>
-      <w:r>
-        <w:rPr>
-          <w:i/>
-        </w:rPr>
-        <w:t>(Figure of Speech)</w:t>
-      </w:r>
-      <w:r>
-        <w:t xml:space="preserve"> Here John personifies God’s truth as a person who speaks well about Demetrius. He means that Demetrius puts God’s truth into practice in his life and this shows that he is a good person.</w:t>
-      </w:r>
-    </w:p>
-    <w:p>
-      <w:pPr>
-        <w:pStyle w:val="Heading4"/>
-      </w:pPr>
-      <w:r>
-        <w:t>12c</w:t>
-      </w:r>
-    </w:p>
-    <w:p>
-      <w:r/>
-      <w:r>
-        <w:rPr>
-          <w:b/>
-        </w:rPr>
-        <w:t>We also testify for him,</w:t>
-      </w:r>
-    </w:p>
-    <w:p>
-      <w:pPr>
-        <w:pStyle w:val="ListBullet"/>
-        <w:spacing w:line="240" w:lineRule="auto"/>
-        <w:ind w:left="720"/>
-      </w:pPr>
-      <w:r/>
-      <w:r>
-        <w:t>I also tell you that he is a good person,</w:t>
-      </w:r>
-    </w:p>
-    <w:p>
-      <w:pPr>
-        <w:pStyle w:val="Heading4"/>
-      </w:pPr>
-      <w:r>
-        <w:t>12c–d</w:t>
-      </w:r>
-    </w:p>
-    <w:p>
-      <w:r/>
-      <w:r>
-        <w:rPr>
-          <w:b/>
-        </w:rPr>
-        <w:t>We…our:</w:t>
-      </w:r>
-      <w:r>
-        <w:t xml:space="preserve"> </w:t>
-      </w:r>
-      <w:r>
-        <w:rPr>
-          <w:i/>
-        </w:rPr>
-        <w:t>(Pronoun Reference)</w:t>
-      </w:r>
-      <w:r>
-        <w:t xml:space="preserve"> John is again referring to himself. See NEB, RSV, LB. See also the note on verse 9.</w:t>
-      </w:r>
-    </w:p>
-    <w:p>
-      <w:pPr>
-        <w:pStyle w:val="Heading4"/>
-      </w:pPr>
-      <w:r>
-        <w:t>12d</w:t>
-      </w:r>
-    </w:p>
-    <w:p>
-      <w:r/>
-      <w:r>
-        <w:rPr>
-          <w:b/>
-        </w:rPr>
-        <w:t>and you know that our testimony is true.</w:t>
-      </w:r>
-    </w:p>
-    <w:p>
-      <w:pPr>
-        <w:pStyle w:val="ListBullet"/>
-        <w:spacing w:line="240" w:lineRule="auto"/>
-        <w:ind w:left="720"/>
-      </w:pPr>
-      <w:r/>
-      <w:r>
-        <w:t xml:space="preserve">and you know that whatever I say </w:t>
-      </w:r>
-      <w:r>
-        <w:t>about anyone</w:t>
-      </w:r>
-      <w:r>
-        <w:t xml:space="preserve"> is true.</w:t>
-      </w:r>
-    </w:p>
-    <w:p>
-      <w:r/>
-      <w:r>
-        <w:rPr>
-          <w:b/>
-        </w:rPr>
-        <w:t>our testimony:</w:t>
-      </w:r>
-      <w:r>
-        <w:t xml:space="preserve"> </w:t>
-      </w:r>
-      <w:r>
-        <w:rPr>
-          <w:i/>
+          <w:lang w:val="en_US" w:bidi="en_US"/>
         </w:rPr>
         <w:t>(Meaning)</w:t>
       </w:r>
       <w:r>
-        <w:t xml:space="preserve"> This means whatever John says about anyone, including what he says about Demetrius.</w:t>
-      </w:r>
-      <w:r/>
-      <w:r/>
-      <w:r/>
-    </w:p>
-    <w:p>
-      <w:pPr>
-        <w:pStyle w:val="Heading2"/>
-      </w:pPr>
-      <w:r>
-        <w:t>3 John 1:13</w:t>
-      </w:r>
-      <w:r/>
-    </w:p>
-    <w:p>
-      <w:pPr>
-        <w:pStyle w:val="Heading3"/>
-      </w:pPr>
-      <w:r>
-        <w:t>Section 13–14: Final comments</w:t>
-      </w:r>
-    </w:p>
-    <w:p>
-      <w:r/>
-      <w:r>
-        <w:t>Read 13–14 carefully in both BSB and GNT. Compare the two versions.</w:t>
-      </w:r>
-    </w:p>
-    <w:p>
-      <w:r/>
-      <w:r>
-        <w:t>Section Theme: These verses contain John’s final comments and greetings to close the letter.</w:t>
-      </w:r>
-    </w:p>
-    <w:p>
-      <w:pPr>
-        <w:pStyle w:val="Heading4"/>
-      </w:pPr>
-      <w:r>
-        <w:t>13a</w:t>
-      </w:r>
-    </w:p>
-    <w:p>
-      <w:r/>
-      <w:r>
-        <w:rPr>
-          <w:b/>
-        </w:rPr>
-        <w:t>I have many things to write to you,</w:t>
-      </w:r>
-    </w:p>
-    <w:p>
-      <w:pPr>
-        <w:pStyle w:val="ListBullet"/>
-        <w:spacing w:line="240" w:lineRule="auto"/>
-        <w:ind w:left="720"/>
-      </w:pPr>
-      <w:r/>
-      <w:r>
-        <w:t xml:space="preserve">¶ There are many </w:t>
-      </w:r>
-      <w:r>
-        <w:t>more</w:t>
-      </w:r>
-      <w:r>
-        <w:t xml:space="preserve"> things that I would like to tell you,</w:t>
-      </w:r>
-    </w:p>
-    <w:p>
-      <w:pPr>
-        <w:pStyle w:val="Heading4"/>
-      </w:pPr>
-      <w:r>
-        <w:t>13b</w:t>
-      </w:r>
-    </w:p>
-    <w:p>
-      <w:r/>
-      <w:r>
-        <w:rPr>
-          <w:b/>
-        </w:rPr>
-        <w:t>but I would prefer not to do so with pen and ink.</w:t>
-      </w:r>
-    </w:p>
-    <w:p>
-      <w:pPr>
-        <w:pStyle w:val="ListBullet"/>
-        <w:spacing w:line="240" w:lineRule="auto"/>
-        <w:ind w:left="720"/>
-      </w:pPr>
-      <w:r/>
-      <w:r>
-        <w:t xml:space="preserve">but I do not want to write them in a letter </w:t>
-      </w:r>
-      <w:r>
-        <w:t>like this</w:t>
-      </w:r>
-      <w:r>
-        <w:t>.</w:t>
-      </w:r>
-    </w:p>
-    <w:p>
-      <w:r/>
-      <w:r>
-        <w:rPr>
-          <w:b/>
-        </w:rPr>
-        <w:t>I would prefer not to do so with pen and ink:</w:t>
-      </w:r>
-      <w:r>
-        <w:t xml:space="preserve"> </w:t>
-      </w:r>
-      <w:r>
-        <w:rPr>
-          <w:i/>
-        </w:rPr>
-        <w:t>(Meaning)</w:t>
-      </w:r>
-      <w:r>
-        <w:t xml:space="preserve"> As in 2 John 12, this does not mean that there is anything wrong with using pen and ink. John is just saying that he would prefer to talk with Gaius face to face.</w:t>
-      </w:r>
-    </w:p>
-    <w:p>
-      <w:r/>
-      <w:r>
-        <w:rPr>
-          <w:b/>
-        </w:rPr>
-        <w:t>pen and ink:</w:t>
-      </w:r>
-      <w:r>
-        <w:t xml:space="preserve"> </w:t>
-      </w:r>
-      <w:r>
-        <w:rPr>
-          <w:i/>
-        </w:rPr>
-        <w:t>(Translation)</w:t>
-      </w:r>
-      <w:r>
-        <w:t xml:space="preserve"> This is another idiom meaning “in a letter.” In your translation you should consider what is the natural way of saying this in your language.</w:t>
-      </w:r>
-      <w:r/>
-      <w:r/>
-      <w:r/>
-    </w:p>
-    <w:p>
-      <w:pPr>
-        <w:pStyle w:val="Heading2"/>
-      </w:pPr>
-      <w:r>
-        <w:t>3 John 1:14</w:t>
-      </w:r>
-      <w:r/>
-    </w:p>
-    <w:p>
-      <w:pPr>
-        <w:pStyle w:val="Heading3"/>
-      </w:pPr>
-      <w:r>
-        <w:t>Section 13–14: Final comments</w:t>
-      </w:r>
-    </w:p>
-    <w:p>
-      <w:r/>
-      <w:r>
-        <w:t>Read 13–14 carefully in both BSB and GNT. Compare the two versions.</w:t>
-      </w:r>
-    </w:p>
-    <w:p>
-      <w:r/>
-      <w:r>
-        <w:t>Section Theme: These verses contain John’s final comments and greetings to close the letter.</w:t>
-      </w:r>
-    </w:p>
-    <w:p>
-      <w:pPr>
-        <w:pStyle w:val="Heading4"/>
-      </w:pPr>
-      <w:r>
-        <w:t>14a</w:t>
-      </w:r>
-    </w:p>
-    <w:p>
-      <w:r/>
-      <w:r>
-        <w:rPr>
-          <w:b/>
-        </w:rPr>
-        <w:t>Instead, I hope to see you soon</w:t>
-      </w:r>
-    </w:p>
-    <w:p>
-      <w:pPr>
-        <w:pStyle w:val="ListBullet"/>
-        <w:spacing w:line="240" w:lineRule="auto"/>
-        <w:ind w:left="720"/>
-      </w:pPr>
-      <w:r/>
-      <w:r>
-        <w:t>What I want and expect is that I will come and visit you soon,</w:t>
-      </w:r>
-    </w:p>
-    <w:p>
-      <w:pPr>
-        <w:pStyle w:val="Heading4"/>
-      </w:pPr>
-      <w:r>
-        <w:t>14b</w:t>
-      </w:r>
-    </w:p>
-    <w:p>
-      <w:r/>
-      <w:r>
-        <w:rPr>
-          <w:b/>
-        </w:rPr>
-        <w:t>and speak with you face to face.</w:t>
-      </w:r>
-    </w:p>
-    <w:p>
-      <w:pPr>
-        <w:pStyle w:val="ListBullet"/>
-        <w:spacing w:line="240" w:lineRule="auto"/>
-        <w:ind w:left="720"/>
-      </w:pPr>
-      <w:r/>
-      <w:r>
-        <w:t>and then we</w:t>
-      </w:r>
-      <w:r>
-        <w:rPr>
-          <w:vertAlign w:val="superscript"/>
-        </w:rPr>
-        <w:t>(incl)</w:t>
-      </w:r>
-      <w:r>
-        <w:t xml:space="preserve"> will be together and will talk together.</w:t>
-      </w:r>
-    </w:p>
-    <w:p>
-      <w:r/>
-      <w:r>
-        <w:rPr>
-          <w:b/>
-        </w:rPr>
-        <w:t>face to face:</w:t>
-      </w:r>
-      <w:r>
-        <w:t xml:space="preserve"> </w:t>
-      </w:r>
-      <w:r>
-        <w:rPr>
-          <w:i/>
-        </w:rPr>
-        <w:t>(Translation)</w:t>
-      </w:r>
-      <w:r>
-        <w:t xml:space="preserve"> As in 2 John 12, this is an idiom which should be translated by a natural phrase for having a friendly personal talk with someone.</w:t>
-      </w:r>
-      <w:r/>
-      <w:r/>
-      <w:r/>
-    </w:p>
-    <w:p>
-      <w:pPr>
-        <w:pStyle w:val="Heading2"/>
-      </w:pPr>
-      <w:r>
-        <w:t>3 John 1:15</w:t>
-      </w:r>
-      <w:r/>
-    </w:p>
-    <w:p>
-      <w:pPr>
-        <w:pStyle w:val="Heading4"/>
-      </w:pPr>
-      <w:r>
-        <w:t>15</w:t>
-      </w:r>
-    </w:p>
-    <w:p>
-      <w:r/>
-      <w:r>
-        <w:t>Most English versions except BSB and KJV have the verse number 15 before the sentence beginning with “Peace.” In your translation you should follow the verse numbering system of the major version used in your area.</w:t>
-      </w:r>
-    </w:p>
-    <w:p>
-      <w:pPr>
-        <w:pStyle w:val="Heading4"/>
-      </w:pPr>
-      <w:r>
-        <w:t>15a (14c in BSB)</w:t>
-      </w:r>
-    </w:p>
-    <w:p>
-      <w:r/>
-      <w:r>
-        <w:rPr>
-          <w:b/>
-        </w:rPr>
-        <w:t>(14c in BSB) Peace to you.</w:t>
-      </w:r>
-    </w:p>
-    <w:p>
-      <w:pPr>
-        <w:pStyle w:val="ListBullet"/>
-        <w:spacing w:line="240" w:lineRule="auto"/>
-        <w:ind w:left="720"/>
-      </w:pPr>
-      <w:r/>
-      <w:r>
-        <w:t>May God cause you to live in peace/quietness.</w:t>
-      </w:r>
-    </w:p>
-    <w:p>
-      <w:r/>
-      <w:r>
-        <w:rPr>
-          <w:b/>
-        </w:rPr>
-        <w:t>Peace to you:</w:t>
-      </w:r>
-      <w:r>
-        <w:t xml:space="preserve"> </w:t>
-      </w:r>
-      <w:r>
-        <w:rPr>
-          <w:i/>
-        </w:rPr>
-        <w:t>(Discourse Feature)</w:t>
-      </w:r>
-      <w:r>
-        <w:t xml:space="preserve"> This represents John’s wish that Gaius should have God’s peace. It is in the form of a standard greeting at the end of a Greek letter, so it should be translated in a way that makes it sound like a farewell greeting.</w:t>
-      </w:r>
-    </w:p>
-    <w:p>
-      <w:pPr>
-        <w:pStyle w:val="Heading4"/>
-      </w:pPr>
-      <w:r>
-        <w:t>15b</w:t>
-      </w:r>
-    </w:p>
-    <w:p>
-      <w:r/>
-      <w:r>
-        <w:rPr>
-          <w:b/>
-        </w:rPr>
-        <w:t>(14d in BSB) The friends here send you greetings.</w:t>
-      </w:r>
-    </w:p>
-    <w:p>
-      <w:pPr>
-        <w:pStyle w:val="ListBullet"/>
-        <w:spacing w:line="240" w:lineRule="auto"/>
-        <w:ind w:left="720"/>
-      </w:pPr>
-      <w:r/>
-      <w:r>
-        <w:t xml:space="preserve">All your friends </w:t>
-      </w:r>
-      <w:r>
-        <w:t>in the church</w:t>
-      </w:r>
-      <w:r>
-        <w:t xml:space="preserve"> here are greeting you.</w:t>
-      </w:r>
-    </w:p>
-    <w:p>
-      <w:pPr>
-        <w:pStyle w:val="Heading4"/>
-      </w:pPr>
-      <w:r>
-        <w:t>15c</w:t>
-      </w:r>
-    </w:p>
-    <w:p>
-      <w:r/>
-      <w:r>
-        <w:rPr>
-          <w:b/>
-        </w:rPr>
-        <w:t>(14e in BSB) Greet each of our friends there by name.</w:t>
-      </w:r>
-    </w:p>
-    <w:p>
-      <w:pPr>
-        <w:pStyle w:val="ListBullet"/>
-        <w:spacing w:line="240" w:lineRule="auto"/>
-        <w:ind w:left="720"/>
-      </w:pPr>
-      <w:r/>
-      <w:r>
-        <w:t xml:space="preserve">Please greet for me all my friends </w:t>
-      </w:r>
-      <w:r>
-        <w:t>in the church</w:t>
-      </w:r>
-      <w:r>
-        <w:t xml:space="preserve"> at your place/town one by one.</w:t>
-      </w:r>
-    </w:p>
-    <w:p>
-      <w:pPr>
-        <w:pStyle w:val="Heading4"/>
-      </w:pPr>
-      <w:r>
-        <w:t>15b–c (14d-e in BSB)</w:t>
-      </w:r>
-    </w:p>
-    <w:p>
-      <w:r/>
-      <w:r>
-        <w:rPr>
-          <w:b/>
-        </w:rPr>
-        <w:t>friends here…friends there:</w:t>
-      </w:r>
-      <w:r>
-        <w:t xml:space="preserve"> </w:t>
-      </w:r>
-      <w:r>
-        <w:rPr>
-          <w:i/>
-        </w:rPr>
-        <w:t>(Meaning)</w:t>
-      </w:r>
-      <w:r>
+        <w:rPr>
+          <w:lang w:val="en_US" w:bidi="en_US"/>
+        </w:rPr>
         <w:t xml:space="preserve"> John is referring to Christian friends, the other members of the churches in the places where he was and where Gaius was.</w:t>
       </w:r>
-      <w:r/>
-      <w:r/>
+      <w:r>
+        <w:rPr>
+          <w:lang w:val="en_US" w:bidi="en_US"/>
+        </w:rPr>
+      </w:r>
+      <w:r>
+        <w:rPr>
+          <w:lang w:val="en_US" w:bidi="en_US"/>
+        </w:rPr>
+      </w:r>
     </w:p>
     <w:sectPr>
       <w:footnotePr>
@@ -3663,7 +6332,7 @@
       <w:pgMar w:top="1440" w:right="1440" w:bottom="1440" w:left="1440" w:header="504" w:footer="504" w:gutter="0"/>
       <w:titlePg/>
       <w:docGrid w:linePitch="360"/>
-      <w:cols w:num="1"/>
+      <w:cols w:num="2"/>
       <w:type w:val="continuous"/>
     </w:sectPr>
   </w:body>
@@ -5545,6 +8214,30 @@
   <w:num w:numId="13" w16cid:durableId="592781308">
     <w:abstractNumId w:val="11"/>
   </w:num>
+  <w:num w:numId="14">
+    <w:abstractNumId w:val="3"/>
+    <w:lvlOverride w:ilvl="0">
+      <w:startOverride w:val="1"/>
+    </w:lvlOverride>
+  </w:num>
+  <w:num w:numId="15">
+    <w:abstractNumId w:val="3"/>
+    <w:lvlOverride w:ilvl="0">
+      <w:startOverride w:val="1"/>
+    </w:lvlOverride>
+  </w:num>
+  <w:num w:numId="16">
+    <w:abstractNumId w:val="3"/>
+    <w:lvlOverride w:ilvl="0">
+      <w:startOverride w:val="1"/>
+    </w:lvlOverride>
+  </w:num>
+  <w:num w:numId="17">
+    <w:abstractNumId w:val="3"/>
+    <w:lvlOverride w:ilvl="0">
+      <w:startOverride w:val="1"/>
+    </w:lvlOverride>
+  </w:num>
   <w:numIdMacAtCleanup w:val="10"/>
 </w:numbering>
 </file>
@@ -5555,7 +8248,7 @@
     <w:rPrDefault>
       <w:rPr>
         <w:rFonts w:ascii="Times New Roman" w:eastAsia="Times New Roman" w:hAnsi="Times New Roman" w:cs="Times New Roman"/>
-        <w:lang w:val="en-US" w:eastAsia="en-US" w:bidi="ar-SA"/>
+        <w:lang w:val="en_US" w:eastAsia="en-US" w:bidi="ar-SA"/>
       </w:rPr>
     </w:rPrDefault>
     <w:pPrDefault/>
